--- a/test/test-document-doc-to-html.docx
+++ b/test/test-document-doc-to-html.docx
@@ -1,6 +1,6 @@
 
 <file path=word/document.xml><?xml version="1.0" encoding="utf-8"?>
-<w:document xmlns:wpc="http://schemas.microsoft.com/office/word/2010/wordprocessingCanvas" xmlns:cx="http://schemas.microsoft.com/office/drawing/2014/chartex" xmlns:cx1="http://schemas.microsoft.com/office/drawing/2015/9/8/chartex" xmlns:cx2="http://schemas.microsoft.com/office/drawing/2015/10/21/chartex" xmlns:cx3="http://schemas.microsoft.com/office/drawing/2016/5/9/chartex" xmlns:cx4="http://schemas.microsoft.com/office/drawing/2016/5/10/chartex" xmlns:cx5="http://schemas.microsoft.com/office/drawing/2016/5/11/chartex" xmlns:cx6="http://schemas.microsoft.com/office/drawing/2016/5/12/chartex" xmlns:cx7="http://schemas.microsoft.com/office/drawing/2016/5/13/chartex" xmlns:cx8="http://schemas.microsoft.com/office/drawing/2016/5/14/chartex" xmlns:mc="http://schemas.openxmlformats.org/markup-compatibility/2006" xmlns:aink="http://schemas.microsoft.com/office/drawing/2016/ink" xmlns:am3d="http://schemas.microsoft.com/office/drawing/2017/model3d" xmlns:o="urn:schemas-microsoft-com:office:office" xmlns:oel="http://schemas.microsoft.com/office/2019/extlst" xmlns:r="http://schemas.openxmlformats.org/officeDocument/2006/relationships" xmlns:m="http://schemas.openxmlformats.org/officeDocument/2006/math" xmlns:v="urn:schemas-microsoft-com:vml" xmlns:wp14="http://schemas.microsoft.com/office/word/2010/wordprocessingDrawing" xmlns:wp="http://schemas.openxmlformats.org/drawingml/2006/wordprocessingDrawing" xmlns:w10="urn:schemas-microsoft-com:office:word" xmlns:w="http://schemas.openxmlformats.org/wordprocessingml/2006/main" xmlns:w14="http://schemas.microsoft.com/office/word/2010/wordml" xmlns:w15="http://schemas.microsoft.com/office/word/2012/wordml" xmlns:w16cex="http://schemas.microsoft.com/office/word/2018/wordml/cex" xmlns:w16cid="http://schemas.microsoft.com/office/word/2016/wordml/cid" xmlns:w16="http://schemas.microsoft.com/office/word/2018/wordml" xmlns:w16du="http://schemas.microsoft.com/office/word/2023/wordml/word16du" xmlns:w16sdtdh="http://schemas.microsoft.com/office/word/2020/wordml/sdtdatahash" xmlns:w16sdtfl="http://schemas.microsoft.com/office/word/2024/wordml/sdtformatlock" xmlns:w16se="http://schemas.microsoft.com/office/word/2015/wordml/symex" xmlns:wpg="http://schemas.microsoft.com/office/word/2010/wordprocessingGroup" xmlns:wpi="http://schemas.microsoft.com/office/word/2010/wordprocessingInk" xmlns:wne="http://schemas.microsoft.com/office/word/2006/wordml" xmlns:wps="http://schemas.microsoft.com/office/word/2010/wordprocessingShape" mc:Ignorable="w14 w15 w16se w16cid w16 w16cex w16sdtdh w16sdtfl w16du wp14">
+<w:document xmlns:wpc="http://schemas.microsoft.com/office/word/2010/wordprocessingCanvas" xmlns:cx="http://schemas.microsoft.com/office/drawing/2014/chartex" xmlns:cx1="http://schemas.microsoft.com/office/drawing/2015/9/8/chartex" xmlns:cx2="http://schemas.microsoft.com/office/drawing/2015/10/21/chartex" xmlns:cx3="http://schemas.microsoft.com/office/drawing/2016/5/9/chartex" xmlns:cx4="http://schemas.microsoft.com/office/drawing/2016/5/10/chartex" xmlns:cx5="http://schemas.microsoft.com/office/drawing/2016/5/11/chartex" xmlns:cx6="http://schemas.microsoft.com/office/drawing/2016/5/12/chartex" xmlns:cx7="http://schemas.microsoft.com/office/drawing/2016/5/13/chartex" xmlns:cx8="http://schemas.microsoft.com/office/drawing/2016/5/14/chartex" xmlns:mc="http://schemas.openxmlformats.org/markup-compatibility/2006" xmlns:aink="http://schemas.microsoft.com/office/drawing/2016/ink" xmlns:am3d="http://schemas.microsoft.com/office/drawing/2017/model3d" xmlns:o="urn:schemas-microsoft-com:office:office" xmlns:oel="http://schemas.microsoft.com/office/2019/extlst" xmlns:r="http://schemas.openxmlformats.org/officeDocument/2006/relationships" xmlns:m="http://schemas.openxmlformats.org/officeDocument/2006/math" xmlns:v="urn:schemas-microsoft-com:vml" xmlns:wp14="http://schemas.microsoft.com/office/word/2010/wordprocessingDrawing" xmlns:wp="http://schemas.openxmlformats.org/drawingml/2006/wordprocessingDrawing" xmlns:w10="urn:schemas-microsoft-com:office:word" xmlns:w="http://schemas.openxmlformats.org/wordprocessingml/2006/main" xmlns:w14="http://schemas.microsoft.com/office/word/2010/wordml" xmlns:w15="http://schemas.microsoft.com/office/word/2012/wordml" xmlns:w16cex="http://schemas.microsoft.com/office/word/2018/wordml/cex" xmlns:w16cid="http://schemas.microsoft.com/office/word/2016/wordml/cid" xmlns:w16="http://schemas.microsoft.com/office/word/2018/wordml" xmlns:w16sdtdh="http://schemas.microsoft.com/office/word/2020/wordml/sdtdatahash" xmlns:w16se="http://schemas.microsoft.com/office/word/2015/wordml/symex" xmlns:wpg="http://schemas.microsoft.com/office/word/2010/wordprocessingGroup" xmlns:wpi="http://schemas.microsoft.com/office/word/2010/wordprocessingInk" xmlns:wne="http://schemas.microsoft.com/office/word/2006/wordml" xmlns:wps="http://schemas.microsoft.com/office/word/2010/wordprocessingShape" mc:Ignorable="w14 w15 w16se w16cid w16 w16cex w16sdtdh wp14">
   <w:body>
     <w:p>
       <w:pPr>
@@ -21,19 +21,7 @@
           <w:rPr>
             <w:rStyle w:val="Hyperlink"/>
           </w:rPr>
-          <w:t>Government of</w:t>
-        </w:r>
-        <w:r>
-          <w:rPr>
-            <w:rStyle w:val="Hyperlink"/>
-          </w:rPr>
-          <w:t xml:space="preserve"> </w:t>
-        </w:r>
-        <w:r>
-          <w:rPr>
-            <w:rStyle w:val="Hyperlink"/>
-          </w:rPr>
-          <w:t>Canada</w:t>
+          <w:t>Government of Canada</w:t>
         </w:r>
       </w:hyperlink>
       <w:r>
@@ -578,15 +566,7 @@
         <w:t>73.0</w:t>
       </w:r>
       <w:r>
-        <w:t xml:space="preserve"> billion </w:t>
-      </w:r>
-      <w:proofErr w:type="gramStart"/>
-      <w:r>
-        <w:t>at</w:t>
-      </w:r>
-      <w:proofErr w:type="gramEnd"/>
-      <w:r>
-        <w:t xml:space="preserve"> March 31, 202</w:t>
+        <w:t xml:space="preserve"> billion at March 31, 202</w:t>
       </w:r>
       <w:r>
         <w:t>3</w:t>
@@ -4627,6 +4607,3368 @@
         <w:spacing w:after="240"/>
       </w:pPr>
     </w:p>
+    <w:p>
+      <w:pPr>
+        <w:pStyle w:val="TableChapterNumber"/>
+      </w:pPr>
+      <w:r>
+        <w:t xml:space="preserve">Table </w:t>
+      </w:r>
+      <w:r>
+        <w:t>2</w:t>
+      </w:r>
+    </w:p>
+    <w:p>
+      <w:pPr>
+        <w:pStyle w:val="TableTitle"/>
+      </w:pPr>
+      <w:r>
+        <w:t xml:space="preserve">Average </w:t>
+      </w:r>
+      <w:r>
+        <w:t>P</w:t>
+      </w:r>
+      <w:r>
+        <w:t xml:space="preserve">rivate </w:t>
+      </w:r>
+      <w:r>
+        <w:t>S</w:t>
+      </w:r>
+      <w:r>
+        <w:t xml:space="preserve">ector </w:t>
+      </w:r>
+      <w:r>
+        <w:t>F</w:t>
+      </w:r>
+      <w:r>
+        <w:t>orecasts</w:t>
+      </w:r>
+    </w:p>
+    <w:p>
+      <w:pPr>
+        <w:pStyle w:val="TableSubTitle"/>
+      </w:pPr>
+      <w:r>
+        <w:t>per</w:t>
+      </w:r>
+      <w:r>
+        <w:t xml:space="preserve"> </w:t>
+      </w:r>
+      <w:r>
+        <w:t>cent</w:t>
+      </w:r>
+    </w:p>
+    <w:tbl>
+      <w:tblPr>
+        <w:tblW w:w="4845" w:type="pct"/>
+        <w:tblBorders>
+          <w:top w:val="single" w:sz="4" w:space="0" w:color="auto"/>
+          <w:left w:val="single" w:sz="4" w:space="0" w:color="auto"/>
+          <w:bottom w:val="single" w:sz="4" w:space="0" w:color="auto"/>
+          <w:right w:val="single" w:sz="4" w:space="0" w:color="auto"/>
+          <w:insideH w:val="single" w:sz="4" w:space="0" w:color="auto"/>
+          <w:insideV w:val="single" w:sz="4" w:space="0" w:color="auto"/>
+        </w:tblBorders>
+        <w:tblLayout w:type="fixed"/>
+        <w:tblLook w:val="04A0" w:firstRow="1" w:lastRow="0" w:firstColumn="1" w:lastColumn="0" w:noHBand="0" w:noVBand="1"/>
+      </w:tblPr>
+      <w:tblGrid>
+        <w:gridCol w:w="4821"/>
+        <w:gridCol w:w="1060"/>
+        <w:gridCol w:w="1060"/>
+        <w:gridCol w:w="1069"/>
+        <w:gridCol w:w="1060"/>
+      </w:tblGrid>
+      <w:tr>
+        <w:tc>
+          <w:tcPr>
+            <w:tcW w:w="5215" w:type="dxa"/>
+            <w:tcBorders>
+              <w:top w:val="single" w:sz="12" w:space="0" w:color="auto"/>
+              <w:left w:val="nil"/>
+              <w:bottom w:val="single" w:sz="4" w:space="0" w:color="auto"/>
+              <w:right w:val="nil"/>
+            </w:tcBorders>
+            <w:tcMar>
+              <w:top w:w="0" w:type="dxa"/>
+              <w:left w:w="60" w:type="dxa"/>
+              <w:bottom w:w="0" w:type="dxa"/>
+              <w:right w:w="60" w:type="dxa"/>
+            </w:tcMar>
+            <w:vAlign w:val="center"/>
+          </w:tcPr>
+          <w:p>
+            <w:pPr>
+              <w:pStyle w:val="TableDateLeft"/>
+            </w:pPr>
+          </w:p>
+        </w:tc>
+        <w:tc>
+          <w:tcPr>
+            <w:tcW w:w="1137" w:type="dxa"/>
+            <w:tcBorders>
+              <w:top w:val="single" w:sz="12" w:space="0" w:color="auto"/>
+              <w:left w:val="nil"/>
+              <w:bottom w:val="single" w:sz="4" w:space="0" w:color="auto"/>
+              <w:right w:val="nil"/>
+            </w:tcBorders>
+            <w:tcMar>
+              <w:top w:w="0" w:type="dxa"/>
+              <w:left w:w="60" w:type="dxa"/>
+              <w:bottom w:w="0" w:type="dxa"/>
+              <w:right w:w="60" w:type="dxa"/>
+            </w:tcMar>
+          </w:tcPr>
+          <w:p>
+            <w:pPr>
+              <w:pStyle w:val="TableDateRight"/>
+            </w:pPr>
+            <w:r>
+              <w:t>202</w:t>
+            </w:r>
+            <w:r>
+              <w:t>1</w:t>
+            </w:r>
+          </w:p>
+        </w:tc>
+        <w:tc>
+          <w:tcPr>
+            <w:tcW w:w="1138" w:type="dxa"/>
+            <w:tcBorders>
+              <w:top w:val="single" w:sz="12" w:space="0" w:color="auto"/>
+              <w:left w:val="nil"/>
+              <w:bottom w:val="single" w:sz="4" w:space="0" w:color="auto"/>
+              <w:right w:val="nil"/>
+            </w:tcBorders>
+            <w:tcMar>
+              <w:top w:w="0" w:type="dxa"/>
+              <w:left w:w="60" w:type="dxa"/>
+              <w:bottom w:w="0" w:type="dxa"/>
+              <w:right w:w="60" w:type="dxa"/>
+            </w:tcMar>
+          </w:tcPr>
+          <w:p>
+            <w:pPr>
+              <w:pStyle w:val="TableDateRight"/>
+            </w:pPr>
+            <w:r>
+              <w:t>202</w:t>
+            </w:r>
+            <w:r>
+              <w:t>2</w:t>
+            </w:r>
+          </w:p>
+        </w:tc>
+        <w:tc>
+          <w:tcPr>
+            <w:tcW w:w="1139" w:type="dxa"/>
+            <w:tcBorders>
+              <w:top w:val="single" w:sz="12" w:space="0" w:color="auto"/>
+              <w:left w:val="nil"/>
+              <w:bottom w:val="single" w:sz="4" w:space="0" w:color="auto"/>
+              <w:right w:val="nil"/>
+            </w:tcBorders>
+          </w:tcPr>
+          <w:p>
+            <w:pPr>
+              <w:pStyle w:val="TableDateRight"/>
+              <w:ind w:right="-76"/>
+            </w:pPr>
+            <w:r>
+              <w:t>202</w:t>
+            </w:r>
+            <w:r>
+              <w:t>3</w:t>
+            </w:r>
+          </w:p>
+        </w:tc>
+        <w:tc>
+          <w:tcPr>
+            <w:tcW w:w="1138" w:type="dxa"/>
+            <w:tcBorders>
+              <w:top w:val="single" w:sz="12" w:space="0" w:color="auto"/>
+              <w:left w:val="nil"/>
+              <w:bottom w:val="single" w:sz="4" w:space="0" w:color="auto"/>
+              <w:right w:val="nil"/>
+            </w:tcBorders>
+            <w:tcMar>
+              <w:top w:w="0" w:type="dxa"/>
+              <w:left w:w="60" w:type="dxa"/>
+              <w:bottom w:w="0" w:type="dxa"/>
+              <w:right w:w="60" w:type="dxa"/>
+            </w:tcMar>
+            <w:vAlign w:val="center"/>
+          </w:tcPr>
+          <w:p>
+            <w:pPr>
+              <w:pStyle w:val="TableDateRight"/>
+            </w:pPr>
+            <w:r>
+              <w:t>202</w:t>
+            </w:r>
+            <w:r>
+              <w:t>4</w:t>
+            </w:r>
+          </w:p>
+        </w:tc>
+      </w:tr>
+      <w:tr>
+        <w:tc>
+          <w:tcPr>
+            <w:tcW w:w="5215" w:type="dxa"/>
+            <w:tcBorders>
+              <w:top w:val="nil"/>
+              <w:left w:val="nil"/>
+              <w:bottom w:val="nil"/>
+              <w:right w:val="nil"/>
+            </w:tcBorders>
+            <w:tcMar>
+              <w:top w:w="0" w:type="dxa"/>
+              <w:left w:w="60" w:type="dxa"/>
+              <w:bottom w:w="0" w:type="dxa"/>
+              <w:right w:w="60" w:type="dxa"/>
+            </w:tcMar>
+            <w:vAlign w:val="bottom"/>
+          </w:tcPr>
+          <w:p>
+            <w:pPr>
+              <w:pStyle w:val="TableTextBold"/>
+              <w:ind w:left="0" w:hanging="56"/>
+            </w:pPr>
+            <w:r>
+              <w:t xml:space="preserve">Real GDP </w:t>
+            </w:r>
+            <w:r>
+              <w:t>g</w:t>
+            </w:r>
+            <w:r>
+              <w:t>rowth</w:t>
+            </w:r>
+          </w:p>
+        </w:tc>
+        <w:tc>
+          <w:tcPr>
+            <w:tcW w:w="1137" w:type="dxa"/>
+            <w:tcBorders>
+              <w:top w:val="nil"/>
+              <w:left w:val="nil"/>
+              <w:bottom w:val="nil"/>
+              <w:right w:val="nil"/>
+            </w:tcBorders>
+            <w:tcMar>
+              <w:top w:w="0" w:type="dxa"/>
+              <w:left w:w="0" w:type="dxa"/>
+              <w:bottom w:w="0" w:type="dxa"/>
+              <w:right w:w="0" w:type="dxa"/>
+            </w:tcMar>
+            <w:vAlign w:val="bottom"/>
+          </w:tcPr>
+          <w:p>
+            <w:pPr>
+              <w:pStyle w:val="TableNumber"/>
+              <w:ind w:right="66"/>
+            </w:pPr>
+          </w:p>
+        </w:tc>
+        <w:tc>
+          <w:tcPr>
+            <w:tcW w:w="1138" w:type="dxa"/>
+            <w:tcBorders>
+              <w:top w:val="nil"/>
+              <w:left w:val="nil"/>
+              <w:bottom w:val="nil"/>
+              <w:right w:val="nil"/>
+            </w:tcBorders>
+            <w:tcMar>
+              <w:top w:w="0" w:type="dxa"/>
+              <w:left w:w="0" w:type="dxa"/>
+              <w:bottom w:w="0" w:type="dxa"/>
+              <w:right w:w="0" w:type="dxa"/>
+            </w:tcMar>
+            <w:vAlign w:val="bottom"/>
+          </w:tcPr>
+          <w:p>
+            <w:pPr>
+              <w:pStyle w:val="TableNumber"/>
+              <w:ind w:right="55"/>
+            </w:pPr>
+          </w:p>
+        </w:tc>
+        <w:tc>
+          <w:tcPr>
+            <w:tcW w:w="1139" w:type="dxa"/>
+            <w:tcBorders>
+              <w:top w:val="nil"/>
+              <w:left w:val="nil"/>
+              <w:bottom w:val="nil"/>
+              <w:right w:val="nil"/>
+            </w:tcBorders>
+            <w:vAlign w:val="bottom"/>
+          </w:tcPr>
+          <w:p>
+            <w:pPr>
+              <w:pStyle w:val="TableNumber"/>
+              <w:ind w:right="-76"/>
+            </w:pPr>
+          </w:p>
+        </w:tc>
+        <w:tc>
+          <w:tcPr>
+            <w:tcW w:w="1138" w:type="dxa"/>
+            <w:tcBorders>
+              <w:top w:val="nil"/>
+              <w:left w:val="nil"/>
+              <w:bottom w:val="nil"/>
+              <w:right w:val="nil"/>
+            </w:tcBorders>
+            <w:tcMar>
+              <w:top w:w="0" w:type="dxa"/>
+              <w:left w:w="0" w:type="dxa"/>
+              <w:bottom w:w="0" w:type="dxa"/>
+              <w:right w:w="0" w:type="dxa"/>
+            </w:tcMar>
+            <w:vAlign w:val="bottom"/>
+          </w:tcPr>
+          <w:p>
+            <w:pPr>
+              <w:pStyle w:val="TableNumber"/>
+              <w:ind w:right="100"/>
+            </w:pPr>
+          </w:p>
+        </w:tc>
+      </w:tr>
+      <w:tr>
+        <w:tc>
+          <w:tcPr>
+            <w:tcW w:w="5215" w:type="dxa"/>
+            <w:tcBorders>
+              <w:top w:val="nil"/>
+              <w:left w:val="nil"/>
+              <w:bottom w:val="nil"/>
+              <w:right w:val="nil"/>
+            </w:tcBorders>
+            <w:tcMar>
+              <w:top w:w="0" w:type="dxa"/>
+              <w:left w:w="60" w:type="dxa"/>
+              <w:bottom w:w="0" w:type="dxa"/>
+              <w:right w:w="60" w:type="dxa"/>
+            </w:tcMar>
+            <w:vAlign w:val="bottom"/>
+          </w:tcPr>
+          <w:p>
+            <w:pPr>
+              <w:pStyle w:val="TableText"/>
+              <w:ind w:left="0" w:hanging="56"/>
+            </w:pPr>
+            <w:r>
+              <w:t>  </w:t>
+            </w:r>
+            <w:r>
+              <w:t>Budget 20</w:t>
+            </w:r>
+            <w:r>
+              <w:t>22</w:t>
+            </w:r>
+          </w:p>
+        </w:tc>
+        <w:tc>
+          <w:tcPr>
+            <w:tcW w:w="1137" w:type="dxa"/>
+            <w:tcBorders>
+              <w:top w:val="nil"/>
+              <w:left w:val="nil"/>
+              <w:bottom w:val="nil"/>
+              <w:right w:val="nil"/>
+            </w:tcBorders>
+            <w:tcMar>
+              <w:top w:w="0" w:type="dxa"/>
+              <w:left w:w="0" w:type="dxa"/>
+              <w:bottom w:w="0" w:type="dxa"/>
+              <w:right w:w="0" w:type="dxa"/>
+            </w:tcMar>
+          </w:tcPr>
+          <w:p>
+            <w:pPr>
+              <w:pStyle w:val="TableNumber"/>
+            </w:pPr>
+            <w:r>
+              <w:t>5.0</w:t>
+            </w:r>
+          </w:p>
+        </w:tc>
+        <w:tc>
+          <w:tcPr>
+            <w:tcW w:w="1138" w:type="dxa"/>
+            <w:tcBorders>
+              <w:top w:val="nil"/>
+              <w:left w:val="nil"/>
+              <w:bottom w:val="nil"/>
+              <w:right w:val="nil"/>
+            </w:tcBorders>
+            <w:tcMar>
+              <w:top w:w="0" w:type="dxa"/>
+              <w:left w:w="0" w:type="dxa"/>
+              <w:bottom w:w="0" w:type="dxa"/>
+              <w:right w:w="0" w:type="dxa"/>
+            </w:tcMar>
+          </w:tcPr>
+          <w:p>
+            <w:pPr>
+              <w:pStyle w:val="TableNumber"/>
+            </w:pPr>
+            <w:r>
+              <w:t>4.1</w:t>
+            </w:r>
+          </w:p>
+        </w:tc>
+        <w:tc>
+          <w:tcPr>
+            <w:tcW w:w="1139" w:type="dxa"/>
+            <w:tcBorders>
+              <w:top w:val="nil"/>
+              <w:left w:val="nil"/>
+              <w:bottom w:val="nil"/>
+              <w:right w:val="nil"/>
+            </w:tcBorders>
+          </w:tcPr>
+          <w:p>
+            <w:pPr>
+              <w:pStyle w:val="TableNumber"/>
+              <w:ind w:right="-76"/>
+            </w:pPr>
+            <w:r>
+              <w:t>3.1</w:t>
+            </w:r>
+          </w:p>
+        </w:tc>
+        <w:tc>
+          <w:tcPr>
+            <w:tcW w:w="1138" w:type="dxa"/>
+            <w:tcBorders>
+              <w:top w:val="nil"/>
+              <w:left w:val="nil"/>
+              <w:bottom w:val="nil"/>
+              <w:right w:val="nil"/>
+            </w:tcBorders>
+            <w:tcMar>
+              <w:top w:w="0" w:type="dxa"/>
+              <w:left w:w="0" w:type="dxa"/>
+              <w:bottom w:w="0" w:type="dxa"/>
+              <w:right w:w="0" w:type="dxa"/>
+            </w:tcMar>
+          </w:tcPr>
+          <w:p>
+            <w:pPr>
+              <w:pStyle w:val="TableNumber"/>
+            </w:pPr>
+            <w:r>
+              <w:t>2.</w:t>
+            </w:r>
+            <w:r>
+              <w:t>0</w:t>
+            </w:r>
+          </w:p>
+        </w:tc>
+      </w:tr>
+      <w:tr>
+        <w:tc>
+          <w:tcPr>
+            <w:tcW w:w="5215" w:type="dxa"/>
+            <w:tcBorders>
+              <w:top w:val="nil"/>
+              <w:left w:val="nil"/>
+              <w:bottom w:val="nil"/>
+              <w:right w:val="nil"/>
+            </w:tcBorders>
+            <w:tcMar>
+              <w:top w:w="0" w:type="dxa"/>
+              <w:left w:w="60" w:type="dxa"/>
+              <w:bottom w:w="0" w:type="dxa"/>
+              <w:right w:w="60" w:type="dxa"/>
+            </w:tcMar>
+            <w:vAlign w:val="bottom"/>
+          </w:tcPr>
+          <w:p>
+            <w:pPr>
+              <w:pStyle w:val="TableText"/>
+              <w:ind w:left="0" w:hanging="56"/>
+              <w:rPr>
+                <w:b/>
+              </w:rPr>
+            </w:pPr>
+            <w:r>
+              <w:t>  </w:t>
+            </w:r>
+            <w:r>
+              <w:t>Budget 202</w:t>
+            </w:r>
+            <w:r>
+              <w:t>3</w:t>
+            </w:r>
+          </w:p>
+        </w:tc>
+        <w:tc>
+          <w:tcPr>
+            <w:tcW w:w="1137" w:type="dxa"/>
+            <w:tcBorders>
+              <w:top w:val="nil"/>
+              <w:left w:val="nil"/>
+              <w:bottom w:val="nil"/>
+              <w:right w:val="nil"/>
+            </w:tcBorders>
+            <w:tcMar>
+              <w:top w:w="0" w:type="dxa"/>
+              <w:left w:w="0" w:type="dxa"/>
+              <w:bottom w:w="0" w:type="dxa"/>
+              <w:right w:w="0" w:type="dxa"/>
+            </w:tcMar>
+          </w:tcPr>
+          <w:p>
+            <w:pPr>
+              <w:pStyle w:val="TableNumber"/>
+            </w:pPr>
+            <w:r>
+              <w:t>5.0</w:t>
+            </w:r>
+          </w:p>
+        </w:tc>
+        <w:tc>
+          <w:tcPr>
+            <w:tcW w:w="1138" w:type="dxa"/>
+            <w:tcBorders>
+              <w:top w:val="nil"/>
+              <w:left w:val="nil"/>
+              <w:bottom w:val="nil"/>
+              <w:right w:val="nil"/>
+            </w:tcBorders>
+            <w:tcMar>
+              <w:top w:w="0" w:type="dxa"/>
+              <w:left w:w="0" w:type="dxa"/>
+              <w:bottom w:w="0" w:type="dxa"/>
+              <w:right w:w="0" w:type="dxa"/>
+            </w:tcMar>
+          </w:tcPr>
+          <w:p>
+            <w:pPr>
+              <w:pStyle w:val="TableNumber"/>
+            </w:pPr>
+            <w:r>
+              <w:t>3.4</w:t>
+            </w:r>
+          </w:p>
+        </w:tc>
+        <w:tc>
+          <w:tcPr>
+            <w:tcW w:w="1139" w:type="dxa"/>
+            <w:tcBorders>
+              <w:top w:val="nil"/>
+              <w:left w:val="nil"/>
+              <w:bottom w:val="nil"/>
+              <w:right w:val="nil"/>
+            </w:tcBorders>
+          </w:tcPr>
+          <w:p>
+            <w:pPr>
+              <w:pStyle w:val="TableNumber"/>
+              <w:ind w:right="-76"/>
+            </w:pPr>
+            <w:r>
+              <w:t>0.3</w:t>
+            </w:r>
+          </w:p>
+        </w:tc>
+        <w:tc>
+          <w:tcPr>
+            <w:tcW w:w="1138" w:type="dxa"/>
+            <w:tcBorders>
+              <w:top w:val="nil"/>
+              <w:left w:val="nil"/>
+              <w:bottom w:val="nil"/>
+              <w:right w:val="nil"/>
+            </w:tcBorders>
+            <w:tcMar>
+              <w:top w:w="0" w:type="dxa"/>
+              <w:left w:w="0" w:type="dxa"/>
+              <w:bottom w:w="0" w:type="dxa"/>
+              <w:right w:w="0" w:type="dxa"/>
+            </w:tcMar>
+          </w:tcPr>
+          <w:p>
+            <w:pPr>
+              <w:pStyle w:val="TableNumber"/>
+            </w:pPr>
+            <w:r>
+              <w:t>1.5</w:t>
+            </w:r>
+          </w:p>
+        </w:tc>
+      </w:tr>
+      <w:tr>
+        <w:tc>
+          <w:tcPr>
+            <w:tcW w:w="5215" w:type="dxa"/>
+            <w:tcBorders>
+              <w:top w:val="nil"/>
+              <w:left w:val="nil"/>
+              <w:bottom w:val="nil"/>
+              <w:right w:val="nil"/>
+            </w:tcBorders>
+            <w:tcMar>
+              <w:top w:w="0" w:type="dxa"/>
+              <w:left w:w="60" w:type="dxa"/>
+              <w:bottom w:w="0" w:type="dxa"/>
+              <w:right w:w="60" w:type="dxa"/>
+            </w:tcMar>
+            <w:vAlign w:val="bottom"/>
+          </w:tcPr>
+          <w:p>
+            <w:pPr>
+              <w:pStyle w:val="TableText"/>
+              <w:ind w:left="0" w:hanging="56"/>
+            </w:pPr>
+            <w:r>
+              <w:t>  Actual</w:t>
+            </w:r>
+          </w:p>
+        </w:tc>
+        <w:tc>
+          <w:tcPr>
+            <w:tcW w:w="1137" w:type="dxa"/>
+            <w:tcBorders>
+              <w:top w:val="nil"/>
+              <w:left w:val="nil"/>
+              <w:bottom w:val="nil"/>
+              <w:right w:val="nil"/>
+            </w:tcBorders>
+            <w:tcMar>
+              <w:top w:w="0" w:type="dxa"/>
+              <w:left w:w="0" w:type="dxa"/>
+              <w:bottom w:w="0" w:type="dxa"/>
+              <w:right w:w="0" w:type="dxa"/>
+            </w:tcMar>
+          </w:tcPr>
+          <w:p>
+            <w:pPr>
+              <w:pStyle w:val="TableNumber"/>
+            </w:pPr>
+            <w:r>
+              <w:t>5.0</w:t>
+            </w:r>
+          </w:p>
+        </w:tc>
+        <w:tc>
+          <w:tcPr>
+            <w:tcW w:w="1138" w:type="dxa"/>
+            <w:tcBorders>
+              <w:top w:val="nil"/>
+              <w:left w:val="nil"/>
+              <w:bottom w:val="nil"/>
+              <w:right w:val="nil"/>
+            </w:tcBorders>
+            <w:tcMar>
+              <w:top w:w="0" w:type="dxa"/>
+              <w:left w:w="0" w:type="dxa"/>
+              <w:bottom w:w="0" w:type="dxa"/>
+              <w:right w:w="0" w:type="dxa"/>
+            </w:tcMar>
+          </w:tcPr>
+          <w:p>
+            <w:pPr>
+              <w:pStyle w:val="TableNumber"/>
+            </w:pPr>
+            <w:r>
+              <w:t>3.4</w:t>
+            </w:r>
+          </w:p>
+        </w:tc>
+        <w:tc>
+          <w:tcPr>
+            <w:tcW w:w="1139" w:type="dxa"/>
+            <w:tcBorders>
+              <w:top w:val="nil"/>
+              <w:left w:val="nil"/>
+              <w:bottom w:val="nil"/>
+              <w:right w:val="nil"/>
+            </w:tcBorders>
+          </w:tcPr>
+          <w:p>
+            <w:pPr>
+              <w:pStyle w:val="TableNumber"/>
+              <w:ind w:right="-76"/>
+            </w:pPr>
+            <w:r>
+              <w:t xml:space="preserve">–       </w:t>
+            </w:r>
+          </w:p>
+        </w:tc>
+        <w:tc>
+          <w:tcPr>
+            <w:tcW w:w="1138" w:type="dxa"/>
+            <w:tcBorders>
+              <w:top w:val="nil"/>
+              <w:left w:val="nil"/>
+              <w:bottom w:val="nil"/>
+              <w:right w:val="nil"/>
+            </w:tcBorders>
+            <w:tcMar>
+              <w:top w:w="0" w:type="dxa"/>
+              <w:left w:w="0" w:type="dxa"/>
+              <w:bottom w:w="0" w:type="dxa"/>
+              <w:right w:w="0" w:type="dxa"/>
+            </w:tcMar>
+          </w:tcPr>
+          <w:p>
+            <w:pPr>
+              <w:pStyle w:val="TableNumber"/>
+            </w:pPr>
+            <w:r>
+              <w:t xml:space="preserve">–       </w:t>
+            </w:r>
+          </w:p>
+        </w:tc>
+      </w:tr>
+      <w:tr>
+        <w:tc>
+          <w:tcPr>
+            <w:tcW w:w="5215" w:type="dxa"/>
+            <w:tcBorders>
+              <w:top w:val="nil"/>
+              <w:left w:val="nil"/>
+              <w:bottom w:val="nil"/>
+              <w:right w:val="nil"/>
+            </w:tcBorders>
+            <w:tcMar>
+              <w:top w:w="0" w:type="dxa"/>
+              <w:left w:w="60" w:type="dxa"/>
+              <w:bottom w:w="0" w:type="dxa"/>
+              <w:right w:w="60" w:type="dxa"/>
+            </w:tcMar>
+            <w:vAlign w:val="bottom"/>
+          </w:tcPr>
+          <w:p>
+            <w:pPr>
+              <w:pStyle w:val="TableTextBold"/>
+              <w:ind w:left="0" w:hanging="56"/>
+            </w:pPr>
+            <w:r>
+              <w:t xml:space="preserve">Nominal GDP </w:t>
+            </w:r>
+            <w:r>
+              <w:t>g</w:t>
+            </w:r>
+            <w:r>
+              <w:t>rowth</w:t>
+            </w:r>
+          </w:p>
+        </w:tc>
+        <w:tc>
+          <w:tcPr>
+            <w:tcW w:w="1137" w:type="dxa"/>
+            <w:tcBorders>
+              <w:top w:val="nil"/>
+              <w:left w:val="nil"/>
+              <w:bottom w:val="nil"/>
+              <w:right w:val="nil"/>
+            </w:tcBorders>
+            <w:tcMar>
+              <w:top w:w="0" w:type="dxa"/>
+              <w:left w:w="0" w:type="dxa"/>
+              <w:bottom w:w="0" w:type="dxa"/>
+              <w:right w:w="0" w:type="dxa"/>
+            </w:tcMar>
+          </w:tcPr>
+          <w:p>
+            <w:pPr>
+              <w:pStyle w:val="TableNumber"/>
+            </w:pPr>
+          </w:p>
+        </w:tc>
+        <w:tc>
+          <w:tcPr>
+            <w:tcW w:w="1138" w:type="dxa"/>
+            <w:tcBorders>
+              <w:top w:val="nil"/>
+              <w:left w:val="nil"/>
+              <w:bottom w:val="nil"/>
+              <w:right w:val="nil"/>
+            </w:tcBorders>
+            <w:tcMar>
+              <w:top w:w="0" w:type="dxa"/>
+              <w:left w:w="0" w:type="dxa"/>
+              <w:bottom w:w="0" w:type="dxa"/>
+              <w:right w:w="0" w:type="dxa"/>
+            </w:tcMar>
+          </w:tcPr>
+          <w:p>
+            <w:pPr>
+              <w:pStyle w:val="TableNumber"/>
+            </w:pPr>
+          </w:p>
+        </w:tc>
+        <w:tc>
+          <w:tcPr>
+            <w:tcW w:w="1139" w:type="dxa"/>
+            <w:tcBorders>
+              <w:top w:val="nil"/>
+              <w:left w:val="nil"/>
+              <w:bottom w:val="nil"/>
+              <w:right w:val="nil"/>
+            </w:tcBorders>
+          </w:tcPr>
+          <w:p>
+            <w:pPr>
+              <w:pStyle w:val="TableNumber"/>
+              <w:ind w:right="-76"/>
+            </w:pPr>
+          </w:p>
+        </w:tc>
+        <w:tc>
+          <w:tcPr>
+            <w:tcW w:w="1138" w:type="dxa"/>
+            <w:tcBorders>
+              <w:top w:val="nil"/>
+              <w:left w:val="nil"/>
+              <w:bottom w:val="nil"/>
+              <w:right w:val="nil"/>
+            </w:tcBorders>
+            <w:tcMar>
+              <w:top w:w="0" w:type="dxa"/>
+              <w:left w:w="0" w:type="dxa"/>
+              <w:bottom w:w="0" w:type="dxa"/>
+              <w:right w:w="0" w:type="dxa"/>
+            </w:tcMar>
+          </w:tcPr>
+          <w:p>
+            <w:pPr>
+              <w:pStyle w:val="TableNumber"/>
+            </w:pPr>
+          </w:p>
+        </w:tc>
+      </w:tr>
+      <w:tr>
+        <w:tc>
+          <w:tcPr>
+            <w:tcW w:w="5215" w:type="dxa"/>
+            <w:tcBorders>
+              <w:top w:val="nil"/>
+              <w:left w:val="nil"/>
+              <w:bottom w:val="nil"/>
+              <w:right w:val="nil"/>
+            </w:tcBorders>
+            <w:tcMar>
+              <w:top w:w="0" w:type="dxa"/>
+              <w:left w:w="60" w:type="dxa"/>
+              <w:bottom w:w="0" w:type="dxa"/>
+              <w:right w:w="60" w:type="dxa"/>
+            </w:tcMar>
+            <w:vAlign w:val="bottom"/>
+          </w:tcPr>
+          <w:p>
+            <w:pPr>
+              <w:pStyle w:val="TableText"/>
+              <w:ind w:left="0" w:hanging="56"/>
+            </w:pPr>
+            <w:r>
+              <w:t>  </w:t>
+            </w:r>
+            <w:r>
+              <w:t>Budget 20</w:t>
+            </w:r>
+            <w:r>
+              <w:t>22</w:t>
+            </w:r>
+          </w:p>
+        </w:tc>
+        <w:tc>
+          <w:tcPr>
+            <w:tcW w:w="1137" w:type="dxa"/>
+            <w:tcBorders>
+              <w:top w:val="nil"/>
+              <w:left w:val="nil"/>
+              <w:bottom w:val="nil"/>
+              <w:right w:val="nil"/>
+            </w:tcBorders>
+            <w:tcMar>
+              <w:top w:w="0" w:type="dxa"/>
+              <w:left w:w="0" w:type="dxa"/>
+              <w:bottom w:w="0" w:type="dxa"/>
+              <w:right w:w="0" w:type="dxa"/>
+            </w:tcMar>
+          </w:tcPr>
+          <w:p>
+            <w:pPr>
+              <w:pStyle w:val="TableNumber"/>
+            </w:pPr>
+            <w:r>
+              <w:t>13.6</w:t>
+            </w:r>
+          </w:p>
+        </w:tc>
+        <w:tc>
+          <w:tcPr>
+            <w:tcW w:w="1138" w:type="dxa"/>
+            <w:tcBorders>
+              <w:top w:val="nil"/>
+              <w:left w:val="nil"/>
+              <w:bottom w:val="nil"/>
+              <w:right w:val="nil"/>
+            </w:tcBorders>
+            <w:tcMar>
+              <w:top w:w="0" w:type="dxa"/>
+              <w:left w:w="0" w:type="dxa"/>
+              <w:bottom w:w="0" w:type="dxa"/>
+              <w:right w:w="0" w:type="dxa"/>
+            </w:tcMar>
+          </w:tcPr>
+          <w:p>
+            <w:pPr>
+              <w:pStyle w:val="TableNumber"/>
+            </w:pPr>
+            <w:r>
+              <w:t>8.1</w:t>
+            </w:r>
+          </w:p>
+        </w:tc>
+        <w:tc>
+          <w:tcPr>
+            <w:tcW w:w="1139" w:type="dxa"/>
+            <w:tcBorders>
+              <w:top w:val="nil"/>
+              <w:left w:val="nil"/>
+              <w:bottom w:val="nil"/>
+              <w:right w:val="nil"/>
+            </w:tcBorders>
+          </w:tcPr>
+          <w:p>
+            <w:pPr>
+              <w:pStyle w:val="TableNumber"/>
+              <w:ind w:right="-76"/>
+            </w:pPr>
+            <w:r>
+              <w:t>4.8</w:t>
+            </w:r>
+          </w:p>
+        </w:tc>
+        <w:tc>
+          <w:tcPr>
+            <w:tcW w:w="1138" w:type="dxa"/>
+            <w:tcBorders>
+              <w:top w:val="nil"/>
+              <w:left w:val="nil"/>
+              <w:bottom w:val="nil"/>
+              <w:right w:val="nil"/>
+            </w:tcBorders>
+            <w:tcMar>
+              <w:top w:w="0" w:type="dxa"/>
+              <w:left w:w="0" w:type="dxa"/>
+              <w:bottom w:w="0" w:type="dxa"/>
+              <w:right w:w="0" w:type="dxa"/>
+            </w:tcMar>
+          </w:tcPr>
+          <w:p>
+            <w:pPr>
+              <w:pStyle w:val="TableNumber"/>
+            </w:pPr>
+            <w:r>
+              <w:t>3.9</w:t>
+            </w:r>
+          </w:p>
+        </w:tc>
+      </w:tr>
+      <w:tr>
+        <w:tc>
+          <w:tcPr>
+            <w:tcW w:w="5215" w:type="dxa"/>
+            <w:tcBorders>
+              <w:top w:val="nil"/>
+              <w:left w:val="nil"/>
+              <w:bottom w:val="nil"/>
+              <w:right w:val="nil"/>
+            </w:tcBorders>
+            <w:tcMar>
+              <w:top w:w="0" w:type="dxa"/>
+              <w:left w:w="60" w:type="dxa"/>
+              <w:bottom w:w="0" w:type="dxa"/>
+              <w:right w:w="60" w:type="dxa"/>
+            </w:tcMar>
+            <w:vAlign w:val="bottom"/>
+          </w:tcPr>
+          <w:p>
+            <w:pPr>
+              <w:pStyle w:val="TableText"/>
+              <w:ind w:left="0" w:hanging="56"/>
+              <w:rPr>
+                <w:i/>
+              </w:rPr>
+            </w:pPr>
+            <w:r>
+              <w:t>  </w:t>
+            </w:r>
+            <w:r>
+              <w:t>Budget 202</w:t>
+            </w:r>
+            <w:r>
+              <w:t>3</w:t>
+            </w:r>
+          </w:p>
+        </w:tc>
+        <w:tc>
+          <w:tcPr>
+            <w:tcW w:w="1137" w:type="dxa"/>
+            <w:tcBorders>
+              <w:top w:val="nil"/>
+              <w:left w:val="nil"/>
+              <w:bottom w:val="nil"/>
+              <w:right w:val="nil"/>
+            </w:tcBorders>
+            <w:tcMar>
+              <w:top w:w="0" w:type="dxa"/>
+              <w:left w:w="0" w:type="dxa"/>
+              <w:bottom w:w="0" w:type="dxa"/>
+              <w:right w:w="0" w:type="dxa"/>
+            </w:tcMar>
+          </w:tcPr>
+          <w:p>
+            <w:pPr>
+              <w:pStyle w:val="TableNumber"/>
+            </w:pPr>
+            <w:r>
+              <w:t>13.6</w:t>
+            </w:r>
+          </w:p>
+        </w:tc>
+        <w:tc>
+          <w:tcPr>
+            <w:tcW w:w="1138" w:type="dxa"/>
+            <w:tcBorders>
+              <w:top w:val="nil"/>
+              <w:left w:val="nil"/>
+              <w:bottom w:val="nil"/>
+              <w:right w:val="nil"/>
+            </w:tcBorders>
+            <w:tcMar>
+              <w:top w:w="0" w:type="dxa"/>
+              <w:left w:w="0" w:type="dxa"/>
+              <w:bottom w:w="0" w:type="dxa"/>
+              <w:right w:w="0" w:type="dxa"/>
+            </w:tcMar>
+          </w:tcPr>
+          <w:p>
+            <w:pPr>
+              <w:pStyle w:val="TableNumber"/>
+            </w:pPr>
+            <w:r>
+              <w:t>10.9</w:t>
+            </w:r>
+          </w:p>
+        </w:tc>
+        <w:tc>
+          <w:tcPr>
+            <w:tcW w:w="1139" w:type="dxa"/>
+            <w:tcBorders>
+              <w:top w:val="nil"/>
+              <w:left w:val="nil"/>
+              <w:bottom w:val="nil"/>
+              <w:right w:val="nil"/>
+            </w:tcBorders>
+          </w:tcPr>
+          <w:p>
+            <w:pPr>
+              <w:pStyle w:val="TableNumber"/>
+              <w:ind w:right="-76"/>
+            </w:pPr>
+            <w:r>
+              <w:t>0.8</w:t>
+            </w:r>
+          </w:p>
+        </w:tc>
+        <w:tc>
+          <w:tcPr>
+            <w:tcW w:w="1138" w:type="dxa"/>
+            <w:tcBorders>
+              <w:top w:val="nil"/>
+              <w:left w:val="nil"/>
+              <w:bottom w:val="nil"/>
+              <w:right w:val="nil"/>
+            </w:tcBorders>
+            <w:tcMar>
+              <w:top w:w="0" w:type="dxa"/>
+              <w:left w:w="0" w:type="dxa"/>
+              <w:bottom w:w="0" w:type="dxa"/>
+              <w:right w:w="0" w:type="dxa"/>
+            </w:tcMar>
+          </w:tcPr>
+          <w:p>
+            <w:pPr>
+              <w:pStyle w:val="TableNumber"/>
+            </w:pPr>
+            <w:r>
+              <w:t>3.6</w:t>
+            </w:r>
+          </w:p>
+        </w:tc>
+      </w:tr>
+      <w:tr>
+        <w:tc>
+          <w:tcPr>
+            <w:tcW w:w="5215" w:type="dxa"/>
+            <w:tcBorders>
+              <w:top w:val="nil"/>
+              <w:left w:val="nil"/>
+              <w:bottom w:val="nil"/>
+              <w:right w:val="nil"/>
+            </w:tcBorders>
+            <w:tcMar>
+              <w:top w:w="0" w:type="dxa"/>
+              <w:left w:w="60" w:type="dxa"/>
+              <w:bottom w:w="0" w:type="dxa"/>
+              <w:right w:w="60" w:type="dxa"/>
+            </w:tcMar>
+            <w:vAlign w:val="bottom"/>
+          </w:tcPr>
+          <w:p>
+            <w:pPr>
+              <w:pStyle w:val="TableText"/>
+              <w:ind w:left="0" w:hanging="56"/>
+            </w:pPr>
+            <w:r>
+              <w:t>  Actual</w:t>
+            </w:r>
+          </w:p>
+        </w:tc>
+        <w:tc>
+          <w:tcPr>
+            <w:tcW w:w="1137" w:type="dxa"/>
+            <w:tcBorders>
+              <w:top w:val="nil"/>
+              <w:left w:val="nil"/>
+              <w:bottom w:val="nil"/>
+              <w:right w:val="nil"/>
+            </w:tcBorders>
+            <w:tcMar>
+              <w:top w:w="0" w:type="dxa"/>
+              <w:left w:w="0" w:type="dxa"/>
+              <w:bottom w:w="0" w:type="dxa"/>
+              <w:right w:w="0" w:type="dxa"/>
+            </w:tcMar>
+          </w:tcPr>
+          <w:p>
+            <w:pPr>
+              <w:pStyle w:val="TableNumber"/>
+            </w:pPr>
+            <w:r>
+              <w:t>13.6</w:t>
+            </w:r>
+          </w:p>
+        </w:tc>
+        <w:tc>
+          <w:tcPr>
+            <w:tcW w:w="1138" w:type="dxa"/>
+            <w:tcBorders>
+              <w:top w:val="nil"/>
+              <w:left w:val="nil"/>
+              <w:bottom w:val="nil"/>
+              <w:right w:val="nil"/>
+            </w:tcBorders>
+            <w:tcMar>
+              <w:top w:w="0" w:type="dxa"/>
+              <w:left w:w="0" w:type="dxa"/>
+              <w:bottom w:w="0" w:type="dxa"/>
+              <w:right w:w="0" w:type="dxa"/>
+            </w:tcMar>
+          </w:tcPr>
+          <w:p>
+            <w:pPr>
+              <w:pStyle w:val="TableNumber"/>
+            </w:pPr>
+            <w:r>
+              <w:t>10.9</w:t>
+            </w:r>
+          </w:p>
+        </w:tc>
+        <w:tc>
+          <w:tcPr>
+            <w:tcW w:w="1139" w:type="dxa"/>
+            <w:tcBorders>
+              <w:top w:val="nil"/>
+              <w:left w:val="nil"/>
+              <w:bottom w:val="nil"/>
+              <w:right w:val="nil"/>
+            </w:tcBorders>
+          </w:tcPr>
+          <w:p>
+            <w:pPr>
+              <w:pStyle w:val="TableNumber"/>
+              <w:ind w:right="-76"/>
+            </w:pPr>
+            <w:r>
+              <w:t xml:space="preserve">–       </w:t>
+            </w:r>
+          </w:p>
+        </w:tc>
+        <w:tc>
+          <w:tcPr>
+            <w:tcW w:w="1138" w:type="dxa"/>
+            <w:tcBorders>
+              <w:top w:val="nil"/>
+              <w:left w:val="nil"/>
+              <w:bottom w:val="nil"/>
+              <w:right w:val="nil"/>
+            </w:tcBorders>
+            <w:tcMar>
+              <w:top w:w="0" w:type="dxa"/>
+              <w:left w:w="0" w:type="dxa"/>
+              <w:bottom w:w="0" w:type="dxa"/>
+              <w:right w:w="0" w:type="dxa"/>
+            </w:tcMar>
+          </w:tcPr>
+          <w:p>
+            <w:pPr>
+              <w:pStyle w:val="TableNumber"/>
+            </w:pPr>
+            <w:r>
+              <w:t xml:space="preserve">–       </w:t>
+            </w:r>
+          </w:p>
+        </w:tc>
+      </w:tr>
+      <w:tr>
+        <w:tc>
+          <w:tcPr>
+            <w:tcW w:w="5215" w:type="dxa"/>
+            <w:tcBorders>
+              <w:top w:val="nil"/>
+              <w:left w:val="nil"/>
+              <w:bottom w:val="nil"/>
+              <w:right w:val="nil"/>
+            </w:tcBorders>
+            <w:tcMar>
+              <w:top w:w="0" w:type="dxa"/>
+              <w:left w:w="60" w:type="dxa"/>
+              <w:bottom w:w="0" w:type="dxa"/>
+              <w:right w:w="60" w:type="dxa"/>
+            </w:tcMar>
+            <w:vAlign w:val="bottom"/>
+          </w:tcPr>
+          <w:p>
+            <w:pPr>
+              <w:pStyle w:val="TableTextBold"/>
+              <w:ind w:left="0" w:hanging="56"/>
+            </w:pPr>
+            <w:r>
+              <w:t>3-</w:t>
+            </w:r>
+            <w:r>
+              <w:t>m</w:t>
+            </w:r>
+            <w:r>
+              <w:t xml:space="preserve">onth </w:t>
+            </w:r>
+            <w:r>
+              <w:t>t</w:t>
+            </w:r>
+            <w:r>
+              <w:t xml:space="preserve">reasury </w:t>
+            </w:r>
+            <w:r>
+              <w:t>b</w:t>
+            </w:r>
+            <w:r>
+              <w:t xml:space="preserve">ill </w:t>
+            </w:r>
+            <w:r>
+              <w:t>r</w:t>
+            </w:r>
+            <w:r>
+              <w:t>ate</w:t>
+            </w:r>
+          </w:p>
+        </w:tc>
+        <w:tc>
+          <w:tcPr>
+            <w:tcW w:w="1137" w:type="dxa"/>
+            <w:tcBorders>
+              <w:top w:val="nil"/>
+              <w:left w:val="nil"/>
+              <w:bottom w:val="nil"/>
+              <w:right w:val="nil"/>
+            </w:tcBorders>
+            <w:tcMar>
+              <w:top w:w="0" w:type="dxa"/>
+              <w:left w:w="0" w:type="dxa"/>
+              <w:bottom w:w="0" w:type="dxa"/>
+              <w:right w:w="0" w:type="dxa"/>
+            </w:tcMar>
+          </w:tcPr>
+          <w:p>
+            <w:pPr>
+              <w:pStyle w:val="TableNumber"/>
+            </w:pPr>
+          </w:p>
+        </w:tc>
+        <w:tc>
+          <w:tcPr>
+            <w:tcW w:w="1138" w:type="dxa"/>
+            <w:tcBorders>
+              <w:top w:val="nil"/>
+              <w:left w:val="nil"/>
+              <w:bottom w:val="nil"/>
+              <w:right w:val="nil"/>
+            </w:tcBorders>
+            <w:tcMar>
+              <w:top w:w="0" w:type="dxa"/>
+              <w:left w:w="0" w:type="dxa"/>
+              <w:bottom w:w="0" w:type="dxa"/>
+              <w:right w:w="0" w:type="dxa"/>
+            </w:tcMar>
+          </w:tcPr>
+          <w:p>
+            <w:pPr>
+              <w:pStyle w:val="TableNumber"/>
+            </w:pPr>
+          </w:p>
+        </w:tc>
+        <w:tc>
+          <w:tcPr>
+            <w:tcW w:w="1139" w:type="dxa"/>
+            <w:tcBorders>
+              <w:top w:val="nil"/>
+              <w:left w:val="nil"/>
+              <w:bottom w:val="nil"/>
+              <w:right w:val="nil"/>
+            </w:tcBorders>
+          </w:tcPr>
+          <w:p>
+            <w:pPr>
+              <w:pStyle w:val="TableNumber"/>
+              <w:ind w:right="-76"/>
+            </w:pPr>
+          </w:p>
+        </w:tc>
+        <w:tc>
+          <w:tcPr>
+            <w:tcW w:w="1138" w:type="dxa"/>
+            <w:tcBorders>
+              <w:top w:val="nil"/>
+              <w:left w:val="nil"/>
+              <w:bottom w:val="nil"/>
+              <w:right w:val="nil"/>
+            </w:tcBorders>
+            <w:tcMar>
+              <w:top w:w="0" w:type="dxa"/>
+              <w:left w:w="0" w:type="dxa"/>
+              <w:bottom w:w="0" w:type="dxa"/>
+              <w:right w:w="0" w:type="dxa"/>
+            </w:tcMar>
+          </w:tcPr>
+          <w:p>
+            <w:pPr>
+              <w:pStyle w:val="TableNumber"/>
+            </w:pPr>
+          </w:p>
+        </w:tc>
+      </w:tr>
+      <w:tr>
+        <w:tc>
+          <w:tcPr>
+            <w:tcW w:w="5215" w:type="dxa"/>
+            <w:tcBorders>
+              <w:top w:val="nil"/>
+              <w:left w:val="nil"/>
+              <w:bottom w:val="nil"/>
+              <w:right w:val="nil"/>
+            </w:tcBorders>
+            <w:tcMar>
+              <w:top w:w="0" w:type="dxa"/>
+              <w:left w:w="60" w:type="dxa"/>
+              <w:bottom w:w="0" w:type="dxa"/>
+              <w:right w:w="60" w:type="dxa"/>
+            </w:tcMar>
+            <w:vAlign w:val="bottom"/>
+          </w:tcPr>
+          <w:p>
+            <w:pPr>
+              <w:pStyle w:val="TableText"/>
+              <w:ind w:left="0" w:hanging="56"/>
+            </w:pPr>
+            <w:r>
+              <w:lastRenderedPageBreak/>
+              <w:t>  </w:t>
+            </w:r>
+            <w:r>
+              <w:t>Budget 20</w:t>
+            </w:r>
+            <w:r>
+              <w:t>22</w:t>
+            </w:r>
+          </w:p>
+        </w:tc>
+        <w:tc>
+          <w:tcPr>
+            <w:tcW w:w="1137" w:type="dxa"/>
+            <w:tcBorders>
+              <w:top w:val="nil"/>
+              <w:left w:val="nil"/>
+              <w:bottom w:val="nil"/>
+              <w:right w:val="nil"/>
+            </w:tcBorders>
+            <w:tcMar>
+              <w:top w:w="0" w:type="dxa"/>
+              <w:left w:w="0" w:type="dxa"/>
+              <w:bottom w:w="0" w:type="dxa"/>
+              <w:right w:w="0" w:type="dxa"/>
+            </w:tcMar>
+          </w:tcPr>
+          <w:p>
+            <w:pPr>
+              <w:pStyle w:val="TableNumber"/>
+            </w:pPr>
+            <w:r>
+              <w:t>0.</w:t>
+            </w:r>
+            <w:r>
+              <w:t>1</w:t>
+            </w:r>
+          </w:p>
+        </w:tc>
+        <w:tc>
+          <w:tcPr>
+            <w:tcW w:w="1138" w:type="dxa"/>
+            <w:tcBorders>
+              <w:top w:val="nil"/>
+              <w:left w:val="nil"/>
+              <w:bottom w:val="nil"/>
+              <w:right w:val="nil"/>
+            </w:tcBorders>
+            <w:tcMar>
+              <w:top w:w="0" w:type="dxa"/>
+              <w:left w:w="0" w:type="dxa"/>
+              <w:bottom w:w="0" w:type="dxa"/>
+              <w:right w:w="0" w:type="dxa"/>
+            </w:tcMar>
+          </w:tcPr>
+          <w:p>
+            <w:pPr>
+              <w:pStyle w:val="TableNumber"/>
+            </w:pPr>
+            <w:r>
+              <w:t>0.</w:t>
+            </w:r>
+            <w:r>
+              <w:t>8</w:t>
+            </w:r>
+          </w:p>
+        </w:tc>
+        <w:tc>
+          <w:tcPr>
+            <w:tcW w:w="1139" w:type="dxa"/>
+            <w:tcBorders>
+              <w:top w:val="nil"/>
+              <w:left w:val="nil"/>
+              <w:bottom w:val="nil"/>
+              <w:right w:val="nil"/>
+            </w:tcBorders>
+          </w:tcPr>
+          <w:p>
+            <w:pPr>
+              <w:pStyle w:val="TableNumber"/>
+              <w:ind w:right="-76"/>
+            </w:pPr>
+            <w:r>
+              <w:t>1.7</w:t>
+            </w:r>
+          </w:p>
+        </w:tc>
+        <w:tc>
+          <w:tcPr>
+            <w:tcW w:w="1138" w:type="dxa"/>
+            <w:tcBorders>
+              <w:top w:val="nil"/>
+              <w:left w:val="nil"/>
+              <w:bottom w:val="nil"/>
+              <w:right w:val="nil"/>
+            </w:tcBorders>
+            <w:tcMar>
+              <w:top w:w="0" w:type="dxa"/>
+              <w:left w:w="0" w:type="dxa"/>
+              <w:bottom w:w="0" w:type="dxa"/>
+              <w:right w:w="0" w:type="dxa"/>
+            </w:tcMar>
+          </w:tcPr>
+          <w:p>
+            <w:pPr>
+              <w:pStyle w:val="TableNumber"/>
+              <w:ind w:left="-33" w:firstLine="33"/>
+            </w:pPr>
+            <w:r>
+              <w:t>2.0</w:t>
+            </w:r>
+          </w:p>
+        </w:tc>
+      </w:tr>
+      <w:tr>
+        <w:tc>
+          <w:tcPr>
+            <w:tcW w:w="5215" w:type="dxa"/>
+            <w:tcBorders>
+              <w:top w:val="nil"/>
+              <w:left w:val="nil"/>
+              <w:bottom w:val="nil"/>
+              <w:right w:val="nil"/>
+            </w:tcBorders>
+            <w:tcMar>
+              <w:top w:w="0" w:type="dxa"/>
+              <w:left w:w="60" w:type="dxa"/>
+              <w:bottom w:w="0" w:type="dxa"/>
+              <w:right w:w="60" w:type="dxa"/>
+            </w:tcMar>
+            <w:vAlign w:val="bottom"/>
+          </w:tcPr>
+          <w:p>
+            <w:pPr>
+              <w:pStyle w:val="TableText"/>
+              <w:ind w:left="0" w:hanging="56"/>
+              <w:rPr>
+                <w:i/>
+              </w:rPr>
+            </w:pPr>
+            <w:r>
+              <w:t>  </w:t>
+            </w:r>
+            <w:r>
+              <w:t>Budget 202</w:t>
+            </w:r>
+            <w:r>
+              <w:t>3</w:t>
+            </w:r>
+          </w:p>
+        </w:tc>
+        <w:tc>
+          <w:tcPr>
+            <w:tcW w:w="1137" w:type="dxa"/>
+            <w:tcBorders>
+              <w:top w:val="nil"/>
+              <w:left w:val="nil"/>
+              <w:bottom w:val="nil"/>
+              <w:right w:val="nil"/>
+            </w:tcBorders>
+            <w:tcMar>
+              <w:top w:w="0" w:type="dxa"/>
+              <w:left w:w="0" w:type="dxa"/>
+              <w:bottom w:w="0" w:type="dxa"/>
+              <w:right w:w="0" w:type="dxa"/>
+            </w:tcMar>
+          </w:tcPr>
+          <w:p>
+            <w:pPr>
+              <w:pStyle w:val="TableNumber"/>
+            </w:pPr>
+            <w:r>
+              <w:t>0.</w:t>
+            </w:r>
+            <w:r>
+              <w:t>1</w:t>
+            </w:r>
+          </w:p>
+        </w:tc>
+        <w:tc>
+          <w:tcPr>
+            <w:tcW w:w="1138" w:type="dxa"/>
+            <w:tcBorders>
+              <w:top w:val="nil"/>
+              <w:left w:val="nil"/>
+              <w:bottom w:val="nil"/>
+              <w:right w:val="nil"/>
+            </w:tcBorders>
+            <w:tcMar>
+              <w:top w:w="0" w:type="dxa"/>
+              <w:left w:w="0" w:type="dxa"/>
+              <w:bottom w:w="0" w:type="dxa"/>
+              <w:right w:w="0" w:type="dxa"/>
+            </w:tcMar>
+          </w:tcPr>
+          <w:p>
+            <w:pPr>
+              <w:pStyle w:val="TableNumber"/>
+            </w:pPr>
+            <w:r>
+              <w:t>2.4</w:t>
+            </w:r>
+          </w:p>
+        </w:tc>
+        <w:tc>
+          <w:tcPr>
+            <w:tcW w:w="1139" w:type="dxa"/>
+            <w:tcBorders>
+              <w:top w:val="nil"/>
+              <w:left w:val="nil"/>
+              <w:bottom w:val="nil"/>
+              <w:right w:val="nil"/>
+            </w:tcBorders>
+          </w:tcPr>
+          <w:p>
+            <w:pPr>
+              <w:pStyle w:val="TableNumber"/>
+              <w:ind w:right="-76"/>
+            </w:pPr>
+            <w:r>
+              <w:t>4.4</w:t>
+            </w:r>
+          </w:p>
+        </w:tc>
+        <w:tc>
+          <w:tcPr>
+            <w:tcW w:w="1138" w:type="dxa"/>
+            <w:tcBorders>
+              <w:top w:val="nil"/>
+              <w:left w:val="nil"/>
+              <w:bottom w:val="nil"/>
+              <w:right w:val="nil"/>
+            </w:tcBorders>
+            <w:tcMar>
+              <w:top w:w="0" w:type="dxa"/>
+              <w:left w:w="0" w:type="dxa"/>
+              <w:bottom w:w="0" w:type="dxa"/>
+              <w:right w:w="0" w:type="dxa"/>
+            </w:tcMar>
+          </w:tcPr>
+          <w:p>
+            <w:pPr>
+              <w:pStyle w:val="TableNumber"/>
+            </w:pPr>
+            <w:r>
+              <w:t>3.3</w:t>
+            </w:r>
+          </w:p>
+        </w:tc>
+      </w:tr>
+      <w:tr>
+        <w:tc>
+          <w:tcPr>
+            <w:tcW w:w="5215" w:type="dxa"/>
+            <w:tcBorders>
+              <w:top w:val="nil"/>
+              <w:left w:val="nil"/>
+              <w:bottom w:val="nil"/>
+              <w:right w:val="nil"/>
+            </w:tcBorders>
+            <w:tcMar>
+              <w:top w:w="0" w:type="dxa"/>
+              <w:left w:w="60" w:type="dxa"/>
+              <w:bottom w:w="0" w:type="dxa"/>
+              <w:right w:w="60" w:type="dxa"/>
+            </w:tcMar>
+            <w:vAlign w:val="bottom"/>
+          </w:tcPr>
+          <w:p>
+            <w:pPr>
+              <w:pStyle w:val="TableText"/>
+              <w:ind w:left="0" w:hanging="56"/>
+            </w:pPr>
+            <w:r>
+              <w:t>  Actual</w:t>
+            </w:r>
+          </w:p>
+        </w:tc>
+        <w:tc>
+          <w:tcPr>
+            <w:tcW w:w="1137" w:type="dxa"/>
+            <w:tcBorders>
+              <w:top w:val="nil"/>
+              <w:left w:val="nil"/>
+              <w:bottom w:val="nil"/>
+              <w:right w:val="nil"/>
+            </w:tcBorders>
+            <w:tcMar>
+              <w:top w:w="0" w:type="dxa"/>
+              <w:left w:w="0" w:type="dxa"/>
+              <w:bottom w:w="0" w:type="dxa"/>
+              <w:right w:w="0" w:type="dxa"/>
+            </w:tcMar>
+          </w:tcPr>
+          <w:p>
+            <w:pPr>
+              <w:pStyle w:val="TableNumber"/>
+            </w:pPr>
+            <w:r>
+              <w:t>0.</w:t>
+            </w:r>
+            <w:r>
+              <w:t>1</w:t>
+            </w:r>
+          </w:p>
+        </w:tc>
+        <w:tc>
+          <w:tcPr>
+            <w:tcW w:w="1138" w:type="dxa"/>
+            <w:tcBorders>
+              <w:top w:val="nil"/>
+              <w:left w:val="nil"/>
+              <w:bottom w:val="nil"/>
+              <w:right w:val="nil"/>
+            </w:tcBorders>
+            <w:tcMar>
+              <w:top w:w="0" w:type="dxa"/>
+              <w:left w:w="0" w:type="dxa"/>
+              <w:bottom w:w="0" w:type="dxa"/>
+              <w:right w:w="0" w:type="dxa"/>
+            </w:tcMar>
+          </w:tcPr>
+          <w:p>
+            <w:pPr>
+              <w:pStyle w:val="TableNumber"/>
+            </w:pPr>
+            <w:r>
+              <w:t>2.4</w:t>
+            </w:r>
+          </w:p>
+        </w:tc>
+        <w:tc>
+          <w:tcPr>
+            <w:tcW w:w="1139" w:type="dxa"/>
+            <w:tcBorders>
+              <w:top w:val="nil"/>
+              <w:left w:val="nil"/>
+              <w:bottom w:val="nil"/>
+              <w:right w:val="nil"/>
+            </w:tcBorders>
+          </w:tcPr>
+          <w:p>
+            <w:pPr>
+              <w:pStyle w:val="TableNumber"/>
+              <w:ind w:right="-76"/>
+            </w:pPr>
+            <w:r>
+              <w:t xml:space="preserve">–       </w:t>
+            </w:r>
+          </w:p>
+        </w:tc>
+        <w:tc>
+          <w:tcPr>
+            <w:tcW w:w="1138" w:type="dxa"/>
+            <w:tcBorders>
+              <w:top w:val="nil"/>
+              <w:left w:val="nil"/>
+              <w:bottom w:val="nil"/>
+              <w:right w:val="nil"/>
+            </w:tcBorders>
+            <w:tcMar>
+              <w:top w:w="0" w:type="dxa"/>
+              <w:left w:w="0" w:type="dxa"/>
+              <w:bottom w:w="0" w:type="dxa"/>
+              <w:right w:w="0" w:type="dxa"/>
+            </w:tcMar>
+          </w:tcPr>
+          <w:p>
+            <w:pPr>
+              <w:pStyle w:val="TableNumber"/>
+            </w:pPr>
+            <w:r>
+              <w:t xml:space="preserve">–       </w:t>
+            </w:r>
+          </w:p>
+        </w:tc>
+      </w:tr>
+      <w:tr>
+        <w:tc>
+          <w:tcPr>
+            <w:tcW w:w="5215" w:type="dxa"/>
+            <w:tcBorders>
+              <w:top w:val="nil"/>
+              <w:left w:val="nil"/>
+              <w:bottom w:val="nil"/>
+              <w:right w:val="nil"/>
+            </w:tcBorders>
+            <w:tcMar>
+              <w:top w:w="0" w:type="dxa"/>
+              <w:left w:w="60" w:type="dxa"/>
+              <w:bottom w:w="0" w:type="dxa"/>
+              <w:right w:w="60" w:type="dxa"/>
+            </w:tcMar>
+            <w:vAlign w:val="bottom"/>
+          </w:tcPr>
+          <w:p>
+            <w:pPr>
+              <w:pStyle w:val="TableTextBold"/>
+              <w:ind w:left="0" w:hanging="56"/>
+            </w:pPr>
+            <w:r>
+              <w:t>10-</w:t>
+            </w:r>
+            <w:r>
+              <w:t>y</w:t>
+            </w:r>
+            <w:r>
+              <w:t xml:space="preserve">ear </w:t>
+            </w:r>
+            <w:r>
+              <w:t>g</w:t>
+            </w:r>
+            <w:r>
+              <w:t xml:space="preserve">overnment </w:t>
+            </w:r>
+            <w:r>
+              <w:t>b</w:t>
+            </w:r>
+            <w:r>
+              <w:t xml:space="preserve">ond </w:t>
+            </w:r>
+            <w:r>
+              <w:t>r</w:t>
+            </w:r>
+            <w:r>
+              <w:t>ate</w:t>
+            </w:r>
+          </w:p>
+        </w:tc>
+        <w:tc>
+          <w:tcPr>
+            <w:tcW w:w="1137" w:type="dxa"/>
+            <w:tcBorders>
+              <w:top w:val="nil"/>
+              <w:left w:val="nil"/>
+              <w:bottom w:val="nil"/>
+              <w:right w:val="nil"/>
+            </w:tcBorders>
+            <w:tcMar>
+              <w:top w:w="0" w:type="dxa"/>
+              <w:left w:w="0" w:type="dxa"/>
+              <w:bottom w:w="0" w:type="dxa"/>
+              <w:right w:w="0" w:type="dxa"/>
+            </w:tcMar>
+          </w:tcPr>
+          <w:p>
+            <w:pPr>
+              <w:pStyle w:val="TableNumber"/>
+            </w:pPr>
+          </w:p>
+        </w:tc>
+        <w:tc>
+          <w:tcPr>
+            <w:tcW w:w="1138" w:type="dxa"/>
+            <w:tcBorders>
+              <w:top w:val="nil"/>
+              <w:left w:val="nil"/>
+              <w:bottom w:val="nil"/>
+              <w:right w:val="nil"/>
+            </w:tcBorders>
+            <w:tcMar>
+              <w:top w:w="0" w:type="dxa"/>
+              <w:left w:w="0" w:type="dxa"/>
+              <w:bottom w:w="0" w:type="dxa"/>
+              <w:right w:w="0" w:type="dxa"/>
+            </w:tcMar>
+          </w:tcPr>
+          <w:p>
+            <w:pPr>
+              <w:pStyle w:val="TableNumber"/>
+            </w:pPr>
+          </w:p>
+        </w:tc>
+        <w:tc>
+          <w:tcPr>
+            <w:tcW w:w="1139" w:type="dxa"/>
+            <w:tcBorders>
+              <w:top w:val="nil"/>
+              <w:left w:val="nil"/>
+              <w:bottom w:val="nil"/>
+              <w:right w:val="nil"/>
+            </w:tcBorders>
+          </w:tcPr>
+          <w:p>
+            <w:pPr>
+              <w:pStyle w:val="TableNumber"/>
+              <w:ind w:right="-76"/>
+            </w:pPr>
+          </w:p>
+        </w:tc>
+        <w:tc>
+          <w:tcPr>
+            <w:tcW w:w="1138" w:type="dxa"/>
+            <w:tcBorders>
+              <w:top w:val="nil"/>
+              <w:left w:val="nil"/>
+              <w:bottom w:val="nil"/>
+              <w:right w:val="nil"/>
+            </w:tcBorders>
+            <w:tcMar>
+              <w:top w:w="0" w:type="dxa"/>
+              <w:left w:w="0" w:type="dxa"/>
+              <w:bottom w:w="0" w:type="dxa"/>
+              <w:right w:w="0" w:type="dxa"/>
+            </w:tcMar>
+          </w:tcPr>
+          <w:p>
+            <w:pPr>
+              <w:pStyle w:val="TableNumber"/>
+            </w:pPr>
+          </w:p>
+        </w:tc>
+      </w:tr>
+      <w:tr>
+        <w:tc>
+          <w:tcPr>
+            <w:tcW w:w="5215" w:type="dxa"/>
+            <w:tcBorders>
+              <w:top w:val="nil"/>
+              <w:left w:val="nil"/>
+              <w:bottom w:val="nil"/>
+              <w:right w:val="nil"/>
+            </w:tcBorders>
+            <w:tcMar>
+              <w:top w:w="0" w:type="dxa"/>
+              <w:left w:w="60" w:type="dxa"/>
+              <w:bottom w:w="0" w:type="dxa"/>
+              <w:right w:w="60" w:type="dxa"/>
+            </w:tcMar>
+            <w:vAlign w:val="bottom"/>
+          </w:tcPr>
+          <w:p>
+            <w:pPr>
+              <w:pStyle w:val="TableText"/>
+              <w:ind w:left="0" w:hanging="56"/>
+            </w:pPr>
+            <w:r>
+              <w:t>  </w:t>
+            </w:r>
+            <w:r>
+              <w:t>Budget 20</w:t>
+            </w:r>
+            <w:r>
+              <w:t>22</w:t>
+            </w:r>
+          </w:p>
+        </w:tc>
+        <w:tc>
+          <w:tcPr>
+            <w:tcW w:w="1137" w:type="dxa"/>
+            <w:tcBorders>
+              <w:top w:val="nil"/>
+              <w:left w:val="nil"/>
+              <w:bottom w:val="nil"/>
+              <w:right w:val="nil"/>
+            </w:tcBorders>
+            <w:tcMar>
+              <w:top w:w="0" w:type="dxa"/>
+              <w:left w:w="0" w:type="dxa"/>
+              <w:bottom w:w="0" w:type="dxa"/>
+              <w:right w:w="0" w:type="dxa"/>
+            </w:tcMar>
+          </w:tcPr>
+          <w:p>
+            <w:pPr>
+              <w:pStyle w:val="TableNumber"/>
+            </w:pPr>
+            <w:r>
+              <w:t>1.4</w:t>
+            </w:r>
+          </w:p>
+        </w:tc>
+        <w:tc>
+          <w:tcPr>
+            <w:tcW w:w="1138" w:type="dxa"/>
+            <w:tcBorders>
+              <w:top w:val="nil"/>
+              <w:left w:val="nil"/>
+              <w:bottom w:val="nil"/>
+              <w:right w:val="nil"/>
+            </w:tcBorders>
+            <w:tcMar>
+              <w:top w:w="0" w:type="dxa"/>
+              <w:left w:w="0" w:type="dxa"/>
+              <w:bottom w:w="0" w:type="dxa"/>
+              <w:right w:w="0" w:type="dxa"/>
+            </w:tcMar>
+          </w:tcPr>
+          <w:p>
+            <w:pPr>
+              <w:pStyle w:val="TableNumber"/>
+            </w:pPr>
+            <w:r>
+              <w:t>2.0</w:t>
+            </w:r>
+          </w:p>
+        </w:tc>
+        <w:tc>
+          <w:tcPr>
+            <w:tcW w:w="1139" w:type="dxa"/>
+            <w:tcBorders>
+              <w:top w:val="nil"/>
+              <w:left w:val="nil"/>
+              <w:bottom w:val="nil"/>
+              <w:right w:val="nil"/>
+            </w:tcBorders>
+          </w:tcPr>
+          <w:p>
+            <w:pPr>
+              <w:pStyle w:val="TableNumber"/>
+              <w:ind w:right="-76"/>
+            </w:pPr>
+            <w:r>
+              <w:t>2.4</w:t>
+            </w:r>
+          </w:p>
+        </w:tc>
+        <w:tc>
+          <w:tcPr>
+            <w:tcW w:w="1138" w:type="dxa"/>
+            <w:tcBorders>
+              <w:top w:val="nil"/>
+              <w:left w:val="nil"/>
+              <w:bottom w:val="nil"/>
+              <w:right w:val="nil"/>
+            </w:tcBorders>
+            <w:tcMar>
+              <w:top w:w="0" w:type="dxa"/>
+              <w:left w:w="0" w:type="dxa"/>
+              <w:bottom w:w="0" w:type="dxa"/>
+              <w:right w:w="0" w:type="dxa"/>
+            </w:tcMar>
+          </w:tcPr>
+          <w:p>
+            <w:pPr>
+              <w:pStyle w:val="TableNumber"/>
+            </w:pPr>
+            <w:r>
+              <w:t>2.</w:t>
+            </w:r>
+            <w:r>
+              <w:t>6</w:t>
+            </w:r>
+          </w:p>
+        </w:tc>
+      </w:tr>
+      <w:tr>
+        <w:tc>
+          <w:tcPr>
+            <w:tcW w:w="5215" w:type="dxa"/>
+            <w:tcBorders>
+              <w:top w:val="nil"/>
+              <w:left w:val="nil"/>
+              <w:bottom w:val="nil"/>
+              <w:right w:val="nil"/>
+            </w:tcBorders>
+            <w:tcMar>
+              <w:top w:w="0" w:type="dxa"/>
+              <w:left w:w="60" w:type="dxa"/>
+              <w:bottom w:w="0" w:type="dxa"/>
+              <w:right w:w="60" w:type="dxa"/>
+            </w:tcMar>
+            <w:vAlign w:val="bottom"/>
+          </w:tcPr>
+          <w:p>
+            <w:pPr>
+              <w:pStyle w:val="TableText"/>
+              <w:ind w:left="0" w:hanging="56"/>
+              <w:rPr>
+                <w:i/>
+              </w:rPr>
+            </w:pPr>
+            <w:r>
+              <w:t>  </w:t>
+            </w:r>
+            <w:r>
+              <w:t>Budget 202</w:t>
+            </w:r>
+            <w:r>
+              <w:t>3</w:t>
+            </w:r>
+          </w:p>
+        </w:tc>
+        <w:tc>
+          <w:tcPr>
+            <w:tcW w:w="1137" w:type="dxa"/>
+            <w:tcBorders>
+              <w:top w:val="nil"/>
+              <w:left w:val="nil"/>
+              <w:bottom w:val="nil"/>
+              <w:right w:val="nil"/>
+            </w:tcBorders>
+            <w:tcMar>
+              <w:top w:w="0" w:type="dxa"/>
+              <w:left w:w="0" w:type="dxa"/>
+              <w:bottom w:w="0" w:type="dxa"/>
+              <w:right w:w="0" w:type="dxa"/>
+            </w:tcMar>
+          </w:tcPr>
+          <w:p>
+            <w:pPr>
+              <w:pStyle w:val="TableNumber"/>
+            </w:pPr>
+            <w:r>
+              <w:t>1.4</w:t>
+            </w:r>
+          </w:p>
+        </w:tc>
+        <w:tc>
+          <w:tcPr>
+            <w:tcW w:w="1138" w:type="dxa"/>
+            <w:tcBorders>
+              <w:top w:val="nil"/>
+              <w:left w:val="nil"/>
+              <w:bottom w:val="nil"/>
+              <w:right w:val="nil"/>
+            </w:tcBorders>
+            <w:tcMar>
+              <w:top w:w="0" w:type="dxa"/>
+              <w:left w:w="0" w:type="dxa"/>
+              <w:bottom w:w="0" w:type="dxa"/>
+              <w:right w:w="0" w:type="dxa"/>
+            </w:tcMar>
+          </w:tcPr>
+          <w:p>
+            <w:pPr>
+              <w:pStyle w:val="TableNumber"/>
+            </w:pPr>
+            <w:r>
+              <w:t>2.8</w:t>
+            </w:r>
+          </w:p>
+        </w:tc>
+        <w:tc>
+          <w:tcPr>
+            <w:tcW w:w="1139" w:type="dxa"/>
+            <w:tcBorders>
+              <w:top w:val="nil"/>
+              <w:left w:val="nil"/>
+              <w:bottom w:val="nil"/>
+              <w:right w:val="nil"/>
+            </w:tcBorders>
+          </w:tcPr>
+          <w:p>
+            <w:pPr>
+              <w:pStyle w:val="TableNumber"/>
+              <w:ind w:right="-76"/>
+            </w:pPr>
+            <w:r>
+              <w:t>3</w:t>
+            </w:r>
+            <w:r>
+              <w:t>.0</w:t>
+            </w:r>
+          </w:p>
+        </w:tc>
+        <w:tc>
+          <w:tcPr>
+            <w:tcW w:w="1138" w:type="dxa"/>
+            <w:tcBorders>
+              <w:top w:val="nil"/>
+              <w:left w:val="nil"/>
+              <w:bottom w:val="nil"/>
+              <w:right w:val="nil"/>
+            </w:tcBorders>
+            <w:tcMar>
+              <w:top w:w="0" w:type="dxa"/>
+              <w:left w:w="0" w:type="dxa"/>
+              <w:bottom w:w="0" w:type="dxa"/>
+              <w:right w:w="0" w:type="dxa"/>
+            </w:tcMar>
+          </w:tcPr>
+          <w:p>
+            <w:pPr>
+              <w:pStyle w:val="TableNumber"/>
+            </w:pPr>
+            <w:r>
+              <w:t>2.</w:t>
+            </w:r>
+            <w:r>
+              <w:t>9</w:t>
+            </w:r>
+          </w:p>
+        </w:tc>
+      </w:tr>
+      <w:tr>
+        <w:tc>
+          <w:tcPr>
+            <w:tcW w:w="5215" w:type="dxa"/>
+            <w:tcBorders>
+              <w:top w:val="nil"/>
+              <w:left w:val="nil"/>
+              <w:bottom w:val="nil"/>
+              <w:right w:val="nil"/>
+            </w:tcBorders>
+            <w:tcMar>
+              <w:top w:w="0" w:type="dxa"/>
+              <w:left w:w="60" w:type="dxa"/>
+              <w:bottom w:w="0" w:type="dxa"/>
+              <w:right w:w="60" w:type="dxa"/>
+            </w:tcMar>
+            <w:vAlign w:val="bottom"/>
+          </w:tcPr>
+          <w:p>
+            <w:pPr>
+              <w:pStyle w:val="TableText"/>
+              <w:ind w:left="0" w:hanging="56"/>
+            </w:pPr>
+            <w:r>
+              <w:t>  Actual</w:t>
+            </w:r>
+          </w:p>
+        </w:tc>
+        <w:tc>
+          <w:tcPr>
+            <w:tcW w:w="1137" w:type="dxa"/>
+            <w:tcBorders>
+              <w:top w:val="nil"/>
+              <w:left w:val="nil"/>
+              <w:bottom w:val="nil"/>
+              <w:right w:val="nil"/>
+            </w:tcBorders>
+            <w:tcMar>
+              <w:top w:w="0" w:type="dxa"/>
+              <w:left w:w="0" w:type="dxa"/>
+              <w:bottom w:w="0" w:type="dxa"/>
+              <w:right w:w="0" w:type="dxa"/>
+            </w:tcMar>
+          </w:tcPr>
+          <w:p>
+            <w:pPr>
+              <w:pStyle w:val="TableNumber"/>
+            </w:pPr>
+            <w:r>
+              <w:t>1.4</w:t>
+            </w:r>
+          </w:p>
+        </w:tc>
+        <w:tc>
+          <w:tcPr>
+            <w:tcW w:w="1138" w:type="dxa"/>
+            <w:tcBorders>
+              <w:top w:val="nil"/>
+              <w:left w:val="nil"/>
+              <w:bottom w:val="nil"/>
+              <w:right w:val="nil"/>
+            </w:tcBorders>
+            <w:tcMar>
+              <w:top w:w="0" w:type="dxa"/>
+              <w:left w:w="0" w:type="dxa"/>
+              <w:bottom w:w="0" w:type="dxa"/>
+              <w:right w:w="0" w:type="dxa"/>
+            </w:tcMar>
+          </w:tcPr>
+          <w:p>
+            <w:pPr>
+              <w:pStyle w:val="TableNumber"/>
+            </w:pPr>
+            <w:r>
+              <w:t>2.8</w:t>
+            </w:r>
+          </w:p>
+        </w:tc>
+        <w:tc>
+          <w:tcPr>
+            <w:tcW w:w="1139" w:type="dxa"/>
+            <w:tcBorders>
+              <w:top w:val="nil"/>
+              <w:left w:val="nil"/>
+              <w:bottom w:val="nil"/>
+              <w:right w:val="nil"/>
+            </w:tcBorders>
+          </w:tcPr>
+          <w:p>
+            <w:pPr>
+              <w:pStyle w:val="TableNumber"/>
+              <w:ind w:right="-76"/>
+            </w:pPr>
+            <w:r>
+              <w:t xml:space="preserve">–       </w:t>
+            </w:r>
+          </w:p>
+        </w:tc>
+        <w:tc>
+          <w:tcPr>
+            <w:tcW w:w="1138" w:type="dxa"/>
+            <w:tcBorders>
+              <w:top w:val="nil"/>
+              <w:left w:val="nil"/>
+              <w:bottom w:val="nil"/>
+              <w:right w:val="nil"/>
+            </w:tcBorders>
+            <w:tcMar>
+              <w:top w:w="0" w:type="dxa"/>
+              <w:left w:w="0" w:type="dxa"/>
+              <w:bottom w:w="0" w:type="dxa"/>
+              <w:right w:w="0" w:type="dxa"/>
+            </w:tcMar>
+          </w:tcPr>
+          <w:p>
+            <w:pPr>
+              <w:pStyle w:val="TableNumber"/>
+            </w:pPr>
+            <w:r>
+              <w:t xml:space="preserve">–       </w:t>
+            </w:r>
+          </w:p>
+        </w:tc>
+      </w:tr>
+      <w:tr>
+        <w:tc>
+          <w:tcPr>
+            <w:tcW w:w="5215" w:type="dxa"/>
+            <w:tcBorders>
+              <w:top w:val="nil"/>
+              <w:left w:val="nil"/>
+              <w:bottom w:val="nil"/>
+              <w:right w:val="nil"/>
+            </w:tcBorders>
+            <w:tcMar>
+              <w:top w:w="0" w:type="dxa"/>
+              <w:left w:w="60" w:type="dxa"/>
+              <w:bottom w:w="0" w:type="dxa"/>
+              <w:right w:w="60" w:type="dxa"/>
+            </w:tcMar>
+            <w:vAlign w:val="bottom"/>
+          </w:tcPr>
+          <w:p>
+            <w:pPr>
+              <w:pStyle w:val="TableTextBold"/>
+              <w:ind w:left="0" w:hanging="56"/>
+            </w:pPr>
+            <w:r>
+              <w:t xml:space="preserve">Unemployment </w:t>
+            </w:r>
+            <w:r>
+              <w:t>r</w:t>
+            </w:r>
+            <w:r>
+              <w:t>ate</w:t>
+            </w:r>
+          </w:p>
+        </w:tc>
+        <w:tc>
+          <w:tcPr>
+            <w:tcW w:w="1137" w:type="dxa"/>
+            <w:tcBorders>
+              <w:top w:val="nil"/>
+              <w:left w:val="nil"/>
+              <w:bottom w:val="nil"/>
+              <w:right w:val="nil"/>
+            </w:tcBorders>
+            <w:tcMar>
+              <w:top w:w="0" w:type="dxa"/>
+              <w:left w:w="0" w:type="dxa"/>
+              <w:bottom w:w="0" w:type="dxa"/>
+              <w:right w:w="0" w:type="dxa"/>
+            </w:tcMar>
+          </w:tcPr>
+          <w:p>
+            <w:pPr>
+              <w:pStyle w:val="TableNumber"/>
+            </w:pPr>
+          </w:p>
+        </w:tc>
+        <w:tc>
+          <w:tcPr>
+            <w:tcW w:w="1138" w:type="dxa"/>
+            <w:tcBorders>
+              <w:top w:val="nil"/>
+              <w:left w:val="nil"/>
+              <w:bottom w:val="nil"/>
+              <w:right w:val="nil"/>
+            </w:tcBorders>
+            <w:tcMar>
+              <w:top w:w="0" w:type="dxa"/>
+              <w:left w:w="0" w:type="dxa"/>
+              <w:bottom w:w="0" w:type="dxa"/>
+              <w:right w:w="0" w:type="dxa"/>
+            </w:tcMar>
+          </w:tcPr>
+          <w:p>
+            <w:pPr>
+              <w:pStyle w:val="TableNumber"/>
+            </w:pPr>
+          </w:p>
+        </w:tc>
+        <w:tc>
+          <w:tcPr>
+            <w:tcW w:w="1139" w:type="dxa"/>
+            <w:tcBorders>
+              <w:top w:val="nil"/>
+              <w:left w:val="nil"/>
+              <w:bottom w:val="nil"/>
+              <w:right w:val="nil"/>
+            </w:tcBorders>
+          </w:tcPr>
+          <w:p>
+            <w:pPr>
+              <w:pStyle w:val="TableNumber"/>
+              <w:ind w:right="-76"/>
+            </w:pPr>
+          </w:p>
+        </w:tc>
+        <w:tc>
+          <w:tcPr>
+            <w:tcW w:w="1138" w:type="dxa"/>
+            <w:tcBorders>
+              <w:top w:val="nil"/>
+              <w:left w:val="nil"/>
+              <w:bottom w:val="nil"/>
+              <w:right w:val="nil"/>
+            </w:tcBorders>
+            <w:tcMar>
+              <w:top w:w="0" w:type="dxa"/>
+              <w:left w:w="0" w:type="dxa"/>
+              <w:bottom w:w="0" w:type="dxa"/>
+              <w:right w:w="0" w:type="dxa"/>
+            </w:tcMar>
+          </w:tcPr>
+          <w:p>
+            <w:pPr>
+              <w:pStyle w:val="TableNumber"/>
+            </w:pPr>
+          </w:p>
+        </w:tc>
+      </w:tr>
+      <w:tr>
+        <w:tc>
+          <w:tcPr>
+            <w:tcW w:w="5215" w:type="dxa"/>
+            <w:tcBorders>
+              <w:top w:val="nil"/>
+              <w:left w:val="nil"/>
+              <w:bottom w:val="nil"/>
+              <w:right w:val="nil"/>
+            </w:tcBorders>
+            <w:tcMar>
+              <w:top w:w="0" w:type="dxa"/>
+              <w:left w:w="60" w:type="dxa"/>
+              <w:bottom w:w="0" w:type="dxa"/>
+              <w:right w:w="60" w:type="dxa"/>
+            </w:tcMar>
+            <w:vAlign w:val="bottom"/>
+          </w:tcPr>
+          <w:p>
+            <w:pPr>
+              <w:pStyle w:val="TableText"/>
+              <w:ind w:left="0" w:hanging="56"/>
+            </w:pPr>
+            <w:r>
+              <w:t>  </w:t>
+            </w:r>
+            <w:r>
+              <w:t>Budget 20</w:t>
+            </w:r>
+            <w:r>
+              <w:t>22</w:t>
+            </w:r>
+          </w:p>
+        </w:tc>
+        <w:tc>
+          <w:tcPr>
+            <w:tcW w:w="1137" w:type="dxa"/>
+            <w:tcBorders>
+              <w:top w:val="nil"/>
+              <w:left w:val="nil"/>
+              <w:bottom w:val="nil"/>
+              <w:right w:val="nil"/>
+            </w:tcBorders>
+            <w:tcMar>
+              <w:top w:w="0" w:type="dxa"/>
+              <w:left w:w="0" w:type="dxa"/>
+              <w:bottom w:w="0" w:type="dxa"/>
+              <w:right w:w="0" w:type="dxa"/>
+            </w:tcMar>
+          </w:tcPr>
+          <w:p>
+            <w:pPr>
+              <w:pStyle w:val="TableNumber"/>
+            </w:pPr>
+            <w:r>
+              <w:t>7.5</w:t>
+            </w:r>
+          </w:p>
+        </w:tc>
+        <w:tc>
+          <w:tcPr>
+            <w:tcW w:w="1138" w:type="dxa"/>
+            <w:tcBorders>
+              <w:top w:val="nil"/>
+              <w:left w:val="nil"/>
+              <w:bottom w:val="nil"/>
+              <w:right w:val="nil"/>
+            </w:tcBorders>
+            <w:tcMar>
+              <w:top w:w="0" w:type="dxa"/>
+              <w:left w:w="0" w:type="dxa"/>
+              <w:bottom w:w="0" w:type="dxa"/>
+              <w:right w:w="0" w:type="dxa"/>
+            </w:tcMar>
+          </w:tcPr>
+          <w:p>
+            <w:pPr>
+              <w:pStyle w:val="TableNumber"/>
+            </w:pPr>
+            <w:r>
+              <w:t>5.8</w:t>
+            </w:r>
+          </w:p>
+        </w:tc>
+        <w:tc>
+          <w:tcPr>
+            <w:tcW w:w="1139" w:type="dxa"/>
+            <w:tcBorders>
+              <w:top w:val="nil"/>
+              <w:left w:val="nil"/>
+              <w:bottom w:val="nil"/>
+              <w:right w:val="nil"/>
+            </w:tcBorders>
+          </w:tcPr>
+          <w:p>
+            <w:pPr>
+              <w:pStyle w:val="TableNumber"/>
+              <w:ind w:right="-76"/>
+            </w:pPr>
+            <w:r>
+              <w:t>5</w:t>
+            </w:r>
+            <w:r>
+              <w:t>.5</w:t>
+            </w:r>
+          </w:p>
+        </w:tc>
+        <w:tc>
+          <w:tcPr>
+            <w:tcW w:w="1138" w:type="dxa"/>
+            <w:tcBorders>
+              <w:top w:val="nil"/>
+              <w:left w:val="nil"/>
+              <w:bottom w:val="nil"/>
+              <w:right w:val="nil"/>
+            </w:tcBorders>
+            <w:tcMar>
+              <w:top w:w="0" w:type="dxa"/>
+              <w:left w:w="0" w:type="dxa"/>
+              <w:bottom w:w="0" w:type="dxa"/>
+              <w:right w:w="0" w:type="dxa"/>
+            </w:tcMar>
+          </w:tcPr>
+          <w:p>
+            <w:pPr>
+              <w:pStyle w:val="TableNumber"/>
+            </w:pPr>
+            <w:r>
+              <w:t>5.5</w:t>
+            </w:r>
+          </w:p>
+        </w:tc>
+      </w:tr>
+      <w:tr>
+        <w:tc>
+          <w:tcPr>
+            <w:tcW w:w="5215" w:type="dxa"/>
+            <w:tcBorders>
+              <w:top w:val="nil"/>
+              <w:left w:val="nil"/>
+              <w:bottom w:val="nil"/>
+              <w:right w:val="nil"/>
+            </w:tcBorders>
+            <w:tcMar>
+              <w:top w:w="0" w:type="dxa"/>
+              <w:left w:w="60" w:type="dxa"/>
+              <w:bottom w:w="0" w:type="dxa"/>
+              <w:right w:w="60" w:type="dxa"/>
+            </w:tcMar>
+            <w:vAlign w:val="bottom"/>
+          </w:tcPr>
+          <w:p>
+            <w:pPr>
+              <w:pStyle w:val="TableText"/>
+              <w:ind w:left="0" w:hanging="56"/>
+              <w:rPr>
+                <w:i/>
+              </w:rPr>
+            </w:pPr>
+            <w:r>
+              <w:t>  </w:t>
+            </w:r>
+            <w:r>
+              <w:t>Budget 202</w:t>
+            </w:r>
+            <w:r>
+              <w:t>3</w:t>
+            </w:r>
+          </w:p>
+        </w:tc>
+        <w:tc>
+          <w:tcPr>
+            <w:tcW w:w="1137" w:type="dxa"/>
+            <w:tcBorders>
+              <w:top w:val="nil"/>
+              <w:left w:val="nil"/>
+              <w:bottom w:val="nil"/>
+              <w:right w:val="nil"/>
+            </w:tcBorders>
+            <w:tcMar>
+              <w:top w:w="0" w:type="dxa"/>
+              <w:left w:w="0" w:type="dxa"/>
+              <w:bottom w:w="0" w:type="dxa"/>
+              <w:right w:w="0" w:type="dxa"/>
+            </w:tcMar>
+          </w:tcPr>
+          <w:p>
+            <w:pPr>
+              <w:pStyle w:val="TableNumber"/>
+            </w:pPr>
+            <w:r>
+              <w:t>7.5</w:t>
+            </w:r>
+          </w:p>
+        </w:tc>
+        <w:tc>
+          <w:tcPr>
+            <w:tcW w:w="1138" w:type="dxa"/>
+            <w:tcBorders>
+              <w:top w:val="nil"/>
+              <w:left w:val="nil"/>
+              <w:bottom w:val="nil"/>
+              <w:right w:val="nil"/>
+            </w:tcBorders>
+            <w:tcMar>
+              <w:top w:w="0" w:type="dxa"/>
+              <w:left w:w="0" w:type="dxa"/>
+              <w:bottom w:w="0" w:type="dxa"/>
+              <w:right w:w="0" w:type="dxa"/>
+            </w:tcMar>
+          </w:tcPr>
+          <w:p>
+            <w:pPr>
+              <w:pStyle w:val="TableNumber"/>
+            </w:pPr>
+            <w:r>
+              <w:t>5.3</w:t>
+            </w:r>
+          </w:p>
+        </w:tc>
+        <w:tc>
+          <w:tcPr>
+            <w:tcW w:w="1139" w:type="dxa"/>
+            <w:tcBorders>
+              <w:top w:val="nil"/>
+              <w:left w:val="nil"/>
+              <w:bottom w:val="nil"/>
+              <w:right w:val="nil"/>
+            </w:tcBorders>
+          </w:tcPr>
+          <w:p>
+            <w:pPr>
+              <w:pStyle w:val="TableNumber"/>
+              <w:ind w:right="-76"/>
+            </w:pPr>
+            <w:r>
+              <w:t>5.8</w:t>
+            </w:r>
+          </w:p>
+        </w:tc>
+        <w:tc>
+          <w:tcPr>
+            <w:tcW w:w="1138" w:type="dxa"/>
+            <w:tcBorders>
+              <w:top w:val="nil"/>
+              <w:left w:val="nil"/>
+              <w:bottom w:val="nil"/>
+              <w:right w:val="nil"/>
+            </w:tcBorders>
+            <w:tcMar>
+              <w:top w:w="0" w:type="dxa"/>
+              <w:left w:w="0" w:type="dxa"/>
+              <w:bottom w:w="0" w:type="dxa"/>
+              <w:right w:w="0" w:type="dxa"/>
+            </w:tcMar>
+          </w:tcPr>
+          <w:p>
+            <w:pPr>
+              <w:pStyle w:val="TableNumber"/>
+            </w:pPr>
+            <w:r>
+              <w:t>6.2</w:t>
+            </w:r>
+          </w:p>
+        </w:tc>
+      </w:tr>
+      <w:tr>
+        <w:tc>
+          <w:tcPr>
+            <w:tcW w:w="5215" w:type="dxa"/>
+            <w:tcBorders>
+              <w:top w:val="nil"/>
+              <w:left w:val="nil"/>
+              <w:bottom w:val="nil"/>
+              <w:right w:val="nil"/>
+            </w:tcBorders>
+            <w:tcMar>
+              <w:top w:w="0" w:type="dxa"/>
+              <w:left w:w="60" w:type="dxa"/>
+              <w:bottom w:w="0" w:type="dxa"/>
+              <w:right w:w="60" w:type="dxa"/>
+            </w:tcMar>
+            <w:vAlign w:val="bottom"/>
+          </w:tcPr>
+          <w:p>
+            <w:pPr>
+              <w:pStyle w:val="TableText"/>
+              <w:ind w:left="0" w:hanging="56"/>
+            </w:pPr>
+            <w:r>
+              <w:t>  Actual</w:t>
+            </w:r>
+          </w:p>
+        </w:tc>
+        <w:tc>
+          <w:tcPr>
+            <w:tcW w:w="1137" w:type="dxa"/>
+            <w:tcBorders>
+              <w:top w:val="nil"/>
+              <w:left w:val="nil"/>
+              <w:bottom w:val="nil"/>
+              <w:right w:val="nil"/>
+            </w:tcBorders>
+            <w:tcMar>
+              <w:top w:w="0" w:type="dxa"/>
+              <w:left w:w="0" w:type="dxa"/>
+              <w:bottom w:w="0" w:type="dxa"/>
+              <w:right w:w="0" w:type="dxa"/>
+            </w:tcMar>
+          </w:tcPr>
+          <w:p>
+            <w:pPr>
+              <w:pStyle w:val="TableNumber"/>
+            </w:pPr>
+            <w:r>
+              <w:t>7.5</w:t>
+            </w:r>
+          </w:p>
+        </w:tc>
+        <w:tc>
+          <w:tcPr>
+            <w:tcW w:w="1138" w:type="dxa"/>
+            <w:tcBorders>
+              <w:top w:val="nil"/>
+              <w:left w:val="nil"/>
+              <w:bottom w:val="nil"/>
+              <w:right w:val="nil"/>
+            </w:tcBorders>
+            <w:tcMar>
+              <w:top w:w="0" w:type="dxa"/>
+              <w:left w:w="0" w:type="dxa"/>
+              <w:bottom w:w="0" w:type="dxa"/>
+              <w:right w:w="0" w:type="dxa"/>
+            </w:tcMar>
+          </w:tcPr>
+          <w:p>
+            <w:pPr>
+              <w:pStyle w:val="TableNumber"/>
+            </w:pPr>
+            <w:r>
+              <w:t>5.3</w:t>
+            </w:r>
+          </w:p>
+        </w:tc>
+        <w:tc>
+          <w:tcPr>
+            <w:tcW w:w="1139" w:type="dxa"/>
+            <w:tcBorders>
+              <w:top w:val="nil"/>
+              <w:left w:val="nil"/>
+              <w:bottom w:val="nil"/>
+              <w:right w:val="nil"/>
+            </w:tcBorders>
+          </w:tcPr>
+          <w:p>
+            <w:pPr>
+              <w:pStyle w:val="TableNumber"/>
+              <w:ind w:right="-76"/>
+            </w:pPr>
+            <w:r>
+              <w:t xml:space="preserve">–      </w:t>
+            </w:r>
+          </w:p>
+        </w:tc>
+        <w:tc>
+          <w:tcPr>
+            <w:tcW w:w="1138" w:type="dxa"/>
+            <w:tcBorders>
+              <w:top w:val="nil"/>
+              <w:left w:val="nil"/>
+              <w:bottom w:val="nil"/>
+              <w:right w:val="nil"/>
+            </w:tcBorders>
+            <w:tcMar>
+              <w:top w:w="0" w:type="dxa"/>
+              <w:left w:w="0" w:type="dxa"/>
+              <w:bottom w:w="0" w:type="dxa"/>
+              <w:right w:w="0" w:type="dxa"/>
+            </w:tcMar>
+          </w:tcPr>
+          <w:p>
+            <w:pPr>
+              <w:pStyle w:val="TableNumber"/>
+            </w:pPr>
+            <w:r>
+              <w:t xml:space="preserve">–       </w:t>
+            </w:r>
+          </w:p>
+        </w:tc>
+      </w:tr>
+      <w:tr>
+        <w:tc>
+          <w:tcPr>
+            <w:tcW w:w="5215" w:type="dxa"/>
+            <w:tcBorders>
+              <w:top w:val="nil"/>
+              <w:left w:val="nil"/>
+              <w:bottom w:val="nil"/>
+              <w:right w:val="nil"/>
+            </w:tcBorders>
+            <w:tcMar>
+              <w:top w:w="0" w:type="dxa"/>
+              <w:left w:w="60" w:type="dxa"/>
+              <w:bottom w:w="0" w:type="dxa"/>
+              <w:right w:w="60" w:type="dxa"/>
+            </w:tcMar>
+            <w:vAlign w:val="bottom"/>
+          </w:tcPr>
+          <w:p>
+            <w:pPr>
+              <w:pStyle w:val="TableTextBold"/>
+              <w:ind w:left="0" w:hanging="56"/>
+            </w:pPr>
+            <w:r>
+              <w:t xml:space="preserve">Consumer </w:t>
+            </w:r>
+            <w:r>
+              <w:t>P</w:t>
+            </w:r>
+            <w:r>
+              <w:t xml:space="preserve">rice </w:t>
+            </w:r>
+            <w:r>
+              <w:t>I</w:t>
+            </w:r>
+            <w:r>
+              <w:t xml:space="preserve">ndex </w:t>
+            </w:r>
+            <w:r>
+              <w:t>i</w:t>
+            </w:r>
+            <w:r>
+              <w:t>nflation</w:t>
+            </w:r>
+          </w:p>
+        </w:tc>
+        <w:tc>
+          <w:tcPr>
+            <w:tcW w:w="1137" w:type="dxa"/>
+            <w:tcBorders>
+              <w:top w:val="nil"/>
+              <w:left w:val="nil"/>
+              <w:bottom w:val="nil"/>
+              <w:right w:val="nil"/>
+            </w:tcBorders>
+            <w:tcMar>
+              <w:top w:w="0" w:type="dxa"/>
+              <w:left w:w="0" w:type="dxa"/>
+              <w:bottom w:w="0" w:type="dxa"/>
+              <w:right w:w="0" w:type="dxa"/>
+            </w:tcMar>
+          </w:tcPr>
+          <w:p>
+            <w:pPr>
+              <w:pStyle w:val="TableNumber"/>
+            </w:pPr>
+          </w:p>
+        </w:tc>
+        <w:tc>
+          <w:tcPr>
+            <w:tcW w:w="1138" w:type="dxa"/>
+            <w:tcBorders>
+              <w:top w:val="nil"/>
+              <w:left w:val="nil"/>
+              <w:bottom w:val="nil"/>
+              <w:right w:val="nil"/>
+            </w:tcBorders>
+            <w:tcMar>
+              <w:top w:w="0" w:type="dxa"/>
+              <w:left w:w="0" w:type="dxa"/>
+              <w:bottom w:w="0" w:type="dxa"/>
+              <w:right w:w="0" w:type="dxa"/>
+            </w:tcMar>
+          </w:tcPr>
+          <w:p>
+            <w:pPr>
+              <w:pStyle w:val="TableNumber"/>
+            </w:pPr>
+          </w:p>
+        </w:tc>
+        <w:tc>
+          <w:tcPr>
+            <w:tcW w:w="1139" w:type="dxa"/>
+            <w:tcBorders>
+              <w:top w:val="nil"/>
+              <w:left w:val="nil"/>
+              <w:bottom w:val="nil"/>
+              <w:right w:val="nil"/>
+            </w:tcBorders>
+          </w:tcPr>
+          <w:p>
+            <w:pPr>
+              <w:pStyle w:val="TableNumber"/>
+              <w:ind w:right="-76"/>
+            </w:pPr>
+          </w:p>
+        </w:tc>
+        <w:tc>
+          <w:tcPr>
+            <w:tcW w:w="1138" w:type="dxa"/>
+            <w:tcBorders>
+              <w:top w:val="nil"/>
+              <w:left w:val="nil"/>
+              <w:bottom w:val="nil"/>
+              <w:right w:val="nil"/>
+            </w:tcBorders>
+            <w:tcMar>
+              <w:top w:w="0" w:type="dxa"/>
+              <w:left w:w="0" w:type="dxa"/>
+              <w:bottom w:w="0" w:type="dxa"/>
+              <w:right w:w="0" w:type="dxa"/>
+            </w:tcMar>
+          </w:tcPr>
+          <w:p>
+            <w:pPr>
+              <w:pStyle w:val="TableNumber"/>
+            </w:pPr>
+          </w:p>
+        </w:tc>
+      </w:tr>
+      <w:tr>
+        <w:tc>
+          <w:tcPr>
+            <w:tcW w:w="5215" w:type="dxa"/>
+            <w:tcBorders>
+              <w:top w:val="nil"/>
+              <w:left w:val="nil"/>
+              <w:bottom w:val="nil"/>
+              <w:right w:val="nil"/>
+            </w:tcBorders>
+            <w:tcMar>
+              <w:top w:w="0" w:type="dxa"/>
+              <w:left w:w="60" w:type="dxa"/>
+              <w:bottom w:w="0" w:type="dxa"/>
+              <w:right w:w="60" w:type="dxa"/>
+            </w:tcMar>
+            <w:vAlign w:val="bottom"/>
+          </w:tcPr>
+          <w:p>
+            <w:pPr>
+              <w:pStyle w:val="TableText"/>
+              <w:ind w:left="0" w:hanging="56"/>
+            </w:pPr>
+            <w:r>
+              <w:t>  </w:t>
+            </w:r>
+            <w:r>
+              <w:t>Budget 20</w:t>
+            </w:r>
+            <w:r>
+              <w:t>22</w:t>
+            </w:r>
+          </w:p>
+        </w:tc>
+        <w:tc>
+          <w:tcPr>
+            <w:tcW w:w="1137" w:type="dxa"/>
+            <w:tcBorders>
+              <w:top w:val="nil"/>
+              <w:left w:val="nil"/>
+              <w:bottom w:val="nil"/>
+              <w:right w:val="nil"/>
+            </w:tcBorders>
+            <w:tcMar>
+              <w:top w:w="0" w:type="dxa"/>
+              <w:left w:w="0" w:type="dxa"/>
+              <w:bottom w:w="0" w:type="dxa"/>
+              <w:right w:w="0" w:type="dxa"/>
+            </w:tcMar>
+          </w:tcPr>
+          <w:p>
+            <w:pPr>
+              <w:pStyle w:val="TableNumber"/>
+            </w:pPr>
+            <w:r>
+              <w:t>3.4</w:t>
+            </w:r>
+          </w:p>
+        </w:tc>
+        <w:tc>
+          <w:tcPr>
+            <w:tcW w:w="1138" w:type="dxa"/>
+            <w:tcBorders>
+              <w:top w:val="nil"/>
+              <w:left w:val="nil"/>
+              <w:bottom w:val="nil"/>
+              <w:right w:val="nil"/>
+            </w:tcBorders>
+            <w:tcMar>
+              <w:top w:w="0" w:type="dxa"/>
+              <w:left w:w="0" w:type="dxa"/>
+              <w:bottom w:w="0" w:type="dxa"/>
+              <w:right w:w="0" w:type="dxa"/>
+            </w:tcMar>
+          </w:tcPr>
+          <w:p>
+            <w:pPr>
+              <w:pStyle w:val="TableNumber"/>
+            </w:pPr>
+            <w:r>
+              <w:t>3.9</w:t>
+            </w:r>
+          </w:p>
+        </w:tc>
+        <w:tc>
+          <w:tcPr>
+            <w:tcW w:w="1139" w:type="dxa"/>
+            <w:tcBorders>
+              <w:top w:val="nil"/>
+              <w:left w:val="nil"/>
+              <w:bottom w:val="nil"/>
+              <w:right w:val="nil"/>
+            </w:tcBorders>
+          </w:tcPr>
+          <w:p>
+            <w:pPr>
+              <w:pStyle w:val="TableNumber"/>
+              <w:ind w:right="-76"/>
+            </w:pPr>
+            <w:r>
+              <w:t>2.</w:t>
+            </w:r>
+            <w:r>
+              <w:t>4</w:t>
+            </w:r>
+          </w:p>
+        </w:tc>
+        <w:tc>
+          <w:tcPr>
+            <w:tcW w:w="1138" w:type="dxa"/>
+            <w:tcBorders>
+              <w:top w:val="nil"/>
+              <w:left w:val="nil"/>
+              <w:bottom w:val="nil"/>
+              <w:right w:val="nil"/>
+            </w:tcBorders>
+            <w:tcMar>
+              <w:top w:w="0" w:type="dxa"/>
+              <w:left w:w="0" w:type="dxa"/>
+              <w:bottom w:w="0" w:type="dxa"/>
+              <w:right w:w="0" w:type="dxa"/>
+            </w:tcMar>
+          </w:tcPr>
+          <w:p>
+            <w:pPr>
+              <w:pStyle w:val="TableNumber"/>
+            </w:pPr>
+            <w:r>
+              <w:t>2.</w:t>
+            </w:r>
+            <w:r>
+              <w:t>2</w:t>
+            </w:r>
+          </w:p>
+        </w:tc>
+      </w:tr>
+      <w:tr>
+        <w:tc>
+          <w:tcPr>
+            <w:tcW w:w="5215" w:type="dxa"/>
+            <w:tcBorders>
+              <w:top w:val="nil"/>
+              <w:left w:val="nil"/>
+              <w:bottom w:val="nil"/>
+              <w:right w:val="nil"/>
+            </w:tcBorders>
+            <w:tcMar>
+              <w:top w:w="0" w:type="dxa"/>
+              <w:left w:w="60" w:type="dxa"/>
+              <w:bottom w:w="0" w:type="dxa"/>
+              <w:right w:w="60" w:type="dxa"/>
+            </w:tcMar>
+            <w:vAlign w:val="bottom"/>
+          </w:tcPr>
+          <w:p>
+            <w:pPr>
+              <w:pStyle w:val="TableText"/>
+              <w:ind w:left="0" w:hanging="56"/>
+              <w:rPr>
+                <w:i/>
+              </w:rPr>
+            </w:pPr>
+            <w:r>
+              <w:t>  </w:t>
+            </w:r>
+            <w:r>
+              <w:t>Budget 202</w:t>
+            </w:r>
+            <w:r>
+              <w:t>3</w:t>
+            </w:r>
+          </w:p>
+        </w:tc>
+        <w:tc>
+          <w:tcPr>
+            <w:tcW w:w="1137" w:type="dxa"/>
+            <w:tcBorders>
+              <w:top w:val="nil"/>
+              <w:left w:val="nil"/>
+              <w:bottom w:val="nil"/>
+              <w:right w:val="nil"/>
+            </w:tcBorders>
+            <w:tcMar>
+              <w:top w:w="0" w:type="dxa"/>
+              <w:left w:w="0" w:type="dxa"/>
+              <w:bottom w:w="0" w:type="dxa"/>
+              <w:right w:w="0" w:type="dxa"/>
+            </w:tcMar>
+          </w:tcPr>
+          <w:p>
+            <w:pPr>
+              <w:pStyle w:val="TableNumber"/>
+            </w:pPr>
+            <w:r>
+              <w:t>3.4</w:t>
+            </w:r>
+          </w:p>
+        </w:tc>
+        <w:tc>
+          <w:tcPr>
+            <w:tcW w:w="1138" w:type="dxa"/>
+            <w:tcBorders>
+              <w:top w:val="nil"/>
+              <w:left w:val="nil"/>
+              <w:bottom w:val="nil"/>
+              <w:right w:val="nil"/>
+            </w:tcBorders>
+            <w:tcMar>
+              <w:top w:w="0" w:type="dxa"/>
+              <w:left w:w="0" w:type="dxa"/>
+              <w:bottom w:w="0" w:type="dxa"/>
+              <w:right w:w="0" w:type="dxa"/>
+            </w:tcMar>
+          </w:tcPr>
+          <w:p>
+            <w:pPr>
+              <w:pStyle w:val="TableNumber"/>
+            </w:pPr>
+            <w:r>
+              <w:t>6.8</w:t>
+            </w:r>
+          </w:p>
+        </w:tc>
+        <w:tc>
+          <w:tcPr>
+            <w:tcW w:w="1139" w:type="dxa"/>
+            <w:tcBorders>
+              <w:top w:val="nil"/>
+              <w:left w:val="nil"/>
+              <w:bottom w:val="nil"/>
+              <w:right w:val="nil"/>
+            </w:tcBorders>
+          </w:tcPr>
+          <w:p>
+            <w:pPr>
+              <w:pStyle w:val="TableNumber"/>
+              <w:ind w:right="-76"/>
+            </w:pPr>
+            <w:r>
+              <w:t>3.</w:t>
+            </w:r>
+            <w:r>
+              <w:t>5</w:t>
+            </w:r>
+          </w:p>
+        </w:tc>
+        <w:tc>
+          <w:tcPr>
+            <w:tcW w:w="1138" w:type="dxa"/>
+            <w:tcBorders>
+              <w:top w:val="nil"/>
+              <w:left w:val="nil"/>
+              <w:bottom w:val="nil"/>
+              <w:right w:val="nil"/>
+            </w:tcBorders>
+            <w:tcMar>
+              <w:top w:w="0" w:type="dxa"/>
+              <w:left w:w="0" w:type="dxa"/>
+              <w:bottom w:w="0" w:type="dxa"/>
+              <w:right w:w="0" w:type="dxa"/>
+            </w:tcMar>
+          </w:tcPr>
+          <w:p>
+            <w:pPr>
+              <w:pStyle w:val="TableNumber"/>
+            </w:pPr>
+            <w:r>
+              <w:t>2.</w:t>
+            </w:r>
+            <w:r>
+              <w:t>1</w:t>
+            </w:r>
+          </w:p>
+        </w:tc>
+      </w:tr>
+      <w:tr>
+        <w:tc>
+          <w:tcPr>
+            <w:tcW w:w="5215" w:type="dxa"/>
+            <w:tcBorders>
+              <w:top w:val="nil"/>
+              <w:left w:val="nil"/>
+              <w:bottom w:val="single" w:sz="4" w:space="0" w:color="000000"/>
+              <w:right w:val="nil"/>
+            </w:tcBorders>
+            <w:tcMar>
+              <w:top w:w="0" w:type="dxa"/>
+              <w:left w:w="60" w:type="dxa"/>
+              <w:bottom w:w="0" w:type="dxa"/>
+              <w:right w:w="60" w:type="dxa"/>
+            </w:tcMar>
+            <w:vAlign w:val="bottom"/>
+          </w:tcPr>
+          <w:p>
+            <w:pPr>
+              <w:pStyle w:val="TableText"/>
+              <w:ind w:left="0" w:hanging="56"/>
+            </w:pPr>
+            <w:r>
+              <w:t>  Actual</w:t>
+            </w:r>
+          </w:p>
+        </w:tc>
+        <w:tc>
+          <w:tcPr>
+            <w:tcW w:w="1137" w:type="dxa"/>
+            <w:tcBorders>
+              <w:top w:val="nil"/>
+              <w:left w:val="nil"/>
+              <w:bottom w:val="single" w:sz="4" w:space="0" w:color="000000"/>
+              <w:right w:val="nil"/>
+            </w:tcBorders>
+            <w:tcMar>
+              <w:top w:w="0" w:type="dxa"/>
+              <w:left w:w="0" w:type="dxa"/>
+              <w:bottom w:w="0" w:type="dxa"/>
+              <w:right w:w="0" w:type="dxa"/>
+            </w:tcMar>
+          </w:tcPr>
+          <w:p>
+            <w:pPr>
+              <w:pStyle w:val="TableNumber"/>
+            </w:pPr>
+            <w:r>
+              <w:t>3.4</w:t>
+            </w:r>
+          </w:p>
+        </w:tc>
+        <w:tc>
+          <w:tcPr>
+            <w:tcW w:w="1138" w:type="dxa"/>
+            <w:tcBorders>
+              <w:top w:val="nil"/>
+              <w:left w:val="nil"/>
+              <w:bottom w:val="single" w:sz="4" w:space="0" w:color="000000"/>
+              <w:right w:val="nil"/>
+            </w:tcBorders>
+            <w:tcMar>
+              <w:top w:w="0" w:type="dxa"/>
+              <w:left w:w="0" w:type="dxa"/>
+              <w:bottom w:w="0" w:type="dxa"/>
+              <w:right w:w="0" w:type="dxa"/>
+            </w:tcMar>
+          </w:tcPr>
+          <w:p>
+            <w:pPr>
+              <w:pStyle w:val="TableNumber"/>
+            </w:pPr>
+            <w:r>
+              <w:t>6.8</w:t>
+            </w:r>
+          </w:p>
+        </w:tc>
+        <w:tc>
+          <w:tcPr>
+            <w:tcW w:w="1139" w:type="dxa"/>
+            <w:tcBorders>
+              <w:top w:val="nil"/>
+              <w:left w:val="nil"/>
+              <w:bottom w:val="single" w:sz="4" w:space="0" w:color="000000"/>
+              <w:right w:val="nil"/>
+            </w:tcBorders>
+          </w:tcPr>
+          <w:p>
+            <w:pPr>
+              <w:pStyle w:val="TableNumber"/>
+              <w:ind w:right="-76"/>
+            </w:pPr>
+            <w:r>
+              <w:t xml:space="preserve">–       </w:t>
+            </w:r>
+          </w:p>
+        </w:tc>
+        <w:tc>
+          <w:tcPr>
+            <w:tcW w:w="1138" w:type="dxa"/>
+            <w:tcBorders>
+              <w:top w:val="nil"/>
+              <w:left w:val="nil"/>
+              <w:bottom w:val="single" w:sz="4" w:space="0" w:color="000000"/>
+              <w:right w:val="nil"/>
+            </w:tcBorders>
+            <w:tcMar>
+              <w:top w:w="0" w:type="dxa"/>
+              <w:left w:w="0" w:type="dxa"/>
+              <w:bottom w:w="0" w:type="dxa"/>
+              <w:right w:w="0" w:type="dxa"/>
+            </w:tcMar>
+          </w:tcPr>
+          <w:p>
+            <w:pPr>
+              <w:pStyle w:val="TableNumber"/>
+            </w:pPr>
+            <w:r>
+              <w:t xml:space="preserve">–       </w:t>
+            </w:r>
+          </w:p>
+        </w:tc>
+      </w:tr>
+    </w:tbl>
+    <w:p>
+      <w:pPr>
+        <w:pStyle w:val="TableNote"/>
+      </w:pPr>
+      <w:r>
+        <w:t>Note: Figures have been restated to reflect the historical revisions in the Canadian System of National Accounts as of the first quarter of 202</w:t>
+      </w:r>
+      <w:r>
+        <w:t>3</w:t>
+      </w:r>
+      <w:r>
+        <w:t xml:space="preserve"> released on May 31, 202</w:t>
+      </w:r>
+      <w:r>
+        <w:t>3</w:t>
+      </w:r>
+      <w:r>
+        <w:t>.</w:t>
+      </w:r>
+    </w:p>
+    <w:p>
+      <w:pPr>
+        <w:spacing w:after="240"/>
+      </w:pPr>
+    </w:p>
+    <w:p>
+      <w:pPr>
+        <w:spacing w:after="240"/>
+      </w:pPr>
+    </w:p>
     <w:sectPr>
       <w:pgSz w:w="12240" w:h="15840"/>
       <w:pgMar w:top="1440" w:right="1440" w:bottom="1440" w:left="1440" w:header="720" w:footer="720" w:gutter="0"/>
@@ -4638,7 +7980,7 @@
 </file>
 
 <file path=word/endnotes.xml><?xml version="1.0" encoding="utf-8"?>
-<w:endnotes xmlns:wpc="http://schemas.microsoft.com/office/word/2010/wordprocessingCanvas" xmlns:cx="http://schemas.microsoft.com/office/drawing/2014/chartex" xmlns:cx1="http://schemas.microsoft.com/office/drawing/2015/9/8/chartex" xmlns:cx2="http://schemas.microsoft.com/office/drawing/2015/10/21/chartex" xmlns:cx3="http://schemas.microsoft.com/office/drawing/2016/5/9/chartex" xmlns:cx4="http://schemas.microsoft.com/office/drawing/2016/5/10/chartex" xmlns:cx5="http://schemas.microsoft.com/office/drawing/2016/5/11/chartex" xmlns:cx6="http://schemas.microsoft.com/office/drawing/2016/5/12/chartex" xmlns:cx7="http://schemas.microsoft.com/office/drawing/2016/5/13/chartex" xmlns:cx8="http://schemas.microsoft.com/office/drawing/2016/5/14/chartex" xmlns:mc="http://schemas.openxmlformats.org/markup-compatibility/2006" xmlns:aink="http://schemas.microsoft.com/office/drawing/2016/ink" xmlns:am3d="http://schemas.microsoft.com/office/drawing/2017/model3d" xmlns:o="urn:schemas-microsoft-com:office:office" xmlns:oel="http://schemas.microsoft.com/office/2019/extlst" xmlns:r="http://schemas.openxmlformats.org/officeDocument/2006/relationships" xmlns:m="http://schemas.openxmlformats.org/officeDocument/2006/math" xmlns:v="urn:schemas-microsoft-com:vml" xmlns:wp14="http://schemas.microsoft.com/office/word/2010/wordprocessingDrawing" xmlns:wp="http://schemas.openxmlformats.org/drawingml/2006/wordprocessingDrawing" xmlns:w10="urn:schemas-microsoft-com:office:word" xmlns:w="http://schemas.openxmlformats.org/wordprocessingml/2006/main" xmlns:w14="http://schemas.microsoft.com/office/word/2010/wordml" xmlns:w15="http://schemas.microsoft.com/office/word/2012/wordml" xmlns:w16cex="http://schemas.microsoft.com/office/word/2018/wordml/cex" xmlns:w16cid="http://schemas.microsoft.com/office/word/2016/wordml/cid" xmlns:w16="http://schemas.microsoft.com/office/word/2018/wordml" xmlns:w16du="http://schemas.microsoft.com/office/word/2023/wordml/word16du" xmlns:w16sdtdh="http://schemas.microsoft.com/office/word/2020/wordml/sdtdatahash" xmlns:w16sdtfl="http://schemas.microsoft.com/office/word/2024/wordml/sdtformatlock" xmlns:w16se="http://schemas.microsoft.com/office/word/2015/wordml/symex" xmlns:wpg="http://schemas.microsoft.com/office/word/2010/wordprocessingGroup" xmlns:wpi="http://schemas.microsoft.com/office/word/2010/wordprocessingInk" xmlns:wne="http://schemas.microsoft.com/office/word/2006/wordml" xmlns:wps="http://schemas.microsoft.com/office/word/2010/wordprocessingShape" mc:Ignorable="w14 w15 w16se w16cid w16 w16cex w16sdtdh w16sdtfl w16du wp14">
+<w:endnotes xmlns:wpc="http://schemas.microsoft.com/office/word/2010/wordprocessingCanvas" xmlns:cx="http://schemas.microsoft.com/office/drawing/2014/chartex" xmlns:cx1="http://schemas.microsoft.com/office/drawing/2015/9/8/chartex" xmlns:cx2="http://schemas.microsoft.com/office/drawing/2015/10/21/chartex" xmlns:cx3="http://schemas.microsoft.com/office/drawing/2016/5/9/chartex" xmlns:cx4="http://schemas.microsoft.com/office/drawing/2016/5/10/chartex" xmlns:cx5="http://schemas.microsoft.com/office/drawing/2016/5/11/chartex" xmlns:cx6="http://schemas.microsoft.com/office/drawing/2016/5/12/chartex" xmlns:cx7="http://schemas.microsoft.com/office/drawing/2016/5/13/chartex" xmlns:cx8="http://schemas.microsoft.com/office/drawing/2016/5/14/chartex" xmlns:mc="http://schemas.openxmlformats.org/markup-compatibility/2006" xmlns:aink="http://schemas.microsoft.com/office/drawing/2016/ink" xmlns:am3d="http://schemas.microsoft.com/office/drawing/2017/model3d" xmlns:o="urn:schemas-microsoft-com:office:office" xmlns:oel="http://schemas.microsoft.com/office/2019/extlst" xmlns:r="http://schemas.openxmlformats.org/officeDocument/2006/relationships" xmlns:m="http://schemas.openxmlformats.org/officeDocument/2006/math" xmlns:v="urn:schemas-microsoft-com:vml" xmlns:wp14="http://schemas.microsoft.com/office/word/2010/wordprocessingDrawing" xmlns:wp="http://schemas.openxmlformats.org/drawingml/2006/wordprocessingDrawing" xmlns:w10="urn:schemas-microsoft-com:office:word" xmlns:w="http://schemas.openxmlformats.org/wordprocessingml/2006/main" xmlns:w14="http://schemas.microsoft.com/office/word/2010/wordml" xmlns:w15="http://schemas.microsoft.com/office/word/2012/wordml" xmlns:w16cex="http://schemas.microsoft.com/office/word/2018/wordml/cex" xmlns:w16cid="http://schemas.microsoft.com/office/word/2016/wordml/cid" xmlns:w16="http://schemas.microsoft.com/office/word/2018/wordml" xmlns:w16sdtdh="http://schemas.microsoft.com/office/word/2020/wordml/sdtdatahash" xmlns:w16se="http://schemas.microsoft.com/office/word/2015/wordml/symex" xmlns:wpg="http://schemas.microsoft.com/office/word/2010/wordprocessingGroup" xmlns:wpi="http://schemas.microsoft.com/office/word/2010/wordprocessingInk" xmlns:wne="http://schemas.microsoft.com/office/word/2006/wordml" xmlns:wps="http://schemas.microsoft.com/office/word/2010/wordprocessingShape" mc:Ignorable="w14 w15 w16se w16cid w16 w16cex w16sdtdh wp14">
   <w:endnote w:type="separator" w:id="-1">
     <w:p>
       <w:pPr>
@@ -4663,7 +8005,7 @@
 </file>
 
 <file path=word/footnotes.xml><?xml version="1.0" encoding="utf-8"?>
-<w:footnotes xmlns:wpc="http://schemas.microsoft.com/office/word/2010/wordprocessingCanvas" xmlns:cx="http://schemas.microsoft.com/office/drawing/2014/chartex" xmlns:cx1="http://schemas.microsoft.com/office/drawing/2015/9/8/chartex" xmlns:cx2="http://schemas.microsoft.com/office/drawing/2015/10/21/chartex" xmlns:cx3="http://schemas.microsoft.com/office/drawing/2016/5/9/chartex" xmlns:cx4="http://schemas.microsoft.com/office/drawing/2016/5/10/chartex" xmlns:cx5="http://schemas.microsoft.com/office/drawing/2016/5/11/chartex" xmlns:cx6="http://schemas.microsoft.com/office/drawing/2016/5/12/chartex" xmlns:cx7="http://schemas.microsoft.com/office/drawing/2016/5/13/chartex" xmlns:cx8="http://schemas.microsoft.com/office/drawing/2016/5/14/chartex" xmlns:mc="http://schemas.openxmlformats.org/markup-compatibility/2006" xmlns:aink="http://schemas.microsoft.com/office/drawing/2016/ink" xmlns:am3d="http://schemas.microsoft.com/office/drawing/2017/model3d" xmlns:o="urn:schemas-microsoft-com:office:office" xmlns:oel="http://schemas.microsoft.com/office/2019/extlst" xmlns:r="http://schemas.openxmlformats.org/officeDocument/2006/relationships" xmlns:m="http://schemas.openxmlformats.org/officeDocument/2006/math" xmlns:v="urn:schemas-microsoft-com:vml" xmlns:wp14="http://schemas.microsoft.com/office/word/2010/wordprocessingDrawing" xmlns:wp="http://schemas.openxmlformats.org/drawingml/2006/wordprocessingDrawing" xmlns:w10="urn:schemas-microsoft-com:office:word" xmlns:w="http://schemas.openxmlformats.org/wordprocessingml/2006/main" xmlns:w14="http://schemas.microsoft.com/office/word/2010/wordml" xmlns:w15="http://schemas.microsoft.com/office/word/2012/wordml" xmlns:w16cex="http://schemas.microsoft.com/office/word/2018/wordml/cex" xmlns:w16cid="http://schemas.microsoft.com/office/word/2016/wordml/cid" xmlns:w16="http://schemas.microsoft.com/office/word/2018/wordml" xmlns:w16du="http://schemas.microsoft.com/office/word/2023/wordml/word16du" xmlns:w16sdtdh="http://schemas.microsoft.com/office/word/2020/wordml/sdtdatahash" xmlns:w16sdtfl="http://schemas.microsoft.com/office/word/2024/wordml/sdtformatlock" xmlns:w16se="http://schemas.microsoft.com/office/word/2015/wordml/symex" xmlns:wpg="http://schemas.microsoft.com/office/word/2010/wordprocessingGroup" xmlns:wpi="http://schemas.microsoft.com/office/word/2010/wordprocessingInk" xmlns:wne="http://schemas.microsoft.com/office/word/2006/wordml" xmlns:wps="http://schemas.microsoft.com/office/word/2010/wordprocessingShape" mc:Ignorable="w14 w15 w16se w16cid w16 w16cex w16sdtdh w16sdtfl w16du wp14">
+<w:footnotes xmlns:wpc="http://schemas.microsoft.com/office/word/2010/wordprocessingCanvas" xmlns:cx="http://schemas.microsoft.com/office/drawing/2014/chartex" xmlns:cx1="http://schemas.microsoft.com/office/drawing/2015/9/8/chartex" xmlns:cx2="http://schemas.microsoft.com/office/drawing/2015/10/21/chartex" xmlns:cx3="http://schemas.microsoft.com/office/drawing/2016/5/9/chartex" xmlns:cx4="http://schemas.microsoft.com/office/drawing/2016/5/10/chartex" xmlns:cx5="http://schemas.microsoft.com/office/drawing/2016/5/11/chartex" xmlns:cx6="http://schemas.microsoft.com/office/drawing/2016/5/12/chartex" xmlns:cx7="http://schemas.microsoft.com/office/drawing/2016/5/13/chartex" xmlns:cx8="http://schemas.microsoft.com/office/drawing/2016/5/14/chartex" xmlns:mc="http://schemas.openxmlformats.org/markup-compatibility/2006" xmlns:aink="http://schemas.microsoft.com/office/drawing/2016/ink" xmlns:am3d="http://schemas.microsoft.com/office/drawing/2017/model3d" xmlns:o="urn:schemas-microsoft-com:office:office" xmlns:oel="http://schemas.microsoft.com/office/2019/extlst" xmlns:r="http://schemas.openxmlformats.org/officeDocument/2006/relationships" xmlns:m="http://schemas.openxmlformats.org/officeDocument/2006/math" xmlns:v="urn:schemas-microsoft-com:vml" xmlns:wp14="http://schemas.microsoft.com/office/word/2010/wordprocessingDrawing" xmlns:wp="http://schemas.openxmlformats.org/drawingml/2006/wordprocessingDrawing" xmlns:w10="urn:schemas-microsoft-com:office:word" xmlns:w="http://schemas.openxmlformats.org/wordprocessingml/2006/main" xmlns:w14="http://schemas.microsoft.com/office/word/2010/wordml" xmlns:w15="http://schemas.microsoft.com/office/word/2012/wordml" xmlns:w16cex="http://schemas.microsoft.com/office/word/2018/wordml/cex" xmlns:w16cid="http://schemas.microsoft.com/office/word/2016/wordml/cid" xmlns:w16="http://schemas.microsoft.com/office/word/2018/wordml" xmlns:w16sdtdh="http://schemas.microsoft.com/office/word/2020/wordml/sdtdatahash" xmlns:w16se="http://schemas.microsoft.com/office/word/2015/wordml/symex" xmlns:wpg="http://schemas.microsoft.com/office/word/2010/wordprocessingGroup" xmlns:wpi="http://schemas.microsoft.com/office/word/2010/wordprocessingInk" xmlns:wne="http://schemas.microsoft.com/office/word/2006/wordml" xmlns:wps="http://schemas.microsoft.com/office/word/2010/wordprocessingShape" mc:Ignorable="w14 w15 w16se w16cid w16 w16cex w16sdtdh wp14">
   <w:footnote w:type="separator" w:id="-1">
     <w:p>
       <w:pPr>
@@ -4723,7 +8065,7 @@
 </file>
 
 <file path=word/numbering.xml><?xml version="1.0" encoding="utf-8"?>
-<w:numbering xmlns:wpc="http://schemas.microsoft.com/office/word/2010/wordprocessingCanvas" xmlns:cx="http://schemas.microsoft.com/office/drawing/2014/chartex" xmlns:cx1="http://schemas.microsoft.com/office/drawing/2015/9/8/chartex" xmlns:cx2="http://schemas.microsoft.com/office/drawing/2015/10/21/chartex" xmlns:cx3="http://schemas.microsoft.com/office/drawing/2016/5/9/chartex" xmlns:cx4="http://schemas.microsoft.com/office/drawing/2016/5/10/chartex" xmlns:cx5="http://schemas.microsoft.com/office/drawing/2016/5/11/chartex" xmlns:cx6="http://schemas.microsoft.com/office/drawing/2016/5/12/chartex" xmlns:cx7="http://schemas.microsoft.com/office/drawing/2016/5/13/chartex" xmlns:cx8="http://schemas.microsoft.com/office/drawing/2016/5/14/chartex" xmlns:mc="http://schemas.openxmlformats.org/markup-compatibility/2006" xmlns:aink="http://schemas.microsoft.com/office/drawing/2016/ink" xmlns:am3d="http://schemas.microsoft.com/office/drawing/2017/model3d" xmlns:o="urn:schemas-microsoft-com:office:office" xmlns:oel="http://schemas.microsoft.com/office/2019/extlst" xmlns:r="http://schemas.openxmlformats.org/officeDocument/2006/relationships" xmlns:m="http://schemas.openxmlformats.org/officeDocument/2006/math" xmlns:v="urn:schemas-microsoft-com:vml" xmlns:wp14="http://schemas.microsoft.com/office/word/2010/wordprocessingDrawing" xmlns:wp="http://schemas.openxmlformats.org/drawingml/2006/wordprocessingDrawing" xmlns:w10="urn:schemas-microsoft-com:office:word" xmlns:w="http://schemas.openxmlformats.org/wordprocessingml/2006/main" xmlns:w14="http://schemas.microsoft.com/office/word/2010/wordml" xmlns:w15="http://schemas.microsoft.com/office/word/2012/wordml" xmlns:w16cex="http://schemas.microsoft.com/office/word/2018/wordml/cex" xmlns:w16cid="http://schemas.microsoft.com/office/word/2016/wordml/cid" xmlns:w16="http://schemas.microsoft.com/office/word/2018/wordml" xmlns:w16du="http://schemas.microsoft.com/office/word/2023/wordml/word16du" xmlns:w16sdtdh="http://schemas.microsoft.com/office/word/2020/wordml/sdtdatahash" xmlns:w16sdtfl="http://schemas.microsoft.com/office/word/2024/wordml/sdtformatlock" xmlns:w16se="http://schemas.microsoft.com/office/word/2015/wordml/symex" xmlns:wpg="http://schemas.microsoft.com/office/word/2010/wordprocessingGroup" xmlns:wpi="http://schemas.microsoft.com/office/word/2010/wordprocessingInk" xmlns:wne="http://schemas.microsoft.com/office/word/2006/wordml" xmlns:wps="http://schemas.microsoft.com/office/word/2010/wordprocessingShape" mc:Ignorable="w14 w15 w16se w16cid w16 w16cex w16sdtdh w16sdtfl w16du wp14">
+<w:numbering xmlns:wpc="http://schemas.microsoft.com/office/word/2010/wordprocessingCanvas" xmlns:cx="http://schemas.microsoft.com/office/drawing/2014/chartex" xmlns:cx1="http://schemas.microsoft.com/office/drawing/2015/9/8/chartex" xmlns:cx2="http://schemas.microsoft.com/office/drawing/2015/10/21/chartex" xmlns:cx3="http://schemas.microsoft.com/office/drawing/2016/5/9/chartex" xmlns:cx4="http://schemas.microsoft.com/office/drawing/2016/5/10/chartex" xmlns:cx5="http://schemas.microsoft.com/office/drawing/2016/5/11/chartex" xmlns:cx6="http://schemas.microsoft.com/office/drawing/2016/5/12/chartex" xmlns:cx7="http://schemas.microsoft.com/office/drawing/2016/5/13/chartex" xmlns:cx8="http://schemas.microsoft.com/office/drawing/2016/5/14/chartex" xmlns:mc="http://schemas.openxmlformats.org/markup-compatibility/2006" xmlns:aink="http://schemas.microsoft.com/office/drawing/2016/ink" xmlns:am3d="http://schemas.microsoft.com/office/drawing/2017/model3d" xmlns:o="urn:schemas-microsoft-com:office:office" xmlns:oel="http://schemas.microsoft.com/office/2019/extlst" xmlns:r="http://schemas.openxmlformats.org/officeDocument/2006/relationships" xmlns:m="http://schemas.openxmlformats.org/officeDocument/2006/math" xmlns:v="urn:schemas-microsoft-com:vml" xmlns:wp14="http://schemas.microsoft.com/office/word/2010/wordprocessingDrawing" xmlns:wp="http://schemas.openxmlformats.org/drawingml/2006/wordprocessingDrawing" xmlns:w10="urn:schemas-microsoft-com:office:word" xmlns:w="http://schemas.openxmlformats.org/wordprocessingml/2006/main" xmlns:w14="http://schemas.microsoft.com/office/word/2010/wordml" xmlns:w15="http://schemas.microsoft.com/office/word/2012/wordml" xmlns:w16cex="http://schemas.microsoft.com/office/word/2018/wordml/cex" xmlns:w16cid="http://schemas.microsoft.com/office/word/2016/wordml/cid" xmlns:w16="http://schemas.microsoft.com/office/word/2018/wordml" xmlns:w16sdtdh="http://schemas.microsoft.com/office/word/2020/wordml/sdtdatahash" xmlns:w16se="http://schemas.microsoft.com/office/word/2015/wordml/symex" xmlns:wpg="http://schemas.microsoft.com/office/word/2010/wordprocessingGroup" xmlns:wpi="http://schemas.microsoft.com/office/word/2010/wordprocessingInk" xmlns:wne="http://schemas.microsoft.com/office/word/2006/wordml" xmlns:wps="http://schemas.microsoft.com/office/word/2010/wordprocessingShape" mc:Ignorable="w14 w15 w16se w16cid w16 w16cex w16sdtdh wp14">
   <w:abstractNum w:abstractNumId="0" w15:restartNumberingAfterBreak="0">
     <w:nsid w:val="63D93D17"/>
     <w:multiLevelType w:val="hybridMultilevel"/>
@@ -4848,7 +8190,7 @@
 </file>
 
 <file path=word/styles.xml><?xml version="1.0" encoding="utf-8"?>
-<w:styles xmlns:mc="http://schemas.openxmlformats.org/markup-compatibility/2006" xmlns:r="http://schemas.openxmlformats.org/officeDocument/2006/relationships" xmlns:w="http://schemas.openxmlformats.org/wordprocessingml/2006/main" xmlns:w14="http://schemas.microsoft.com/office/word/2010/wordml" xmlns:w15="http://schemas.microsoft.com/office/word/2012/wordml" xmlns:w16cex="http://schemas.microsoft.com/office/word/2018/wordml/cex" xmlns:w16cid="http://schemas.microsoft.com/office/word/2016/wordml/cid" xmlns:w16="http://schemas.microsoft.com/office/word/2018/wordml" xmlns:w16du="http://schemas.microsoft.com/office/word/2023/wordml/word16du" xmlns:w16sdtdh="http://schemas.microsoft.com/office/word/2020/wordml/sdtdatahash" xmlns:w16sdtfl="http://schemas.microsoft.com/office/word/2024/wordml/sdtformatlock" xmlns:w16se="http://schemas.microsoft.com/office/word/2015/wordml/symex" mc:Ignorable="w14 w15 w16se w16cid w16 w16cex w16sdtdh w16sdtfl w16du">
+<w:styles xmlns:mc="http://schemas.openxmlformats.org/markup-compatibility/2006" xmlns:r="http://schemas.openxmlformats.org/officeDocument/2006/relationships" xmlns:w="http://schemas.openxmlformats.org/wordprocessingml/2006/main" xmlns:w14="http://schemas.microsoft.com/office/word/2010/wordml" xmlns:w15="http://schemas.microsoft.com/office/word/2012/wordml" xmlns:w16cex="http://schemas.microsoft.com/office/word/2018/wordml/cex" xmlns:w16cid="http://schemas.microsoft.com/office/word/2016/wordml/cid" xmlns:w16="http://schemas.microsoft.com/office/word/2018/wordml" xmlns:w16sdtdh="http://schemas.microsoft.com/office/word/2020/wordml/sdtdatahash" xmlns:w16se="http://schemas.microsoft.com/office/word/2015/wordml/symex" mc:Ignorable="w14 w15 w16se w16cid w16 w16cex w16sdtdh">
   <w:docDefaults>
     <w:rPrDefault>
       <w:rPr>

--- a/test/test-document-doc-to-html.docx
+++ b/test/test-document-doc-to-html.docx
@@ -1,6 +1,6 @@
 
 <file path=word/document.xml><?xml version="1.0" encoding="utf-8"?>
-<w:document xmlns:wpc="http://schemas.microsoft.com/office/word/2010/wordprocessingCanvas" xmlns:cx="http://schemas.microsoft.com/office/drawing/2014/chartex" xmlns:cx1="http://schemas.microsoft.com/office/drawing/2015/9/8/chartex" xmlns:cx2="http://schemas.microsoft.com/office/drawing/2015/10/21/chartex" xmlns:cx3="http://schemas.microsoft.com/office/drawing/2016/5/9/chartex" xmlns:cx4="http://schemas.microsoft.com/office/drawing/2016/5/10/chartex" xmlns:cx5="http://schemas.microsoft.com/office/drawing/2016/5/11/chartex" xmlns:cx6="http://schemas.microsoft.com/office/drawing/2016/5/12/chartex" xmlns:cx7="http://schemas.microsoft.com/office/drawing/2016/5/13/chartex" xmlns:cx8="http://schemas.microsoft.com/office/drawing/2016/5/14/chartex" xmlns:mc="http://schemas.openxmlformats.org/markup-compatibility/2006" xmlns:aink="http://schemas.microsoft.com/office/drawing/2016/ink" xmlns:am3d="http://schemas.microsoft.com/office/drawing/2017/model3d" xmlns:o="urn:schemas-microsoft-com:office:office" xmlns:oel="http://schemas.microsoft.com/office/2019/extlst" xmlns:r="http://schemas.openxmlformats.org/officeDocument/2006/relationships" xmlns:m="http://schemas.openxmlformats.org/officeDocument/2006/math" xmlns:v="urn:schemas-microsoft-com:vml" xmlns:wp14="http://schemas.microsoft.com/office/word/2010/wordprocessingDrawing" xmlns:wp="http://schemas.openxmlformats.org/drawingml/2006/wordprocessingDrawing" xmlns:w10="urn:schemas-microsoft-com:office:word" xmlns:w="http://schemas.openxmlformats.org/wordprocessingml/2006/main" xmlns:w14="http://schemas.microsoft.com/office/word/2010/wordml" xmlns:w15="http://schemas.microsoft.com/office/word/2012/wordml" xmlns:w16cex="http://schemas.microsoft.com/office/word/2018/wordml/cex" xmlns:w16cid="http://schemas.microsoft.com/office/word/2016/wordml/cid" xmlns:w16="http://schemas.microsoft.com/office/word/2018/wordml" xmlns:w16sdtdh="http://schemas.microsoft.com/office/word/2020/wordml/sdtdatahash" xmlns:w16se="http://schemas.microsoft.com/office/word/2015/wordml/symex" xmlns:wpg="http://schemas.microsoft.com/office/word/2010/wordprocessingGroup" xmlns:wpi="http://schemas.microsoft.com/office/word/2010/wordprocessingInk" xmlns:wne="http://schemas.microsoft.com/office/word/2006/wordml" xmlns:wps="http://schemas.microsoft.com/office/word/2010/wordprocessingShape" mc:Ignorable="w14 w15 w16se w16cid w16 w16cex w16sdtdh wp14">
+<w:document xmlns:wpc="http://schemas.microsoft.com/office/word/2010/wordprocessingCanvas" xmlns:cx="http://schemas.microsoft.com/office/drawing/2014/chartex" xmlns:cx1="http://schemas.microsoft.com/office/drawing/2015/9/8/chartex" xmlns:cx2="http://schemas.microsoft.com/office/drawing/2015/10/21/chartex" xmlns:cx3="http://schemas.microsoft.com/office/drawing/2016/5/9/chartex" xmlns:cx4="http://schemas.microsoft.com/office/drawing/2016/5/10/chartex" xmlns:cx5="http://schemas.microsoft.com/office/drawing/2016/5/11/chartex" xmlns:cx6="http://schemas.microsoft.com/office/drawing/2016/5/12/chartex" xmlns:cx7="http://schemas.microsoft.com/office/drawing/2016/5/13/chartex" xmlns:cx8="http://schemas.microsoft.com/office/drawing/2016/5/14/chartex" xmlns:mc="http://schemas.openxmlformats.org/markup-compatibility/2006" xmlns:aink="http://schemas.microsoft.com/office/drawing/2016/ink" xmlns:am3d="http://schemas.microsoft.com/office/drawing/2017/model3d" xmlns:o="urn:schemas-microsoft-com:office:office" xmlns:oel="http://schemas.microsoft.com/office/2019/extlst" xmlns:r="http://schemas.openxmlformats.org/officeDocument/2006/relationships" xmlns:m="http://schemas.openxmlformats.org/officeDocument/2006/math" xmlns:v="urn:schemas-microsoft-com:vml" xmlns:wp14="http://schemas.microsoft.com/office/word/2010/wordprocessingDrawing" xmlns:wp="http://schemas.openxmlformats.org/drawingml/2006/wordprocessingDrawing" xmlns:w10="urn:schemas-microsoft-com:office:word" xmlns:w="http://schemas.openxmlformats.org/wordprocessingml/2006/main" xmlns:w14="http://schemas.microsoft.com/office/word/2010/wordml" xmlns:w15="http://schemas.microsoft.com/office/word/2012/wordml" xmlns:w16cex="http://schemas.microsoft.com/office/word/2018/wordml/cex" xmlns:w16cid="http://schemas.microsoft.com/office/word/2016/wordml/cid" xmlns:w16="http://schemas.microsoft.com/office/word/2018/wordml" xmlns:w16du="http://schemas.microsoft.com/office/word/2023/wordml/word16du" xmlns:w16sdtdh="http://schemas.microsoft.com/office/word/2020/wordml/sdtdatahash" xmlns:w16sdtfl="http://schemas.microsoft.com/office/word/2024/wordml/sdtformatlock" xmlns:w16se="http://schemas.microsoft.com/office/word/2015/wordml/symex" xmlns:wpg="http://schemas.microsoft.com/office/word/2010/wordprocessingGroup" xmlns:wpi="http://schemas.microsoft.com/office/word/2010/wordprocessingInk" xmlns:wne="http://schemas.microsoft.com/office/word/2006/wordml" xmlns:wps="http://schemas.microsoft.com/office/word/2010/wordprocessingShape" mc:Ignorable="w14 w15 w16se w16cid w16 w16cex w16sdtdh w16sdtfl w16du wp14">
   <w:body>
     <w:p>
       <w:pPr>
@@ -4604,3336 +4604,199 @@
     </w:p>
     <w:p>
       <w:pPr>
-        <w:spacing w:after="240"/>
+        <w:spacing w:after="160" w:line="278" w:lineRule="auto"/>
+        <w:rPr>
+          <w:lang w:val="en-CA"/>
+        </w:rPr>
       </w:pPr>
-    </w:p>
-    <w:p>
-      <w:pPr>
-        <w:pStyle w:val="TableChapterNumber"/>
-      </w:pPr>
-      <w:r>
-        <w:t xml:space="preserve">Table </w:t>
-      </w:r>
-      <w:r>
-        <w:t>2</w:t>
-      </w:r>
-    </w:p>
-    <w:p>
-      <w:pPr>
-        <w:pStyle w:val="TableTitle"/>
-      </w:pPr>
-      <w:r>
-        <w:t xml:space="preserve">Average </w:t>
-      </w:r>
-      <w:r>
-        <w:t>P</w:t>
-      </w:r>
-      <w:r>
-        <w:t xml:space="preserve">rivate </w:t>
-      </w:r>
-      <w:r>
-        <w:t>S</w:t>
-      </w:r>
-      <w:r>
-        <w:t xml:space="preserve">ector </w:t>
-      </w:r>
-      <w:r>
-        <w:t>F</w:t>
-      </w:r>
-      <w:r>
-        <w:t>orecasts</w:t>
-      </w:r>
-    </w:p>
-    <w:p>
-      <w:pPr>
-        <w:pStyle w:val="TableSubTitle"/>
-      </w:pPr>
-      <w:r>
-        <w:t>per</w:t>
-      </w:r>
-      <w:r>
-        <w:t xml:space="preserve"> </w:t>
-      </w:r>
-      <w:r>
-        <w:t>cent</w:t>
+      <w:r>
+        <w:rPr>
+          <w:lang w:val="en-CA"/>
+        </w:rPr>
+        <w:br w:type="page"/>
       </w:r>
     </w:p>
     <w:tbl>
       <w:tblPr>
-        <w:tblW w:w="4845" w:type="pct"/>
-        <w:tblBorders>
-          <w:top w:val="single" w:sz="4" w:space="0" w:color="auto"/>
-          <w:left w:val="single" w:sz="4" w:space="0" w:color="auto"/>
-          <w:bottom w:val="single" w:sz="4" w:space="0" w:color="auto"/>
-          <w:right w:val="single" w:sz="4" w:space="0" w:color="auto"/>
-          <w:insideH w:val="single" w:sz="4" w:space="0" w:color="auto"/>
-          <w:insideV w:val="single" w:sz="4" w:space="0" w:color="auto"/>
-        </w:tblBorders>
-        <w:tblLayout w:type="fixed"/>
+        <w:tblStyle w:val="TableGrid"/>
+        <w:tblW w:w="4904" w:type="pct"/>
+        <w:jc w:val="center"/>
         <w:tblLook w:val="04A0" w:firstRow="1" w:lastRow="0" w:firstColumn="1" w:lastColumn="0" w:noHBand="0" w:noVBand="1"/>
       </w:tblPr>
       <w:tblGrid>
-        <w:gridCol w:w="4821"/>
-        <w:gridCol w:w="1060"/>
-        <w:gridCol w:w="1060"/>
-        <w:gridCol w:w="1069"/>
-        <w:gridCol w:w="1060"/>
+        <w:gridCol w:w="9171"/>
       </w:tblGrid>
       <w:tr>
-        <w:tc>
-          <w:tcPr>
-            <w:tcW w:w="5215" w:type="dxa"/>
-            <w:tcBorders>
-              <w:top w:val="single" w:sz="12" w:space="0" w:color="auto"/>
-              <w:left w:val="nil"/>
-              <w:bottom w:val="single" w:sz="4" w:space="0" w:color="auto"/>
-              <w:right w:val="nil"/>
-            </w:tcBorders>
-            <w:tcMar>
-              <w:top w:w="0" w:type="dxa"/>
-              <w:left w:w="60" w:type="dxa"/>
-              <w:bottom w:w="0" w:type="dxa"/>
-              <w:right w:w="60" w:type="dxa"/>
-            </w:tcMar>
-            <w:vAlign w:val="center"/>
-          </w:tcPr>
-          <w:p>
-            <w:pPr>
-              <w:pStyle w:val="TableDateLeft"/>
-            </w:pPr>
-          </w:p>
-        </w:tc>
-        <w:tc>
-          <w:tcPr>
-            <w:tcW w:w="1137" w:type="dxa"/>
-            <w:tcBorders>
-              <w:top w:val="single" w:sz="12" w:space="0" w:color="auto"/>
-              <w:left w:val="nil"/>
-              <w:bottom w:val="single" w:sz="4" w:space="0" w:color="auto"/>
-              <w:right w:val="nil"/>
-            </w:tcBorders>
-            <w:tcMar>
-              <w:top w:w="0" w:type="dxa"/>
-              <w:left w:w="60" w:type="dxa"/>
-              <w:bottom w:w="0" w:type="dxa"/>
-              <w:right w:w="60" w:type="dxa"/>
-            </w:tcMar>
-          </w:tcPr>
-          <w:p>
-            <w:pPr>
-              <w:pStyle w:val="TableDateRight"/>
-            </w:pPr>
-            <w:r>
-              <w:t>202</w:t>
-            </w:r>
-            <w:r>
-              <w:t>1</w:t>
-            </w:r>
-          </w:p>
-        </w:tc>
-        <w:tc>
-          <w:tcPr>
-            <w:tcW w:w="1138" w:type="dxa"/>
-            <w:tcBorders>
-              <w:top w:val="single" w:sz="12" w:space="0" w:color="auto"/>
-              <w:left w:val="nil"/>
-              <w:bottom w:val="single" w:sz="4" w:space="0" w:color="auto"/>
-              <w:right w:val="nil"/>
-            </w:tcBorders>
-            <w:tcMar>
-              <w:top w:w="0" w:type="dxa"/>
-              <w:left w:w="60" w:type="dxa"/>
-              <w:bottom w:w="0" w:type="dxa"/>
-              <w:right w:w="60" w:type="dxa"/>
-            </w:tcMar>
-          </w:tcPr>
-          <w:p>
-            <w:pPr>
-              <w:pStyle w:val="TableDateRight"/>
-            </w:pPr>
-            <w:r>
-              <w:t>202</w:t>
-            </w:r>
-            <w:r>
-              <w:t>2</w:t>
-            </w:r>
-          </w:p>
-        </w:tc>
-        <w:tc>
-          <w:tcPr>
-            <w:tcW w:w="1139" w:type="dxa"/>
-            <w:tcBorders>
-              <w:top w:val="single" w:sz="12" w:space="0" w:color="auto"/>
-              <w:left w:val="nil"/>
-              <w:bottom w:val="single" w:sz="4" w:space="0" w:color="auto"/>
-              <w:right w:val="nil"/>
-            </w:tcBorders>
-          </w:tcPr>
-          <w:p>
-            <w:pPr>
-              <w:pStyle w:val="TableDateRight"/>
-              <w:ind w:right="-76"/>
-            </w:pPr>
-            <w:r>
-              <w:t>202</w:t>
-            </w:r>
-            <w:r>
-              <w:t>3</w:t>
-            </w:r>
-          </w:p>
-        </w:tc>
-        <w:tc>
-          <w:tcPr>
-            <w:tcW w:w="1138" w:type="dxa"/>
-            <w:tcBorders>
-              <w:top w:val="single" w:sz="12" w:space="0" w:color="auto"/>
-              <w:left w:val="nil"/>
-              <w:bottom w:val="single" w:sz="4" w:space="0" w:color="auto"/>
-              <w:right w:val="nil"/>
-            </w:tcBorders>
-            <w:tcMar>
-              <w:top w:w="0" w:type="dxa"/>
-              <w:left w:w="60" w:type="dxa"/>
-              <w:bottom w:w="0" w:type="dxa"/>
-              <w:right w:w="60" w:type="dxa"/>
-            </w:tcMar>
-            <w:vAlign w:val="center"/>
-          </w:tcPr>
-          <w:p>
-            <w:pPr>
-              <w:pStyle w:val="TableDateRight"/>
-            </w:pPr>
-            <w:r>
-              <w:t>202</w:t>
-            </w:r>
-            <w:r>
-              <w:t>4</w:t>
-            </w:r>
-          </w:p>
-        </w:tc>
-      </w:tr>
-      <w:tr>
-        <w:tc>
-          <w:tcPr>
-            <w:tcW w:w="5215" w:type="dxa"/>
-            <w:tcBorders>
-              <w:top w:val="nil"/>
-              <w:left w:val="nil"/>
-              <w:bottom w:val="nil"/>
-              <w:right w:val="nil"/>
-            </w:tcBorders>
-            <w:tcMar>
-              <w:top w:w="0" w:type="dxa"/>
-              <w:left w:w="60" w:type="dxa"/>
-              <w:bottom w:w="0" w:type="dxa"/>
-              <w:right w:w="60" w:type="dxa"/>
-            </w:tcMar>
-            <w:vAlign w:val="bottom"/>
-          </w:tcPr>
-          <w:p>
-            <w:pPr>
-              <w:pStyle w:val="TableTextBold"/>
-              <w:ind w:left="0" w:hanging="56"/>
-            </w:pPr>
-            <w:r>
-              <w:t xml:space="preserve">Real GDP </w:t>
-            </w:r>
-            <w:r>
-              <w:t>g</w:t>
-            </w:r>
-            <w:r>
-              <w:t>rowth</w:t>
-            </w:r>
-          </w:p>
-        </w:tc>
-        <w:tc>
-          <w:tcPr>
-            <w:tcW w:w="1137" w:type="dxa"/>
-            <w:tcBorders>
-              <w:top w:val="nil"/>
-              <w:left w:val="nil"/>
-              <w:bottom w:val="nil"/>
-              <w:right w:val="nil"/>
-            </w:tcBorders>
-            <w:tcMar>
-              <w:top w:w="0" w:type="dxa"/>
-              <w:left w:w="0" w:type="dxa"/>
-              <w:bottom w:w="0" w:type="dxa"/>
-              <w:right w:w="0" w:type="dxa"/>
-            </w:tcMar>
-            <w:vAlign w:val="bottom"/>
-          </w:tcPr>
-          <w:p>
-            <w:pPr>
-              <w:pStyle w:val="TableNumber"/>
-              <w:ind w:right="66"/>
-            </w:pPr>
-          </w:p>
-        </w:tc>
-        <w:tc>
-          <w:tcPr>
-            <w:tcW w:w="1138" w:type="dxa"/>
-            <w:tcBorders>
-              <w:top w:val="nil"/>
-              <w:left w:val="nil"/>
-              <w:bottom w:val="nil"/>
-              <w:right w:val="nil"/>
-            </w:tcBorders>
-            <w:tcMar>
-              <w:top w:w="0" w:type="dxa"/>
-              <w:left w:w="0" w:type="dxa"/>
-              <w:bottom w:w="0" w:type="dxa"/>
-              <w:right w:w="0" w:type="dxa"/>
-            </w:tcMar>
-            <w:vAlign w:val="bottom"/>
-          </w:tcPr>
-          <w:p>
-            <w:pPr>
-              <w:pStyle w:val="TableNumber"/>
-              <w:ind w:right="55"/>
-            </w:pPr>
-          </w:p>
-        </w:tc>
-        <w:tc>
-          <w:tcPr>
-            <w:tcW w:w="1139" w:type="dxa"/>
-            <w:tcBorders>
-              <w:top w:val="nil"/>
-              <w:left w:val="nil"/>
-              <w:bottom w:val="nil"/>
-              <w:right w:val="nil"/>
-            </w:tcBorders>
-            <w:vAlign w:val="bottom"/>
-          </w:tcPr>
-          <w:p>
-            <w:pPr>
-              <w:pStyle w:val="TableNumber"/>
-              <w:ind w:right="-76"/>
-            </w:pPr>
-          </w:p>
-        </w:tc>
-        <w:tc>
-          <w:tcPr>
-            <w:tcW w:w="1138" w:type="dxa"/>
-            <w:tcBorders>
-              <w:top w:val="nil"/>
-              <w:left w:val="nil"/>
-              <w:bottom w:val="nil"/>
-              <w:right w:val="nil"/>
-            </w:tcBorders>
-            <w:tcMar>
-              <w:top w:w="0" w:type="dxa"/>
-              <w:left w:w="0" w:type="dxa"/>
-              <w:bottom w:w="0" w:type="dxa"/>
-              <w:right w:w="0" w:type="dxa"/>
-            </w:tcMar>
-            <w:vAlign w:val="bottom"/>
-          </w:tcPr>
-          <w:p>
-            <w:pPr>
-              <w:pStyle w:val="TableNumber"/>
-              <w:ind w:right="100"/>
-            </w:pPr>
-          </w:p>
-        </w:tc>
-      </w:tr>
-      <w:tr>
-        <w:tc>
-          <w:tcPr>
-            <w:tcW w:w="5215" w:type="dxa"/>
-            <w:tcBorders>
-              <w:top w:val="nil"/>
-              <w:left w:val="nil"/>
-              <w:bottom w:val="nil"/>
-              <w:right w:val="nil"/>
-            </w:tcBorders>
-            <w:tcMar>
-              <w:top w:w="0" w:type="dxa"/>
-              <w:left w:w="60" w:type="dxa"/>
-              <w:bottom w:w="0" w:type="dxa"/>
-              <w:right w:w="60" w:type="dxa"/>
-            </w:tcMar>
-            <w:vAlign w:val="bottom"/>
-          </w:tcPr>
-          <w:p>
-            <w:pPr>
-              <w:pStyle w:val="TableText"/>
-              <w:ind w:left="0" w:hanging="56"/>
-            </w:pPr>
-            <w:r>
-              <w:t>  </w:t>
-            </w:r>
-            <w:r>
-              <w:t>Budget 20</w:t>
-            </w:r>
-            <w:r>
-              <w:t>22</w:t>
-            </w:r>
-          </w:p>
-        </w:tc>
-        <w:tc>
-          <w:tcPr>
-            <w:tcW w:w="1137" w:type="dxa"/>
-            <w:tcBorders>
-              <w:top w:val="nil"/>
-              <w:left w:val="nil"/>
-              <w:bottom w:val="nil"/>
-              <w:right w:val="nil"/>
-            </w:tcBorders>
-            <w:tcMar>
-              <w:top w:w="0" w:type="dxa"/>
-              <w:left w:w="0" w:type="dxa"/>
-              <w:bottom w:w="0" w:type="dxa"/>
-              <w:right w:w="0" w:type="dxa"/>
-            </w:tcMar>
-          </w:tcPr>
-          <w:p>
-            <w:pPr>
-              <w:pStyle w:val="TableNumber"/>
-            </w:pPr>
-            <w:r>
-              <w:t>5.0</w:t>
-            </w:r>
-          </w:p>
-        </w:tc>
-        <w:tc>
-          <w:tcPr>
-            <w:tcW w:w="1138" w:type="dxa"/>
-            <w:tcBorders>
-              <w:top w:val="nil"/>
-              <w:left w:val="nil"/>
-              <w:bottom w:val="nil"/>
-              <w:right w:val="nil"/>
-            </w:tcBorders>
-            <w:tcMar>
-              <w:top w:w="0" w:type="dxa"/>
-              <w:left w:w="0" w:type="dxa"/>
-              <w:bottom w:w="0" w:type="dxa"/>
-              <w:right w:w="0" w:type="dxa"/>
-            </w:tcMar>
-          </w:tcPr>
-          <w:p>
-            <w:pPr>
-              <w:pStyle w:val="TableNumber"/>
-            </w:pPr>
-            <w:r>
-              <w:t>4.1</w:t>
-            </w:r>
-          </w:p>
-        </w:tc>
-        <w:tc>
-          <w:tcPr>
-            <w:tcW w:w="1139" w:type="dxa"/>
-            <w:tcBorders>
-              <w:top w:val="nil"/>
-              <w:left w:val="nil"/>
-              <w:bottom w:val="nil"/>
-              <w:right w:val="nil"/>
-            </w:tcBorders>
-          </w:tcPr>
-          <w:p>
-            <w:pPr>
-              <w:pStyle w:val="TableNumber"/>
-              <w:ind w:right="-76"/>
-            </w:pPr>
-            <w:r>
-              <w:t>3.1</w:t>
-            </w:r>
-          </w:p>
-        </w:tc>
-        <w:tc>
-          <w:tcPr>
-            <w:tcW w:w="1138" w:type="dxa"/>
-            <w:tcBorders>
-              <w:top w:val="nil"/>
-              <w:left w:val="nil"/>
-              <w:bottom w:val="nil"/>
-              <w:right w:val="nil"/>
-            </w:tcBorders>
-            <w:tcMar>
-              <w:top w:w="0" w:type="dxa"/>
-              <w:left w:w="0" w:type="dxa"/>
-              <w:bottom w:w="0" w:type="dxa"/>
-              <w:right w:w="0" w:type="dxa"/>
-            </w:tcMar>
-          </w:tcPr>
-          <w:p>
-            <w:pPr>
-              <w:pStyle w:val="TableNumber"/>
-            </w:pPr>
-            <w:r>
-              <w:t>2.</w:t>
-            </w:r>
-            <w:r>
-              <w:t>0</w:t>
-            </w:r>
-          </w:p>
-        </w:tc>
-      </w:tr>
-      <w:tr>
-        <w:tc>
-          <w:tcPr>
-            <w:tcW w:w="5215" w:type="dxa"/>
-            <w:tcBorders>
-              <w:top w:val="nil"/>
-              <w:left w:val="nil"/>
-              <w:bottom w:val="nil"/>
-              <w:right w:val="nil"/>
-            </w:tcBorders>
-            <w:tcMar>
-              <w:top w:w="0" w:type="dxa"/>
-              <w:left w:w="60" w:type="dxa"/>
-              <w:bottom w:w="0" w:type="dxa"/>
-              <w:right w:w="60" w:type="dxa"/>
-            </w:tcMar>
-            <w:vAlign w:val="bottom"/>
-          </w:tcPr>
-          <w:p>
-            <w:pPr>
-              <w:pStyle w:val="TableText"/>
-              <w:ind w:left="0" w:hanging="56"/>
+        <w:trPr>
+          <w:jc w:val="center"/>
+        </w:trPr>
+        <w:tc>
+          <w:tcPr>
+            <w:tcW w:w="9171" w:type="dxa"/>
+          </w:tcPr>
+          <w:p>
+            <w:pPr>
+              <w:pStyle w:val="ChartNumber"/>
+            </w:pPr>
+            <w:r>
+              <w:lastRenderedPageBreak/>
+              <w:t>Chart 1</w:t>
+            </w:r>
+          </w:p>
+          <w:p>
+            <w:pPr>
+              <w:pStyle w:val="ChartTitle"/>
               <w:rPr>
-                <w:b/>
+                <w:noProof/>
               </w:rPr>
             </w:pPr>
             <w:r>
-              <w:t>  </w:t>
-            </w:r>
-            <w:r>
-              <w:t>Budget 202</w:t>
-            </w:r>
-            <w:r>
-              <w:t>3</w:t>
-            </w:r>
-          </w:p>
-        </w:tc>
-        <w:tc>
-          <w:tcPr>
-            <w:tcW w:w="1137" w:type="dxa"/>
-            <w:tcBorders>
-              <w:top w:val="nil"/>
-              <w:left w:val="nil"/>
-              <w:bottom w:val="nil"/>
-              <w:right w:val="nil"/>
-            </w:tcBorders>
-            <w:tcMar>
-              <w:top w:w="0" w:type="dxa"/>
-              <w:left w:w="0" w:type="dxa"/>
-              <w:bottom w:w="0" w:type="dxa"/>
-              <w:right w:w="0" w:type="dxa"/>
-            </w:tcMar>
-          </w:tcPr>
-          <w:p>
-            <w:pPr>
-              <w:pStyle w:val="TableNumber"/>
-            </w:pPr>
-            <w:r>
-              <w:t>5.0</w:t>
-            </w:r>
-          </w:p>
-        </w:tc>
-        <w:tc>
-          <w:tcPr>
-            <w:tcW w:w="1138" w:type="dxa"/>
-            <w:tcBorders>
-              <w:top w:val="nil"/>
-              <w:left w:val="nil"/>
-              <w:bottom w:val="nil"/>
-              <w:right w:val="nil"/>
-            </w:tcBorders>
-            <w:tcMar>
-              <w:top w:w="0" w:type="dxa"/>
-              <w:left w:w="0" w:type="dxa"/>
-              <w:bottom w:w="0" w:type="dxa"/>
-              <w:right w:w="0" w:type="dxa"/>
-            </w:tcMar>
-          </w:tcPr>
-          <w:p>
-            <w:pPr>
-              <w:pStyle w:val="TableNumber"/>
-            </w:pPr>
-            <w:r>
-              <w:t>3.4</w:t>
-            </w:r>
-          </w:p>
-        </w:tc>
-        <w:tc>
-          <w:tcPr>
-            <w:tcW w:w="1139" w:type="dxa"/>
-            <w:tcBorders>
-              <w:top w:val="nil"/>
-              <w:left w:val="nil"/>
-              <w:bottom w:val="nil"/>
-              <w:right w:val="nil"/>
-            </w:tcBorders>
-          </w:tcPr>
-          <w:p>
-            <w:pPr>
-              <w:pStyle w:val="TableNumber"/>
-              <w:ind w:right="-76"/>
-            </w:pPr>
-            <w:r>
-              <w:t>0.3</w:t>
-            </w:r>
-          </w:p>
-        </w:tc>
-        <w:tc>
-          <w:tcPr>
-            <w:tcW w:w="1138" w:type="dxa"/>
-            <w:tcBorders>
-              <w:top w:val="nil"/>
-              <w:left w:val="nil"/>
-              <w:bottom w:val="nil"/>
-              <w:right w:val="nil"/>
-            </w:tcBorders>
-            <w:tcMar>
-              <w:top w:w="0" w:type="dxa"/>
-              <w:left w:w="0" w:type="dxa"/>
-              <w:bottom w:w="0" w:type="dxa"/>
-              <w:right w:w="0" w:type="dxa"/>
-            </w:tcMar>
-          </w:tcPr>
-          <w:p>
-            <w:pPr>
-              <w:pStyle w:val="TableNumber"/>
-            </w:pPr>
-            <w:r>
-              <w:t>1.5</w:t>
-            </w:r>
-          </w:p>
-        </w:tc>
-      </w:tr>
-      <w:tr>
-        <w:tc>
-          <w:tcPr>
-            <w:tcW w:w="5215" w:type="dxa"/>
-            <w:tcBorders>
-              <w:top w:val="nil"/>
-              <w:left w:val="nil"/>
-              <w:bottom w:val="nil"/>
-              <w:right w:val="nil"/>
-            </w:tcBorders>
-            <w:tcMar>
-              <w:top w:w="0" w:type="dxa"/>
-              <w:left w:w="60" w:type="dxa"/>
-              <w:bottom w:w="0" w:type="dxa"/>
-              <w:right w:w="60" w:type="dxa"/>
-            </w:tcMar>
-            <w:vAlign w:val="bottom"/>
-          </w:tcPr>
-          <w:p>
-            <w:pPr>
-              <w:pStyle w:val="TableText"/>
-              <w:ind w:left="0" w:hanging="56"/>
-            </w:pPr>
-            <w:r>
-              <w:t>  Actual</w:t>
-            </w:r>
-          </w:p>
-        </w:tc>
-        <w:tc>
-          <w:tcPr>
-            <w:tcW w:w="1137" w:type="dxa"/>
-            <w:tcBorders>
-              <w:top w:val="nil"/>
-              <w:left w:val="nil"/>
-              <w:bottom w:val="nil"/>
-              <w:right w:val="nil"/>
-            </w:tcBorders>
-            <w:tcMar>
-              <w:top w:w="0" w:type="dxa"/>
-              <w:left w:w="0" w:type="dxa"/>
-              <w:bottom w:w="0" w:type="dxa"/>
-              <w:right w:w="0" w:type="dxa"/>
-            </w:tcMar>
-          </w:tcPr>
-          <w:p>
-            <w:pPr>
-              <w:pStyle w:val="TableNumber"/>
-            </w:pPr>
-            <w:r>
-              <w:t>5.0</w:t>
-            </w:r>
-          </w:p>
-        </w:tc>
-        <w:tc>
-          <w:tcPr>
-            <w:tcW w:w="1138" w:type="dxa"/>
-            <w:tcBorders>
-              <w:top w:val="nil"/>
-              <w:left w:val="nil"/>
-              <w:bottom w:val="nil"/>
-              <w:right w:val="nil"/>
-            </w:tcBorders>
-            <w:tcMar>
-              <w:top w:w="0" w:type="dxa"/>
-              <w:left w:w="0" w:type="dxa"/>
-              <w:bottom w:w="0" w:type="dxa"/>
-              <w:right w:w="0" w:type="dxa"/>
-            </w:tcMar>
-          </w:tcPr>
-          <w:p>
-            <w:pPr>
-              <w:pStyle w:val="TableNumber"/>
-            </w:pPr>
-            <w:r>
-              <w:t>3.4</w:t>
-            </w:r>
-          </w:p>
-        </w:tc>
-        <w:tc>
-          <w:tcPr>
-            <w:tcW w:w="1139" w:type="dxa"/>
-            <w:tcBorders>
-              <w:top w:val="nil"/>
-              <w:left w:val="nil"/>
-              <w:bottom w:val="nil"/>
-              <w:right w:val="nil"/>
-            </w:tcBorders>
-          </w:tcPr>
-          <w:p>
-            <w:pPr>
-              <w:pStyle w:val="TableNumber"/>
-              <w:ind w:right="-76"/>
-            </w:pPr>
-            <w:r>
-              <w:t xml:space="preserve">–       </w:t>
-            </w:r>
-          </w:p>
-        </w:tc>
-        <w:tc>
-          <w:tcPr>
-            <w:tcW w:w="1138" w:type="dxa"/>
-            <w:tcBorders>
-              <w:top w:val="nil"/>
-              <w:left w:val="nil"/>
-              <w:bottom w:val="nil"/>
-              <w:right w:val="nil"/>
-            </w:tcBorders>
-            <w:tcMar>
-              <w:top w:w="0" w:type="dxa"/>
-              <w:left w:w="0" w:type="dxa"/>
-              <w:bottom w:w="0" w:type="dxa"/>
-              <w:right w:w="0" w:type="dxa"/>
-            </w:tcMar>
-          </w:tcPr>
-          <w:p>
-            <w:pPr>
-              <w:pStyle w:val="TableNumber"/>
-            </w:pPr>
-            <w:r>
-              <w:t xml:space="preserve">–       </w:t>
-            </w:r>
-          </w:p>
-        </w:tc>
-      </w:tr>
-      <w:tr>
-        <w:tc>
-          <w:tcPr>
-            <w:tcW w:w="5215" w:type="dxa"/>
-            <w:tcBorders>
-              <w:top w:val="nil"/>
-              <w:left w:val="nil"/>
-              <w:bottom w:val="nil"/>
-              <w:right w:val="nil"/>
-            </w:tcBorders>
-            <w:tcMar>
-              <w:top w:w="0" w:type="dxa"/>
-              <w:left w:w="60" w:type="dxa"/>
-              <w:bottom w:w="0" w:type="dxa"/>
-              <w:right w:w="60" w:type="dxa"/>
-            </w:tcMar>
-            <w:vAlign w:val="bottom"/>
-          </w:tcPr>
-          <w:p>
-            <w:pPr>
-              <w:pStyle w:val="TableTextBold"/>
-              <w:ind w:left="0" w:hanging="56"/>
-            </w:pPr>
-            <w:r>
-              <w:t xml:space="preserve">Nominal GDP </w:t>
-            </w:r>
-            <w:r>
-              <w:t>g</w:t>
-            </w:r>
-            <w:r>
-              <w:t>rowth</w:t>
-            </w:r>
-          </w:p>
-        </w:tc>
-        <w:tc>
-          <w:tcPr>
-            <w:tcW w:w="1137" w:type="dxa"/>
-            <w:tcBorders>
-              <w:top w:val="nil"/>
-              <w:left w:val="nil"/>
-              <w:bottom w:val="nil"/>
-              <w:right w:val="nil"/>
-            </w:tcBorders>
-            <w:tcMar>
-              <w:top w:w="0" w:type="dxa"/>
-              <w:left w:w="0" w:type="dxa"/>
-              <w:bottom w:w="0" w:type="dxa"/>
-              <w:right w:w="0" w:type="dxa"/>
-            </w:tcMar>
-          </w:tcPr>
-          <w:p>
-            <w:pPr>
-              <w:pStyle w:val="TableNumber"/>
-            </w:pPr>
-          </w:p>
-        </w:tc>
-        <w:tc>
-          <w:tcPr>
-            <w:tcW w:w="1138" w:type="dxa"/>
-            <w:tcBorders>
-              <w:top w:val="nil"/>
-              <w:left w:val="nil"/>
-              <w:bottom w:val="nil"/>
-              <w:right w:val="nil"/>
-            </w:tcBorders>
-            <w:tcMar>
-              <w:top w:w="0" w:type="dxa"/>
-              <w:left w:w="0" w:type="dxa"/>
-              <w:bottom w:w="0" w:type="dxa"/>
-              <w:right w:w="0" w:type="dxa"/>
-            </w:tcMar>
-          </w:tcPr>
-          <w:p>
-            <w:pPr>
-              <w:pStyle w:val="TableNumber"/>
-            </w:pPr>
-          </w:p>
-        </w:tc>
-        <w:tc>
-          <w:tcPr>
-            <w:tcW w:w="1139" w:type="dxa"/>
-            <w:tcBorders>
-              <w:top w:val="nil"/>
-              <w:left w:val="nil"/>
-              <w:bottom w:val="nil"/>
-              <w:right w:val="nil"/>
-            </w:tcBorders>
-          </w:tcPr>
-          <w:p>
-            <w:pPr>
-              <w:pStyle w:val="TableNumber"/>
-              <w:ind w:right="-76"/>
-            </w:pPr>
-          </w:p>
-        </w:tc>
-        <w:tc>
-          <w:tcPr>
-            <w:tcW w:w="1138" w:type="dxa"/>
-            <w:tcBorders>
-              <w:top w:val="nil"/>
-              <w:left w:val="nil"/>
-              <w:bottom w:val="nil"/>
-              <w:right w:val="nil"/>
-            </w:tcBorders>
-            <w:tcMar>
-              <w:top w:w="0" w:type="dxa"/>
-              <w:left w:w="0" w:type="dxa"/>
-              <w:bottom w:w="0" w:type="dxa"/>
-              <w:right w:w="0" w:type="dxa"/>
-            </w:tcMar>
-          </w:tcPr>
-          <w:p>
-            <w:pPr>
-              <w:pStyle w:val="TableNumber"/>
-            </w:pPr>
-          </w:p>
-        </w:tc>
-      </w:tr>
-      <w:tr>
-        <w:tc>
-          <w:tcPr>
-            <w:tcW w:w="5215" w:type="dxa"/>
-            <w:tcBorders>
-              <w:top w:val="nil"/>
-              <w:left w:val="nil"/>
-              <w:bottom w:val="nil"/>
-              <w:right w:val="nil"/>
-            </w:tcBorders>
-            <w:tcMar>
-              <w:top w:w="0" w:type="dxa"/>
-              <w:left w:w="60" w:type="dxa"/>
-              <w:bottom w:w="0" w:type="dxa"/>
-              <w:right w:w="60" w:type="dxa"/>
-            </w:tcMar>
-            <w:vAlign w:val="bottom"/>
-          </w:tcPr>
-          <w:p>
-            <w:pPr>
-              <w:pStyle w:val="TableText"/>
-              <w:ind w:left="0" w:hanging="56"/>
-            </w:pPr>
-            <w:r>
-              <w:t>  </w:t>
-            </w:r>
-            <w:r>
-              <w:t>Budget 20</w:t>
-            </w:r>
-            <w:r>
-              <w:t>22</w:t>
-            </w:r>
-          </w:p>
-        </w:tc>
-        <w:tc>
-          <w:tcPr>
-            <w:tcW w:w="1137" w:type="dxa"/>
-            <w:tcBorders>
-              <w:top w:val="nil"/>
-              <w:left w:val="nil"/>
-              <w:bottom w:val="nil"/>
-              <w:right w:val="nil"/>
-            </w:tcBorders>
-            <w:tcMar>
-              <w:top w:w="0" w:type="dxa"/>
-              <w:left w:w="0" w:type="dxa"/>
-              <w:bottom w:w="0" w:type="dxa"/>
-              <w:right w:w="0" w:type="dxa"/>
-            </w:tcMar>
-          </w:tcPr>
-          <w:p>
-            <w:pPr>
-              <w:pStyle w:val="TableNumber"/>
-            </w:pPr>
-            <w:r>
-              <w:t>13.6</w:t>
-            </w:r>
-          </w:p>
-        </w:tc>
-        <w:tc>
-          <w:tcPr>
-            <w:tcW w:w="1138" w:type="dxa"/>
-            <w:tcBorders>
-              <w:top w:val="nil"/>
-              <w:left w:val="nil"/>
-              <w:bottom w:val="nil"/>
-              <w:right w:val="nil"/>
-            </w:tcBorders>
-            <w:tcMar>
-              <w:top w:w="0" w:type="dxa"/>
-              <w:left w:w="0" w:type="dxa"/>
-              <w:bottom w:w="0" w:type="dxa"/>
-              <w:right w:w="0" w:type="dxa"/>
-            </w:tcMar>
-          </w:tcPr>
-          <w:p>
-            <w:pPr>
-              <w:pStyle w:val="TableNumber"/>
-            </w:pPr>
-            <w:r>
-              <w:t>8.1</w:t>
-            </w:r>
-          </w:p>
-        </w:tc>
-        <w:tc>
-          <w:tcPr>
-            <w:tcW w:w="1139" w:type="dxa"/>
-            <w:tcBorders>
-              <w:top w:val="nil"/>
-              <w:left w:val="nil"/>
-              <w:bottom w:val="nil"/>
-              <w:right w:val="nil"/>
-            </w:tcBorders>
-          </w:tcPr>
-          <w:p>
-            <w:pPr>
-              <w:pStyle w:val="TableNumber"/>
-              <w:ind w:right="-76"/>
-            </w:pPr>
-            <w:r>
-              <w:t>4.8</w:t>
-            </w:r>
-          </w:p>
-        </w:tc>
-        <w:tc>
-          <w:tcPr>
-            <w:tcW w:w="1138" w:type="dxa"/>
-            <w:tcBorders>
-              <w:top w:val="nil"/>
-              <w:left w:val="nil"/>
-              <w:bottom w:val="nil"/>
-              <w:right w:val="nil"/>
-            </w:tcBorders>
-            <w:tcMar>
-              <w:top w:w="0" w:type="dxa"/>
-              <w:left w:w="0" w:type="dxa"/>
-              <w:bottom w:w="0" w:type="dxa"/>
-              <w:right w:w="0" w:type="dxa"/>
-            </w:tcMar>
-          </w:tcPr>
-          <w:p>
-            <w:pPr>
-              <w:pStyle w:val="TableNumber"/>
-            </w:pPr>
-            <w:r>
-              <w:t>3.9</w:t>
-            </w:r>
-          </w:p>
-        </w:tc>
-      </w:tr>
-      <w:tr>
-        <w:tc>
-          <w:tcPr>
-            <w:tcW w:w="5215" w:type="dxa"/>
-            <w:tcBorders>
-              <w:top w:val="nil"/>
-              <w:left w:val="nil"/>
-              <w:bottom w:val="nil"/>
-              <w:right w:val="nil"/>
-            </w:tcBorders>
-            <w:tcMar>
-              <w:top w:w="0" w:type="dxa"/>
-              <w:left w:w="60" w:type="dxa"/>
-              <w:bottom w:w="0" w:type="dxa"/>
-              <w:right w:w="60" w:type="dxa"/>
-            </w:tcMar>
-            <w:vAlign w:val="bottom"/>
-          </w:tcPr>
-          <w:p>
-            <w:pPr>
-              <w:pStyle w:val="TableText"/>
-              <w:ind w:left="0" w:hanging="56"/>
+              <w:t>Budgetary</w:t>
+            </w:r>
+            <w:r>
+              <w:t xml:space="preserve"> Balance</w:t>
+            </w:r>
+            <w:r>
+              <w:rPr>
+                <w:noProof/>
+              </w:rPr>
+              <w:t xml:space="preserve"> </w:t>
+            </w:r>
+          </w:p>
+          <w:p>
+            <w:pPr>
+              <w:pStyle w:val="ChartTitle"/>
+              <w:ind w:left="75"/>
+              <w:jc w:val="center"/>
+            </w:pPr>
+            <w:r>
+              <w:rPr>
+                <w:noProof/>
+              </w:rPr>
+              <w:drawing>
+                <wp:inline distT="0" distB="0" distL="0" distR="0" wp14:anchorId="59C47FAB" wp14:editId="6262B888">
+                  <wp:extent cx="5633696" cy="2706623"/>
+                  <wp:effectExtent l="0" t="0" r="5715" b="0"/>
+                  <wp:docPr id="1783909570" name="Graphic 1"/>
+                  <wp:cNvGraphicFramePr>
+                    <a:graphicFrameLocks xmlns:a="http://schemas.openxmlformats.org/drawingml/2006/main" noChangeAspect="1"/>
+                  </wp:cNvGraphicFramePr>
+                  <a:graphic xmlns:a="http://schemas.openxmlformats.org/drawingml/2006/main">
+                    <a:graphicData uri="http://schemas.openxmlformats.org/drawingml/2006/picture">
+                      <pic:pic xmlns:pic="http://schemas.openxmlformats.org/drawingml/2006/picture">
+                        <pic:nvPicPr>
+                          <pic:cNvPr id="1783909570" name="Graphic 1"/>
+                          <pic:cNvPicPr/>
+                        </pic:nvPicPr>
+                        <pic:blipFill>
+                          <a:blip r:embed="rId8">
+                            <a:extLst>
+                              <a:ext uri="{96DAC541-7B7A-43D3-8B79-37D633B846F1}">
+                                <asvg:svgBlip xmlns:asvg="http://schemas.microsoft.com/office/drawing/2016/SVG/main" r:embed="rId9"/>
+                              </a:ext>
+                            </a:extLst>
+                          </a:blip>
+                          <a:stretch>
+                            <a:fillRect/>
+                          </a:stretch>
+                        </pic:blipFill>
+                        <pic:spPr>
+                          <a:xfrm>
+                            <a:off x="0" y="0"/>
+                            <a:ext cx="5633696" cy="2706623"/>
+                          </a:xfrm>
+                          <a:prstGeom prst="rect">
+                            <a:avLst/>
+                          </a:prstGeom>
+                        </pic:spPr>
+                      </pic:pic>
+                    </a:graphicData>
+                  </a:graphic>
+                </wp:inline>
+              </w:drawing>
+            </w:r>
+          </w:p>
+          <w:p>
+            <w:pPr>
+              <w:pStyle w:val="ChartNote"/>
+            </w:pPr>
+            <w:r>
+              <w:t xml:space="preserve">Sources: </w:t>
+            </w:r>
+            <w:r>
               <w:rPr>
                 <w:i/>
+                <w:iCs/>
               </w:rPr>
-            </w:pPr>
-            <w:r>
-              <w:t>  </w:t>
-            </w:r>
-            <w:r>
-              <w:t>Budget 202</w:t>
-            </w:r>
-            <w:r>
-              <w:t>3</w:t>
-            </w:r>
-          </w:p>
-        </w:tc>
-        <w:tc>
-          <w:tcPr>
-            <w:tcW w:w="1137" w:type="dxa"/>
-            <w:tcBorders>
-              <w:top w:val="nil"/>
-              <w:left w:val="nil"/>
-              <w:bottom w:val="nil"/>
-              <w:right w:val="nil"/>
-            </w:tcBorders>
-            <w:tcMar>
-              <w:top w:w="0" w:type="dxa"/>
-              <w:left w:w="0" w:type="dxa"/>
-              <w:bottom w:w="0" w:type="dxa"/>
-              <w:right w:w="0" w:type="dxa"/>
-            </w:tcMar>
-          </w:tcPr>
-          <w:p>
-            <w:pPr>
-              <w:pStyle w:val="TableNumber"/>
-            </w:pPr>
-            <w:r>
-              <w:t>13.6</w:t>
-            </w:r>
-          </w:p>
-        </w:tc>
-        <w:tc>
-          <w:tcPr>
-            <w:tcW w:w="1138" w:type="dxa"/>
-            <w:tcBorders>
-              <w:top w:val="nil"/>
-              <w:left w:val="nil"/>
-              <w:bottom w:val="nil"/>
-              <w:right w:val="nil"/>
-            </w:tcBorders>
-            <w:tcMar>
-              <w:top w:w="0" w:type="dxa"/>
-              <w:left w:w="0" w:type="dxa"/>
-              <w:bottom w:w="0" w:type="dxa"/>
-              <w:right w:w="0" w:type="dxa"/>
-            </w:tcMar>
-          </w:tcPr>
-          <w:p>
-            <w:pPr>
-              <w:pStyle w:val="TableNumber"/>
-            </w:pPr>
-            <w:r>
-              <w:t>10.9</w:t>
-            </w:r>
-          </w:p>
-        </w:tc>
-        <w:tc>
-          <w:tcPr>
-            <w:tcW w:w="1139" w:type="dxa"/>
-            <w:tcBorders>
-              <w:top w:val="nil"/>
-              <w:left w:val="nil"/>
-              <w:bottom w:val="nil"/>
-              <w:right w:val="nil"/>
-            </w:tcBorders>
-          </w:tcPr>
-          <w:p>
-            <w:pPr>
-              <w:pStyle w:val="TableNumber"/>
-              <w:ind w:right="-76"/>
-            </w:pPr>
-            <w:r>
-              <w:t>0.8</w:t>
-            </w:r>
-          </w:p>
-        </w:tc>
-        <w:tc>
-          <w:tcPr>
-            <w:tcW w:w="1138" w:type="dxa"/>
-            <w:tcBorders>
-              <w:top w:val="nil"/>
-              <w:left w:val="nil"/>
-              <w:bottom w:val="nil"/>
-              <w:right w:val="nil"/>
-            </w:tcBorders>
-            <w:tcMar>
-              <w:top w:w="0" w:type="dxa"/>
-              <w:left w:w="0" w:type="dxa"/>
-              <w:bottom w:w="0" w:type="dxa"/>
-              <w:right w:w="0" w:type="dxa"/>
-            </w:tcMar>
-          </w:tcPr>
-          <w:p>
-            <w:pPr>
-              <w:pStyle w:val="TableNumber"/>
-            </w:pPr>
-            <w:r>
-              <w:t>3.6</w:t>
-            </w:r>
-          </w:p>
-        </w:tc>
-      </w:tr>
-      <w:tr>
-        <w:tc>
-          <w:tcPr>
-            <w:tcW w:w="5215" w:type="dxa"/>
-            <w:tcBorders>
-              <w:top w:val="nil"/>
-              <w:left w:val="nil"/>
-              <w:bottom w:val="nil"/>
-              <w:right w:val="nil"/>
-            </w:tcBorders>
-            <w:tcMar>
-              <w:top w:w="0" w:type="dxa"/>
-              <w:left w:w="60" w:type="dxa"/>
-              <w:bottom w:w="0" w:type="dxa"/>
-              <w:right w:w="60" w:type="dxa"/>
-            </w:tcMar>
-            <w:vAlign w:val="bottom"/>
-          </w:tcPr>
-          <w:p>
-            <w:pPr>
-              <w:pStyle w:val="TableText"/>
-              <w:ind w:left="0" w:hanging="56"/>
-            </w:pPr>
-            <w:r>
-              <w:t>  Actual</w:t>
-            </w:r>
-          </w:p>
-        </w:tc>
-        <w:tc>
-          <w:tcPr>
-            <w:tcW w:w="1137" w:type="dxa"/>
-            <w:tcBorders>
-              <w:top w:val="nil"/>
-              <w:left w:val="nil"/>
-              <w:bottom w:val="nil"/>
-              <w:right w:val="nil"/>
-            </w:tcBorders>
-            <w:tcMar>
-              <w:top w:w="0" w:type="dxa"/>
-              <w:left w:w="0" w:type="dxa"/>
-              <w:bottom w:w="0" w:type="dxa"/>
-              <w:right w:w="0" w:type="dxa"/>
-            </w:tcMar>
-          </w:tcPr>
-          <w:p>
-            <w:pPr>
-              <w:pStyle w:val="TableNumber"/>
-            </w:pPr>
-            <w:r>
-              <w:t>13.6</w:t>
-            </w:r>
-          </w:p>
-        </w:tc>
-        <w:tc>
-          <w:tcPr>
-            <w:tcW w:w="1138" w:type="dxa"/>
-            <w:tcBorders>
-              <w:top w:val="nil"/>
-              <w:left w:val="nil"/>
-              <w:bottom w:val="nil"/>
-              <w:right w:val="nil"/>
-            </w:tcBorders>
-            <w:tcMar>
-              <w:top w:w="0" w:type="dxa"/>
-              <w:left w:w="0" w:type="dxa"/>
-              <w:bottom w:w="0" w:type="dxa"/>
-              <w:right w:w="0" w:type="dxa"/>
-            </w:tcMar>
-          </w:tcPr>
-          <w:p>
-            <w:pPr>
-              <w:pStyle w:val="TableNumber"/>
-            </w:pPr>
-            <w:r>
-              <w:t>10.9</w:t>
-            </w:r>
-          </w:p>
-        </w:tc>
-        <w:tc>
-          <w:tcPr>
-            <w:tcW w:w="1139" w:type="dxa"/>
-            <w:tcBorders>
-              <w:top w:val="nil"/>
-              <w:left w:val="nil"/>
-              <w:bottom w:val="nil"/>
-              <w:right w:val="nil"/>
-            </w:tcBorders>
-          </w:tcPr>
-          <w:p>
-            <w:pPr>
-              <w:pStyle w:val="TableNumber"/>
-              <w:ind w:right="-76"/>
-            </w:pPr>
-            <w:r>
-              <w:t xml:space="preserve">–       </w:t>
-            </w:r>
-          </w:p>
-        </w:tc>
-        <w:tc>
-          <w:tcPr>
-            <w:tcW w:w="1138" w:type="dxa"/>
-            <w:tcBorders>
-              <w:top w:val="nil"/>
-              <w:left w:val="nil"/>
-              <w:bottom w:val="nil"/>
-              <w:right w:val="nil"/>
-            </w:tcBorders>
-            <w:tcMar>
-              <w:top w:w="0" w:type="dxa"/>
-              <w:left w:w="0" w:type="dxa"/>
-              <w:bottom w:w="0" w:type="dxa"/>
-              <w:right w:w="0" w:type="dxa"/>
-            </w:tcMar>
-          </w:tcPr>
-          <w:p>
-            <w:pPr>
-              <w:pStyle w:val="TableNumber"/>
-            </w:pPr>
-            <w:r>
-              <w:t xml:space="preserve">–       </w:t>
-            </w:r>
-          </w:p>
-        </w:tc>
-      </w:tr>
-      <w:tr>
-        <w:tc>
-          <w:tcPr>
-            <w:tcW w:w="5215" w:type="dxa"/>
-            <w:tcBorders>
-              <w:top w:val="nil"/>
-              <w:left w:val="nil"/>
-              <w:bottom w:val="nil"/>
-              <w:right w:val="nil"/>
-            </w:tcBorders>
-            <w:tcMar>
-              <w:top w:w="0" w:type="dxa"/>
-              <w:left w:w="60" w:type="dxa"/>
-              <w:bottom w:w="0" w:type="dxa"/>
-              <w:right w:w="60" w:type="dxa"/>
-            </w:tcMar>
-            <w:vAlign w:val="bottom"/>
-          </w:tcPr>
-          <w:p>
-            <w:pPr>
-              <w:pStyle w:val="TableTextBold"/>
-              <w:ind w:left="0" w:hanging="56"/>
-            </w:pPr>
-            <w:r>
-              <w:t>3-</w:t>
-            </w:r>
-            <w:r>
-              <w:t>m</w:t>
-            </w:r>
-            <w:r>
-              <w:t xml:space="preserve">onth </w:t>
-            </w:r>
-            <w:r>
-              <w:t>t</w:t>
-            </w:r>
-            <w:r>
-              <w:t xml:space="preserve">reasury </w:t>
-            </w:r>
-            <w:r>
-              <w:t>b</w:t>
-            </w:r>
-            <w:r>
-              <w:t xml:space="preserve">ill </w:t>
-            </w:r>
-            <w:r>
-              <w:t>r</w:t>
-            </w:r>
-            <w:r>
-              <w:t>ate</w:t>
-            </w:r>
-          </w:p>
-        </w:tc>
-        <w:tc>
-          <w:tcPr>
-            <w:tcW w:w="1137" w:type="dxa"/>
-            <w:tcBorders>
-              <w:top w:val="nil"/>
-              <w:left w:val="nil"/>
-              <w:bottom w:val="nil"/>
-              <w:right w:val="nil"/>
-            </w:tcBorders>
-            <w:tcMar>
-              <w:top w:w="0" w:type="dxa"/>
-              <w:left w:w="0" w:type="dxa"/>
-              <w:bottom w:w="0" w:type="dxa"/>
-              <w:right w:w="0" w:type="dxa"/>
-            </w:tcMar>
-          </w:tcPr>
-          <w:p>
-            <w:pPr>
-              <w:pStyle w:val="TableNumber"/>
-            </w:pPr>
-          </w:p>
-        </w:tc>
-        <w:tc>
-          <w:tcPr>
-            <w:tcW w:w="1138" w:type="dxa"/>
-            <w:tcBorders>
-              <w:top w:val="nil"/>
-              <w:left w:val="nil"/>
-              <w:bottom w:val="nil"/>
-              <w:right w:val="nil"/>
-            </w:tcBorders>
-            <w:tcMar>
-              <w:top w:w="0" w:type="dxa"/>
-              <w:left w:w="0" w:type="dxa"/>
-              <w:bottom w:w="0" w:type="dxa"/>
-              <w:right w:w="0" w:type="dxa"/>
-            </w:tcMar>
-          </w:tcPr>
-          <w:p>
-            <w:pPr>
-              <w:pStyle w:val="TableNumber"/>
-            </w:pPr>
-          </w:p>
-        </w:tc>
-        <w:tc>
-          <w:tcPr>
-            <w:tcW w:w="1139" w:type="dxa"/>
-            <w:tcBorders>
-              <w:top w:val="nil"/>
-              <w:left w:val="nil"/>
-              <w:bottom w:val="nil"/>
-              <w:right w:val="nil"/>
-            </w:tcBorders>
-          </w:tcPr>
-          <w:p>
-            <w:pPr>
-              <w:pStyle w:val="TableNumber"/>
-              <w:ind w:right="-76"/>
-            </w:pPr>
-          </w:p>
-        </w:tc>
-        <w:tc>
-          <w:tcPr>
-            <w:tcW w:w="1138" w:type="dxa"/>
-            <w:tcBorders>
-              <w:top w:val="nil"/>
-              <w:left w:val="nil"/>
-              <w:bottom w:val="nil"/>
-              <w:right w:val="nil"/>
-            </w:tcBorders>
-            <w:tcMar>
-              <w:top w:w="0" w:type="dxa"/>
-              <w:left w:w="0" w:type="dxa"/>
-              <w:bottom w:w="0" w:type="dxa"/>
-              <w:right w:w="0" w:type="dxa"/>
-            </w:tcMar>
-          </w:tcPr>
-          <w:p>
-            <w:pPr>
-              <w:pStyle w:val="TableNumber"/>
-            </w:pPr>
-          </w:p>
-        </w:tc>
-      </w:tr>
-      <w:tr>
-        <w:tc>
-          <w:tcPr>
-            <w:tcW w:w="5215" w:type="dxa"/>
-            <w:tcBorders>
-              <w:top w:val="nil"/>
-              <w:left w:val="nil"/>
-              <w:bottom w:val="nil"/>
-              <w:right w:val="nil"/>
-            </w:tcBorders>
-            <w:tcMar>
-              <w:top w:w="0" w:type="dxa"/>
-              <w:left w:w="60" w:type="dxa"/>
-              <w:bottom w:w="0" w:type="dxa"/>
-              <w:right w:w="60" w:type="dxa"/>
-            </w:tcMar>
-            <w:vAlign w:val="bottom"/>
-          </w:tcPr>
-          <w:p>
-            <w:pPr>
-              <w:pStyle w:val="TableText"/>
-              <w:ind w:left="0" w:hanging="56"/>
-            </w:pPr>
-            <w:r>
-              <w:lastRenderedPageBreak/>
-              <w:t>  </w:t>
-            </w:r>
-            <w:r>
-              <w:t>Budget 20</w:t>
-            </w:r>
-            <w:r>
-              <w:t>22</w:t>
-            </w:r>
-          </w:p>
-        </w:tc>
-        <w:tc>
-          <w:tcPr>
-            <w:tcW w:w="1137" w:type="dxa"/>
-            <w:tcBorders>
-              <w:top w:val="nil"/>
-              <w:left w:val="nil"/>
-              <w:bottom w:val="nil"/>
-              <w:right w:val="nil"/>
-            </w:tcBorders>
-            <w:tcMar>
-              <w:top w:w="0" w:type="dxa"/>
-              <w:left w:w="0" w:type="dxa"/>
-              <w:bottom w:w="0" w:type="dxa"/>
-              <w:right w:w="0" w:type="dxa"/>
-            </w:tcMar>
-          </w:tcPr>
-          <w:p>
-            <w:pPr>
-              <w:pStyle w:val="TableNumber"/>
-            </w:pPr>
-            <w:r>
-              <w:t>0.</w:t>
-            </w:r>
-            <w:r>
+              <w:t xml:space="preserve">Public Accounts of Canada </w:t>
+            </w:r>
+            <w:r>
+              <w:t xml:space="preserve">and Statistics Canada. </w:t>
+            </w:r>
+          </w:p>
+          <w:p>
+            <w:pPr>
+              <w:pStyle w:val="ChartNote"/>
+            </w:pPr>
+            <w:r>
+              <w:rPr>
+                <w:vertAlign w:val="superscript"/>
+              </w:rPr>
               <w:t>1</w:t>
             </w:r>
-          </w:p>
-        </w:tc>
-        <w:tc>
-          <w:tcPr>
-            <w:tcW w:w="1138" w:type="dxa"/>
-            <w:tcBorders>
-              <w:top w:val="nil"/>
-              <w:left w:val="nil"/>
-              <w:bottom w:val="nil"/>
-              <w:right w:val="nil"/>
-            </w:tcBorders>
-            <w:tcMar>
-              <w:top w:w="0" w:type="dxa"/>
-              <w:left w:w="0" w:type="dxa"/>
-              <w:bottom w:w="0" w:type="dxa"/>
-              <w:right w:w="0" w:type="dxa"/>
-            </w:tcMar>
-          </w:tcPr>
-          <w:p>
-            <w:pPr>
-              <w:pStyle w:val="TableNumber"/>
-            </w:pPr>
-            <w:r>
-              <w:t>0.</w:t>
-            </w:r>
-            <w:r>
-              <w:t>8</w:t>
-            </w:r>
-          </w:p>
-        </w:tc>
-        <w:tc>
-          <w:tcPr>
-            <w:tcW w:w="1139" w:type="dxa"/>
-            <w:tcBorders>
-              <w:top w:val="nil"/>
-              <w:left w:val="nil"/>
-              <w:bottom w:val="nil"/>
-              <w:right w:val="nil"/>
-            </w:tcBorders>
-          </w:tcPr>
-          <w:p>
-            <w:pPr>
-              <w:pStyle w:val="TableNumber"/>
-              <w:ind w:right="-76"/>
-            </w:pPr>
-            <w:r>
-              <w:t>1.7</w:t>
-            </w:r>
-          </w:p>
-        </w:tc>
-        <w:tc>
-          <w:tcPr>
-            <w:tcW w:w="1138" w:type="dxa"/>
-            <w:tcBorders>
-              <w:top w:val="nil"/>
-              <w:left w:val="nil"/>
-              <w:bottom w:val="nil"/>
-              <w:right w:val="nil"/>
-            </w:tcBorders>
-            <w:tcMar>
-              <w:top w:w="0" w:type="dxa"/>
-              <w:left w:w="0" w:type="dxa"/>
-              <w:bottom w:w="0" w:type="dxa"/>
-              <w:right w:w="0" w:type="dxa"/>
-            </w:tcMar>
-          </w:tcPr>
-          <w:p>
-            <w:pPr>
-              <w:pStyle w:val="TableNumber"/>
-              <w:ind w:left="-33" w:firstLine="33"/>
-            </w:pPr>
-            <w:r>
-              <w:t>2.0</w:t>
-            </w:r>
-          </w:p>
-        </w:tc>
-      </w:tr>
-      <w:tr>
-        <w:tc>
-          <w:tcPr>
-            <w:tcW w:w="5215" w:type="dxa"/>
-            <w:tcBorders>
-              <w:top w:val="nil"/>
-              <w:left w:val="nil"/>
-              <w:bottom w:val="nil"/>
-              <w:right w:val="nil"/>
-            </w:tcBorders>
-            <w:tcMar>
-              <w:top w:w="0" w:type="dxa"/>
-              <w:left w:w="60" w:type="dxa"/>
-              <w:bottom w:w="0" w:type="dxa"/>
-              <w:right w:w="60" w:type="dxa"/>
-            </w:tcMar>
-            <w:vAlign w:val="bottom"/>
-          </w:tcPr>
-          <w:p>
-            <w:pPr>
-              <w:pStyle w:val="TableText"/>
-              <w:ind w:left="0" w:hanging="56"/>
+            <w:r>
+              <w:t xml:space="preserve"> </w:t>
+            </w:r>
+            <w:r>
+              <w:t>In 2017</w:t>
+            </w:r>
+            <w:r>
               <w:rPr>
-                <w:i/>
+                <w:lang w:val="en-US"/>
               </w:rPr>
-            </w:pPr>
-            <w:r>
-              <w:t>  </w:t>
-            </w:r>
-            <w:r>
-              <w:t>Budget 202</w:t>
-            </w:r>
-            <w:r>
-              <w:t>3</w:t>
-            </w:r>
-          </w:p>
-        </w:tc>
-        <w:tc>
-          <w:tcPr>
-            <w:tcW w:w="1137" w:type="dxa"/>
-            <w:tcBorders>
-              <w:top w:val="nil"/>
-              <w:left w:val="nil"/>
-              <w:bottom w:val="nil"/>
-              <w:right w:val="nil"/>
-            </w:tcBorders>
-            <w:tcMar>
-              <w:top w:w="0" w:type="dxa"/>
-              <w:left w:w="0" w:type="dxa"/>
-              <w:bottom w:w="0" w:type="dxa"/>
-              <w:right w:w="0" w:type="dxa"/>
-            </w:tcMar>
-          </w:tcPr>
-          <w:p>
-            <w:pPr>
-              <w:pStyle w:val="TableNumber"/>
-            </w:pPr>
-            <w:r>
-              <w:t>0.</w:t>
-            </w:r>
-            <w:r>
-              <w:t>1</w:t>
-            </w:r>
-          </w:p>
-        </w:tc>
-        <w:tc>
-          <w:tcPr>
-            <w:tcW w:w="1138" w:type="dxa"/>
-            <w:tcBorders>
-              <w:top w:val="nil"/>
-              <w:left w:val="nil"/>
-              <w:bottom w:val="nil"/>
-              <w:right w:val="nil"/>
-            </w:tcBorders>
-            <w:tcMar>
-              <w:top w:w="0" w:type="dxa"/>
-              <w:left w:w="0" w:type="dxa"/>
-              <w:bottom w:w="0" w:type="dxa"/>
-              <w:right w:w="0" w:type="dxa"/>
-            </w:tcMar>
-          </w:tcPr>
-          <w:p>
-            <w:pPr>
-              <w:pStyle w:val="TableNumber"/>
-            </w:pPr>
-            <w:r>
-              <w:t>2.4</w:t>
-            </w:r>
-          </w:p>
-        </w:tc>
-        <w:tc>
-          <w:tcPr>
-            <w:tcW w:w="1139" w:type="dxa"/>
-            <w:tcBorders>
-              <w:top w:val="nil"/>
-              <w:left w:val="nil"/>
-              <w:bottom w:val="nil"/>
-              <w:right w:val="nil"/>
-            </w:tcBorders>
-          </w:tcPr>
-          <w:p>
-            <w:pPr>
-              <w:pStyle w:val="TableNumber"/>
-              <w:ind w:right="-76"/>
-            </w:pPr>
-            <w:r>
-              <w:t>4.4</w:t>
-            </w:r>
-          </w:p>
-        </w:tc>
-        <w:tc>
-          <w:tcPr>
-            <w:tcW w:w="1138" w:type="dxa"/>
-            <w:tcBorders>
-              <w:top w:val="nil"/>
-              <w:left w:val="nil"/>
-              <w:bottom w:val="nil"/>
-              <w:right w:val="nil"/>
-            </w:tcBorders>
-            <w:tcMar>
-              <w:top w:w="0" w:type="dxa"/>
-              <w:left w:w="0" w:type="dxa"/>
-              <w:bottom w:w="0" w:type="dxa"/>
-              <w:right w:w="0" w:type="dxa"/>
-            </w:tcMar>
-          </w:tcPr>
-          <w:p>
-            <w:pPr>
-              <w:pStyle w:val="TableNumber"/>
-            </w:pPr>
-            <w:r>
-              <w:t>3.3</w:t>
-            </w:r>
-          </w:p>
-        </w:tc>
-      </w:tr>
-      <w:tr>
-        <w:tc>
-          <w:tcPr>
-            <w:tcW w:w="5215" w:type="dxa"/>
-            <w:tcBorders>
-              <w:top w:val="nil"/>
-              <w:left w:val="nil"/>
-              <w:bottom w:val="nil"/>
-              <w:right w:val="nil"/>
-            </w:tcBorders>
-            <w:tcMar>
-              <w:top w:w="0" w:type="dxa"/>
-              <w:left w:w="60" w:type="dxa"/>
-              <w:bottom w:w="0" w:type="dxa"/>
-              <w:right w:w="60" w:type="dxa"/>
-            </w:tcMar>
-            <w:vAlign w:val="bottom"/>
-          </w:tcPr>
-          <w:p>
-            <w:pPr>
-              <w:pStyle w:val="TableText"/>
-              <w:ind w:left="0" w:hanging="56"/>
-            </w:pPr>
-            <w:r>
-              <w:t>  Actual</w:t>
-            </w:r>
-          </w:p>
-        </w:tc>
-        <w:tc>
-          <w:tcPr>
-            <w:tcW w:w="1137" w:type="dxa"/>
-            <w:tcBorders>
-              <w:top w:val="nil"/>
-              <w:left w:val="nil"/>
-              <w:bottom w:val="nil"/>
-              <w:right w:val="nil"/>
-            </w:tcBorders>
-            <w:tcMar>
-              <w:top w:w="0" w:type="dxa"/>
-              <w:left w:w="0" w:type="dxa"/>
-              <w:bottom w:w="0" w:type="dxa"/>
-              <w:right w:w="0" w:type="dxa"/>
-            </w:tcMar>
-          </w:tcPr>
-          <w:p>
-            <w:pPr>
-              <w:pStyle w:val="TableNumber"/>
-            </w:pPr>
-            <w:r>
-              <w:t>0.</w:t>
-            </w:r>
-            <w:r>
-              <w:t>1</w:t>
-            </w:r>
-          </w:p>
-        </w:tc>
-        <w:tc>
-          <w:tcPr>
-            <w:tcW w:w="1138" w:type="dxa"/>
-            <w:tcBorders>
-              <w:top w:val="nil"/>
-              <w:left w:val="nil"/>
-              <w:bottom w:val="nil"/>
-              <w:right w:val="nil"/>
-            </w:tcBorders>
-            <w:tcMar>
-              <w:top w:w="0" w:type="dxa"/>
-              <w:left w:w="0" w:type="dxa"/>
-              <w:bottom w:w="0" w:type="dxa"/>
-              <w:right w:w="0" w:type="dxa"/>
-            </w:tcMar>
-          </w:tcPr>
-          <w:p>
-            <w:pPr>
-              <w:pStyle w:val="TableNumber"/>
-            </w:pPr>
-            <w:r>
-              <w:t>2.4</w:t>
-            </w:r>
-          </w:p>
-        </w:tc>
-        <w:tc>
-          <w:tcPr>
-            <w:tcW w:w="1139" w:type="dxa"/>
-            <w:tcBorders>
-              <w:top w:val="nil"/>
-              <w:left w:val="nil"/>
-              <w:bottom w:val="nil"/>
-              <w:right w:val="nil"/>
-            </w:tcBorders>
-          </w:tcPr>
-          <w:p>
-            <w:pPr>
-              <w:pStyle w:val="TableNumber"/>
-              <w:ind w:right="-76"/>
-            </w:pPr>
-            <w:r>
-              <w:t xml:space="preserve">–       </w:t>
-            </w:r>
-          </w:p>
-        </w:tc>
-        <w:tc>
-          <w:tcPr>
-            <w:tcW w:w="1138" w:type="dxa"/>
-            <w:tcBorders>
-              <w:top w:val="nil"/>
-              <w:left w:val="nil"/>
-              <w:bottom w:val="nil"/>
-              <w:right w:val="nil"/>
-            </w:tcBorders>
-            <w:tcMar>
-              <w:top w:w="0" w:type="dxa"/>
-              <w:left w:w="0" w:type="dxa"/>
-              <w:bottom w:w="0" w:type="dxa"/>
-              <w:right w:w="0" w:type="dxa"/>
-            </w:tcMar>
-          </w:tcPr>
-          <w:p>
-            <w:pPr>
-              <w:pStyle w:val="TableNumber"/>
-            </w:pPr>
-            <w:r>
-              <w:t xml:space="preserve">–       </w:t>
-            </w:r>
-          </w:p>
-        </w:tc>
-      </w:tr>
-      <w:tr>
-        <w:tc>
-          <w:tcPr>
-            <w:tcW w:w="5215" w:type="dxa"/>
-            <w:tcBorders>
-              <w:top w:val="nil"/>
-              <w:left w:val="nil"/>
-              <w:bottom w:val="nil"/>
-              <w:right w:val="nil"/>
-            </w:tcBorders>
-            <w:tcMar>
-              <w:top w:w="0" w:type="dxa"/>
-              <w:left w:w="60" w:type="dxa"/>
-              <w:bottom w:w="0" w:type="dxa"/>
-              <w:right w:w="60" w:type="dxa"/>
-            </w:tcMar>
-            <w:vAlign w:val="bottom"/>
-          </w:tcPr>
-          <w:p>
-            <w:pPr>
-              <w:pStyle w:val="TableTextBold"/>
-              <w:ind w:left="0" w:hanging="56"/>
-            </w:pPr>
-            <w:r>
-              <w:t>10-</w:t>
-            </w:r>
-            <w:r>
-              <w:t>y</w:t>
-            </w:r>
-            <w:r>
-              <w:t xml:space="preserve">ear </w:t>
+              <w:t>–</w:t>
+            </w:r>
+            <w:r>
+              <w:t xml:space="preserve">18, the </w:t>
             </w:r>
             <w:r>
               <w:t>g</w:t>
             </w:r>
             <w:r>
-              <w:t xml:space="preserve">overnment </w:t>
-            </w:r>
-            <w:r>
-              <w:t>b</w:t>
-            </w:r>
-            <w:r>
-              <w:t xml:space="preserve">ond </w:t>
-            </w:r>
-            <w:r>
-              <w:t>r</w:t>
-            </w:r>
-            <w:r>
-              <w:t>ate</w:t>
-            </w:r>
-          </w:p>
-        </w:tc>
-        <w:tc>
-          <w:tcPr>
-            <w:tcW w:w="1137" w:type="dxa"/>
-            <w:tcBorders>
-              <w:top w:val="nil"/>
-              <w:left w:val="nil"/>
-              <w:bottom w:val="nil"/>
-              <w:right w:val="nil"/>
-            </w:tcBorders>
-            <w:tcMar>
-              <w:top w:w="0" w:type="dxa"/>
-              <w:left w:w="0" w:type="dxa"/>
-              <w:bottom w:w="0" w:type="dxa"/>
-              <w:right w:w="0" w:type="dxa"/>
-            </w:tcMar>
-          </w:tcPr>
-          <w:p>
-            <w:pPr>
-              <w:pStyle w:val="TableNumber"/>
-            </w:pPr>
-          </w:p>
-        </w:tc>
-        <w:tc>
-          <w:tcPr>
-            <w:tcW w:w="1138" w:type="dxa"/>
-            <w:tcBorders>
-              <w:top w:val="nil"/>
-              <w:left w:val="nil"/>
-              <w:bottom w:val="nil"/>
-              <w:right w:val="nil"/>
-            </w:tcBorders>
-            <w:tcMar>
-              <w:top w:w="0" w:type="dxa"/>
-              <w:left w:w="0" w:type="dxa"/>
-              <w:bottom w:w="0" w:type="dxa"/>
-              <w:right w:w="0" w:type="dxa"/>
-            </w:tcMar>
-          </w:tcPr>
-          <w:p>
-            <w:pPr>
-              <w:pStyle w:val="TableNumber"/>
-            </w:pPr>
-          </w:p>
-        </w:tc>
-        <w:tc>
-          <w:tcPr>
-            <w:tcW w:w="1139" w:type="dxa"/>
-            <w:tcBorders>
-              <w:top w:val="nil"/>
-              <w:left w:val="nil"/>
-              <w:bottom w:val="nil"/>
-              <w:right w:val="nil"/>
-            </w:tcBorders>
-          </w:tcPr>
-          <w:p>
-            <w:pPr>
-              <w:pStyle w:val="TableNumber"/>
-              <w:ind w:right="-76"/>
-            </w:pPr>
-          </w:p>
-        </w:tc>
-        <w:tc>
-          <w:tcPr>
-            <w:tcW w:w="1138" w:type="dxa"/>
-            <w:tcBorders>
-              <w:top w:val="nil"/>
-              <w:left w:val="nil"/>
-              <w:bottom w:val="nil"/>
-              <w:right w:val="nil"/>
-            </w:tcBorders>
-            <w:tcMar>
-              <w:top w:w="0" w:type="dxa"/>
-              <w:left w:w="0" w:type="dxa"/>
-              <w:bottom w:w="0" w:type="dxa"/>
-              <w:right w:w="0" w:type="dxa"/>
-            </w:tcMar>
-          </w:tcPr>
-          <w:p>
-            <w:pPr>
-              <w:pStyle w:val="TableNumber"/>
-            </w:pPr>
-          </w:p>
-        </w:tc>
-      </w:tr>
-      <w:tr>
-        <w:tc>
-          <w:tcPr>
-            <w:tcW w:w="5215" w:type="dxa"/>
-            <w:tcBorders>
-              <w:top w:val="nil"/>
-              <w:left w:val="nil"/>
-              <w:bottom w:val="nil"/>
-              <w:right w:val="nil"/>
-            </w:tcBorders>
-            <w:tcMar>
-              <w:top w:w="0" w:type="dxa"/>
-              <w:left w:w="60" w:type="dxa"/>
-              <w:bottom w:w="0" w:type="dxa"/>
-              <w:right w:w="60" w:type="dxa"/>
-            </w:tcMar>
-            <w:vAlign w:val="bottom"/>
-          </w:tcPr>
-          <w:p>
-            <w:pPr>
-              <w:pStyle w:val="TableText"/>
-              <w:ind w:left="0" w:hanging="56"/>
-            </w:pPr>
-            <w:r>
-              <w:t>  </w:t>
-            </w:r>
-            <w:r>
-              <w:t>Budget 20</w:t>
-            </w:r>
-            <w:r>
-              <w:t>22</w:t>
-            </w:r>
-          </w:p>
-        </w:tc>
-        <w:tc>
-          <w:tcPr>
-            <w:tcW w:w="1137" w:type="dxa"/>
-            <w:tcBorders>
-              <w:top w:val="nil"/>
-              <w:left w:val="nil"/>
-              <w:bottom w:val="nil"/>
-              <w:right w:val="nil"/>
-            </w:tcBorders>
-            <w:tcMar>
-              <w:top w:w="0" w:type="dxa"/>
-              <w:left w:w="0" w:type="dxa"/>
-              <w:bottom w:w="0" w:type="dxa"/>
-              <w:right w:w="0" w:type="dxa"/>
-            </w:tcMar>
-          </w:tcPr>
-          <w:p>
-            <w:pPr>
-              <w:pStyle w:val="TableNumber"/>
-            </w:pPr>
-            <w:r>
-              <w:t>1.4</w:t>
-            </w:r>
-          </w:p>
-        </w:tc>
-        <w:tc>
-          <w:tcPr>
-            <w:tcW w:w="1138" w:type="dxa"/>
-            <w:tcBorders>
-              <w:top w:val="nil"/>
-              <w:left w:val="nil"/>
-              <w:bottom w:val="nil"/>
-              <w:right w:val="nil"/>
-            </w:tcBorders>
-            <w:tcMar>
-              <w:top w:w="0" w:type="dxa"/>
-              <w:left w:w="0" w:type="dxa"/>
-              <w:bottom w:w="0" w:type="dxa"/>
-              <w:right w:w="0" w:type="dxa"/>
-            </w:tcMar>
-          </w:tcPr>
-          <w:p>
-            <w:pPr>
-              <w:pStyle w:val="TableNumber"/>
-            </w:pPr>
-            <w:r>
-              <w:t>2.0</w:t>
-            </w:r>
-          </w:p>
-        </w:tc>
-        <w:tc>
-          <w:tcPr>
-            <w:tcW w:w="1139" w:type="dxa"/>
-            <w:tcBorders>
-              <w:top w:val="nil"/>
-              <w:left w:val="nil"/>
-              <w:bottom w:val="nil"/>
-              <w:right w:val="nil"/>
-            </w:tcBorders>
-          </w:tcPr>
-          <w:p>
-            <w:pPr>
-              <w:pStyle w:val="TableNumber"/>
-              <w:ind w:right="-76"/>
-            </w:pPr>
-            <w:r>
-              <w:t>2.4</w:t>
-            </w:r>
-          </w:p>
-        </w:tc>
-        <w:tc>
-          <w:tcPr>
-            <w:tcW w:w="1138" w:type="dxa"/>
-            <w:tcBorders>
-              <w:top w:val="nil"/>
-              <w:left w:val="nil"/>
-              <w:bottom w:val="nil"/>
-              <w:right w:val="nil"/>
-            </w:tcBorders>
-            <w:tcMar>
-              <w:top w:w="0" w:type="dxa"/>
-              <w:left w:w="0" w:type="dxa"/>
-              <w:bottom w:w="0" w:type="dxa"/>
-              <w:right w:w="0" w:type="dxa"/>
-            </w:tcMar>
-          </w:tcPr>
-          <w:p>
-            <w:pPr>
-              <w:pStyle w:val="TableNumber"/>
-            </w:pPr>
-            <w:r>
-              <w:t>2.</w:t>
-            </w:r>
-            <w:r>
-              <w:t>6</w:t>
-            </w:r>
-          </w:p>
-        </w:tc>
-      </w:tr>
-      <w:tr>
-        <w:tc>
-          <w:tcPr>
-            <w:tcW w:w="5215" w:type="dxa"/>
-            <w:tcBorders>
-              <w:top w:val="nil"/>
-              <w:left w:val="nil"/>
-              <w:bottom w:val="nil"/>
-              <w:right w:val="nil"/>
-            </w:tcBorders>
-            <w:tcMar>
-              <w:top w:w="0" w:type="dxa"/>
-              <w:left w:w="60" w:type="dxa"/>
-              <w:bottom w:w="0" w:type="dxa"/>
-              <w:right w:w="60" w:type="dxa"/>
-            </w:tcMar>
-            <w:vAlign w:val="bottom"/>
-          </w:tcPr>
-          <w:p>
-            <w:pPr>
-              <w:pStyle w:val="TableText"/>
-              <w:ind w:left="0" w:hanging="56"/>
+              <w:t xml:space="preserve">overnment implemented, on a retroactive basis, a change in its methodology for the determination of the discount rate for unfunded </w:t>
+            </w:r>
+            <w:r>
+              <w:t>pension</w:t>
+            </w:r>
+            <w:r>
+              <w:t xml:space="preserve"> benefits. Fiscal results for 2008</w:t>
+            </w:r>
+            <w:r>
               <w:rPr>
-                <w:i/>
+                <w:lang w:val="en-US"/>
               </w:rPr>
-            </w:pPr>
-            <w:r>
-              <w:t>  </w:t>
-            </w:r>
-            <w:r>
-              <w:t>Budget 202</w:t>
-            </w:r>
-            <w:r>
-              <w:t>3</w:t>
-            </w:r>
-          </w:p>
-        </w:tc>
-        <w:tc>
-          <w:tcPr>
-            <w:tcW w:w="1137" w:type="dxa"/>
-            <w:tcBorders>
-              <w:top w:val="nil"/>
-              <w:left w:val="nil"/>
-              <w:bottom w:val="nil"/>
-              <w:right w:val="nil"/>
-            </w:tcBorders>
-            <w:tcMar>
-              <w:top w:w="0" w:type="dxa"/>
-              <w:left w:w="0" w:type="dxa"/>
-              <w:bottom w:w="0" w:type="dxa"/>
-              <w:right w:w="0" w:type="dxa"/>
-            </w:tcMar>
-          </w:tcPr>
-          <w:p>
-            <w:pPr>
-              <w:pStyle w:val="TableNumber"/>
-            </w:pPr>
-            <w:r>
-              <w:t>1.4</w:t>
-            </w:r>
-          </w:p>
-        </w:tc>
-        <w:tc>
-          <w:tcPr>
-            <w:tcW w:w="1138" w:type="dxa"/>
-            <w:tcBorders>
-              <w:top w:val="nil"/>
-              <w:left w:val="nil"/>
-              <w:bottom w:val="nil"/>
-              <w:right w:val="nil"/>
-            </w:tcBorders>
-            <w:tcMar>
-              <w:top w:w="0" w:type="dxa"/>
-              <w:left w:w="0" w:type="dxa"/>
-              <w:bottom w:w="0" w:type="dxa"/>
-              <w:right w:w="0" w:type="dxa"/>
-            </w:tcMar>
-          </w:tcPr>
-          <w:p>
-            <w:pPr>
-              <w:pStyle w:val="TableNumber"/>
-            </w:pPr>
-            <w:r>
-              <w:t>2.8</w:t>
-            </w:r>
-          </w:p>
-        </w:tc>
-        <w:tc>
-          <w:tcPr>
-            <w:tcW w:w="1139" w:type="dxa"/>
-            <w:tcBorders>
-              <w:top w:val="nil"/>
-              <w:left w:val="nil"/>
-              <w:bottom w:val="nil"/>
-              <w:right w:val="nil"/>
-            </w:tcBorders>
-          </w:tcPr>
-          <w:p>
-            <w:pPr>
-              <w:pStyle w:val="TableNumber"/>
-              <w:ind w:right="-76"/>
-            </w:pPr>
-            <w:r>
-              <w:t>3</w:t>
-            </w:r>
-            <w:r>
-              <w:t>.0</w:t>
-            </w:r>
-          </w:p>
-        </w:tc>
-        <w:tc>
-          <w:tcPr>
-            <w:tcW w:w="1138" w:type="dxa"/>
-            <w:tcBorders>
-              <w:top w:val="nil"/>
-              <w:left w:val="nil"/>
-              <w:bottom w:val="nil"/>
-              <w:right w:val="nil"/>
-            </w:tcBorders>
-            <w:tcMar>
-              <w:top w:w="0" w:type="dxa"/>
-              <w:left w:w="0" w:type="dxa"/>
-              <w:bottom w:w="0" w:type="dxa"/>
-              <w:right w:w="0" w:type="dxa"/>
-            </w:tcMar>
-          </w:tcPr>
-          <w:p>
-            <w:pPr>
-              <w:pStyle w:val="TableNumber"/>
-            </w:pPr>
-            <w:r>
-              <w:t>2.</w:t>
-            </w:r>
-            <w:r>
-              <w:t>9</w:t>
-            </w:r>
-          </w:p>
-        </w:tc>
-      </w:tr>
-      <w:tr>
-        <w:tc>
-          <w:tcPr>
-            <w:tcW w:w="5215" w:type="dxa"/>
-            <w:tcBorders>
-              <w:top w:val="nil"/>
-              <w:left w:val="nil"/>
-              <w:bottom w:val="nil"/>
-              <w:right w:val="nil"/>
-            </w:tcBorders>
-            <w:tcMar>
-              <w:top w:w="0" w:type="dxa"/>
-              <w:left w:w="60" w:type="dxa"/>
-              <w:bottom w:w="0" w:type="dxa"/>
-              <w:right w:w="60" w:type="dxa"/>
-            </w:tcMar>
-            <w:vAlign w:val="bottom"/>
-          </w:tcPr>
-          <w:p>
-            <w:pPr>
-              <w:pStyle w:val="TableText"/>
-              <w:ind w:left="0" w:hanging="56"/>
-            </w:pPr>
-            <w:r>
-              <w:t>  Actual</w:t>
-            </w:r>
-          </w:p>
-        </w:tc>
-        <w:tc>
-          <w:tcPr>
-            <w:tcW w:w="1137" w:type="dxa"/>
-            <w:tcBorders>
-              <w:top w:val="nil"/>
-              <w:left w:val="nil"/>
-              <w:bottom w:val="nil"/>
-              <w:right w:val="nil"/>
-            </w:tcBorders>
-            <w:tcMar>
-              <w:top w:w="0" w:type="dxa"/>
-              <w:left w:w="0" w:type="dxa"/>
-              <w:bottom w:w="0" w:type="dxa"/>
-              <w:right w:w="0" w:type="dxa"/>
-            </w:tcMar>
-          </w:tcPr>
-          <w:p>
-            <w:pPr>
-              <w:pStyle w:val="TableNumber"/>
-            </w:pPr>
-            <w:r>
-              <w:t>1.4</w:t>
-            </w:r>
-          </w:p>
-        </w:tc>
-        <w:tc>
-          <w:tcPr>
-            <w:tcW w:w="1138" w:type="dxa"/>
-            <w:tcBorders>
-              <w:top w:val="nil"/>
-              <w:left w:val="nil"/>
-              <w:bottom w:val="nil"/>
-              <w:right w:val="nil"/>
-            </w:tcBorders>
-            <w:tcMar>
-              <w:top w:w="0" w:type="dxa"/>
-              <w:left w:w="0" w:type="dxa"/>
-              <w:bottom w:w="0" w:type="dxa"/>
-              <w:right w:w="0" w:type="dxa"/>
-            </w:tcMar>
-          </w:tcPr>
-          <w:p>
-            <w:pPr>
-              <w:pStyle w:val="TableNumber"/>
-            </w:pPr>
-            <w:r>
-              <w:t>2.8</w:t>
-            </w:r>
-          </w:p>
-        </w:tc>
-        <w:tc>
-          <w:tcPr>
-            <w:tcW w:w="1139" w:type="dxa"/>
-            <w:tcBorders>
-              <w:top w:val="nil"/>
-              <w:left w:val="nil"/>
-              <w:bottom w:val="nil"/>
-              <w:right w:val="nil"/>
-            </w:tcBorders>
-          </w:tcPr>
-          <w:p>
-            <w:pPr>
-              <w:pStyle w:val="TableNumber"/>
-              <w:ind w:right="-76"/>
-            </w:pPr>
-            <w:r>
-              <w:t xml:space="preserve">–       </w:t>
-            </w:r>
-          </w:p>
-        </w:tc>
-        <w:tc>
-          <w:tcPr>
-            <w:tcW w:w="1138" w:type="dxa"/>
-            <w:tcBorders>
-              <w:top w:val="nil"/>
-              <w:left w:val="nil"/>
-              <w:bottom w:val="nil"/>
-              <w:right w:val="nil"/>
-            </w:tcBorders>
-            <w:tcMar>
-              <w:top w:w="0" w:type="dxa"/>
-              <w:left w:w="0" w:type="dxa"/>
-              <w:bottom w:w="0" w:type="dxa"/>
-              <w:right w:w="0" w:type="dxa"/>
-            </w:tcMar>
-          </w:tcPr>
-          <w:p>
-            <w:pPr>
-              <w:pStyle w:val="TableNumber"/>
-            </w:pPr>
-            <w:r>
-              <w:t xml:space="preserve">–       </w:t>
-            </w:r>
-          </w:p>
-        </w:tc>
-      </w:tr>
-      <w:tr>
-        <w:tc>
-          <w:tcPr>
-            <w:tcW w:w="5215" w:type="dxa"/>
-            <w:tcBorders>
-              <w:top w:val="nil"/>
-              <w:left w:val="nil"/>
-              <w:bottom w:val="nil"/>
-              <w:right w:val="nil"/>
-            </w:tcBorders>
-            <w:tcMar>
-              <w:top w:w="0" w:type="dxa"/>
-              <w:left w:w="60" w:type="dxa"/>
-              <w:bottom w:w="0" w:type="dxa"/>
-              <w:right w:w="60" w:type="dxa"/>
-            </w:tcMar>
-            <w:vAlign w:val="bottom"/>
-          </w:tcPr>
-          <w:p>
-            <w:pPr>
-              <w:pStyle w:val="TableTextBold"/>
-              <w:ind w:left="0" w:hanging="56"/>
-            </w:pPr>
-            <w:r>
-              <w:t xml:space="preserve">Unemployment </w:t>
-            </w:r>
-            <w:r>
-              <w:t>r</w:t>
-            </w:r>
-            <w:r>
-              <w:t>ate</w:t>
-            </w:r>
-          </w:p>
-        </w:tc>
-        <w:tc>
-          <w:tcPr>
-            <w:tcW w:w="1137" w:type="dxa"/>
-            <w:tcBorders>
-              <w:top w:val="nil"/>
-              <w:left w:val="nil"/>
-              <w:bottom w:val="nil"/>
-              <w:right w:val="nil"/>
-            </w:tcBorders>
-            <w:tcMar>
-              <w:top w:w="0" w:type="dxa"/>
-              <w:left w:w="0" w:type="dxa"/>
-              <w:bottom w:w="0" w:type="dxa"/>
-              <w:right w:w="0" w:type="dxa"/>
-            </w:tcMar>
-          </w:tcPr>
-          <w:p>
-            <w:pPr>
-              <w:pStyle w:val="TableNumber"/>
-            </w:pPr>
-          </w:p>
-        </w:tc>
-        <w:tc>
-          <w:tcPr>
-            <w:tcW w:w="1138" w:type="dxa"/>
-            <w:tcBorders>
-              <w:top w:val="nil"/>
-              <w:left w:val="nil"/>
-              <w:bottom w:val="nil"/>
-              <w:right w:val="nil"/>
-            </w:tcBorders>
-            <w:tcMar>
-              <w:top w:w="0" w:type="dxa"/>
-              <w:left w:w="0" w:type="dxa"/>
-              <w:bottom w:w="0" w:type="dxa"/>
-              <w:right w:w="0" w:type="dxa"/>
-            </w:tcMar>
-          </w:tcPr>
-          <w:p>
-            <w:pPr>
-              <w:pStyle w:val="TableNumber"/>
-            </w:pPr>
-          </w:p>
-        </w:tc>
-        <w:tc>
-          <w:tcPr>
-            <w:tcW w:w="1139" w:type="dxa"/>
-            <w:tcBorders>
-              <w:top w:val="nil"/>
-              <w:left w:val="nil"/>
-              <w:bottom w:val="nil"/>
-              <w:right w:val="nil"/>
-            </w:tcBorders>
-          </w:tcPr>
-          <w:p>
-            <w:pPr>
-              <w:pStyle w:val="TableNumber"/>
-              <w:ind w:right="-76"/>
-            </w:pPr>
-          </w:p>
-        </w:tc>
-        <w:tc>
-          <w:tcPr>
-            <w:tcW w:w="1138" w:type="dxa"/>
-            <w:tcBorders>
-              <w:top w:val="nil"/>
-              <w:left w:val="nil"/>
-              <w:bottom w:val="nil"/>
-              <w:right w:val="nil"/>
-            </w:tcBorders>
-            <w:tcMar>
-              <w:top w:w="0" w:type="dxa"/>
-              <w:left w:w="0" w:type="dxa"/>
-              <w:bottom w:w="0" w:type="dxa"/>
-              <w:right w:w="0" w:type="dxa"/>
-            </w:tcMar>
-          </w:tcPr>
-          <w:p>
-            <w:pPr>
-              <w:pStyle w:val="TableNumber"/>
-            </w:pPr>
-          </w:p>
-        </w:tc>
-      </w:tr>
-      <w:tr>
-        <w:tc>
-          <w:tcPr>
-            <w:tcW w:w="5215" w:type="dxa"/>
-            <w:tcBorders>
-              <w:top w:val="nil"/>
-              <w:left w:val="nil"/>
-              <w:bottom w:val="nil"/>
-              <w:right w:val="nil"/>
-            </w:tcBorders>
-            <w:tcMar>
-              <w:top w:w="0" w:type="dxa"/>
-              <w:left w:w="60" w:type="dxa"/>
-              <w:bottom w:w="0" w:type="dxa"/>
-              <w:right w:w="60" w:type="dxa"/>
-            </w:tcMar>
-            <w:vAlign w:val="bottom"/>
-          </w:tcPr>
-          <w:p>
-            <w:pPr>
-              <w:pStyle w:val="TableText"/>
-              <w:ind w:left="0" w:hanging="56"/>
-            </w:pPr>
-            <w:r>
-              <w:t>  </w:t>
-            </w:r>
-            <w:r>
-              <w:t>Budget 20</w:t>
-            </w:r>
-            <w:r>
-              <w:t>22</w:t>
-            </w:r>
-          </w:p>
-        </w:tc>
-        <w:tc>
-          <w:tcPr>
-            <w:tcW w:w="1137" w:type="dxa"/>
-            <w:tcBorders>
-              <w:top w:val="nil"/>
-              <w:left w:val="nil"/>
-              <w:bottom w:val="nil"/>
-              <w:right w:val="nil"/>
-            </w:tcBorders>
-            <w:tcMar>
-              <w:top w:w="0" w:type="dxa"/>
-              <w:left w:w="0" w:type="dxa"/>
-              <w:bottom w:w="0" w:type="dxa"/>
-              <w:right w:w="0" w:type="dxa"/>
-            </w:tcMar>
-          </w:tcPr>
-          <w:p>
-            <w:pPr>
-              <w:pStyle w:val="TableNumber"/>
-            </w:pPr>
-            <w:r>
-              <w:t>7.5</w:t>
-            </w:r>
-          </w:p>
-        </w:tc>
-        <w:tc>
-          <w:tcPr>
-            <w:tcW w:w="1138" w:type="dxa"/>
-            <w:tcBorders>
-              <w:top w:val="nil"/>
-              <w:left w:val="nil"/>
-              <w:bottom w:val="nil"/>
-              <w:right w:val="nil"/>
-            </w:tcBorders>
-            <w:tcMar>
-              <w:top w:w="0" w:type="dxa"/>
-              <w:left w:w="0" w:type="dxa"/>
-              <w:bottom w:w="0" w:type="dxa"/>
-              <w:right w:w="0" w:type="dxa"/>
-            </w:tcMar>
-          </w:tcPr>
-          <w:p>
-            <w:pPr>
-              <w:pStyle w:val="TableNumber"/>
-            </w:pPr>
-            <w:r>
-              <w:t>5.8</w:t>
-            </w:r>
-          </w:p>
-        </w:tc>
-        <w:tc>
-          <w:tcPr>
-            <w:tcW w:w="1139" w:type="dxa"/>
-            <w:tcBorders>
-              <w:top w:val="nil"/>
-              <w:left w:val="nil"/>
-              <w:bottom w:val="nil"/>
-              <w:right w:val="nil"/>
-            </w:tcBorders>
-          </w:tcPr>
-          <w:p>
-            <w:pPr>
-              <w:pStyle w:val="TableNumber"/>
-              <w:ind w:right="-76"/>
-            </w:pPr>
-            <w:r>
-              <w:t>5</w:t>
-            </w:r>
-            <w:r>
-              <w:t>.5</w:t>
-            </w:r>
-          </w:p>
-        </w:tc>
-        <w:tc>
-          <w:tcPr>
-            <w:tcW w:w="1138" w:type="dxa"/>
-            <w:tcBorders>
-              <w:top w:val="nil"/>
-              <w:left w:val="nil"/>
-              <w:bottom w:val="nil"/>
-              <w:right w:val="nil"/>
-            </w:tcBorders>
-            <w:tcMar>
-              <w:top w:w="0" w:type="dxa"/>
-              <w:left w:w="0" w:type="dxa"/>
-              <w:bottom w:w="0" w:type="dxa"/>
-              <w:right w:w="0" w:type="dxa"/>
-            </w:tcMar>
-          </w:tcPr>
-          <w:p>
-            <w:pPr>
-              <w:pStyle w:val="TableNumber"/>
-            </w:pPr>
-            <w:r>
-              <w:t>5.5</w:t>
-            </w:r>
-          </w:p>
-        </w:tc>
-      </w:tr>
-      <w:tr>
-        <w:tc>
-          <w:tcPr>
-            <w:tcW w:w="5215" w:type="dxa"/>
-            <w:tcBorders>
-              <w:top w:val="nil"/>
-              <w:left w:val="nil"/>
-              <w:bottom w:val="nil"/>
-              <w:right w:val="nil"/>
-            </w:tcBorders>
-            <w:tcMar>
-              <w:top w:w="0" w:type="dxa"/>
-              <w:left w:w="60" w:type="dxa"/>
-              <w:bottom w:w="0" w:type="dxa"/>
-              <w:right w:w="60" w:type="dxa"/>
-            </w:tcMar>
-            <w:vAlign w:val="bottom"/>
-          </w:tcPr>
-          <w:p>
-            <w:pPr>
-              <w:pStyle w:val="TableText"/>
-              <w:ind w:left="0" w:hanging="56"/>
+              <w:t>–</w:t>
+            </w:r>
+            <w:r>
+              <w:t>09 to 2016</w:t>
+            </w:r>
+            <w:r>
               <w:rPr>
-                <w:i/>
+                <w:lang w:val="en-US"/>
               </w:rPr>
-            </w:pPr>
-            <w:r>
-              <w:t>  </w:t>
-            </w:r>
-            <w:r>
-              <w:t>Budget 202</w:t>
-            </w:r>
-            <w:r>
-              <w:t>3</w:t>
-            </w:r>
-          </w:p>
-        </w:tc>
-        <w:tc>
-          <w:tcPr>
-            <w:tcW w:w="1137" w:type="dxa"/>
-            <w:tcBorders>
-              <w:top w:val="nil"/>
-              <w:left w:val="nil"/>
-              <w:bottom w:val="nil"/>
-              <w:right w:val="nil"/>
-            </w:tcBorders>
-            <w:tcMar>
-              <w:top w:w="0" w:type="dxa"/>
-              <w:left w:w="0" w:type="dxa"/>
-              <w:bottom w:w="0" w:type="dxa"/>
-              <w:right w:w="0" w:type="dxa"/>
-            </w:tcMar>
-          </w:tcPr>
-          <w:p>
-            <w:pPr>
-              <w:pStyle w:val="TableNumber"/>
-            </w:pPr>
-            <w:r>
-              <w:t>7.5</w:t>
-            </w:r>
-          </w:p>
-        </w:tc>
-        <w:tc>
-          <w:tcPr>
-            <w:tcW w:w="1138" w:type="dxa"/>
-            <w:tcBorders>
-              <w:top w:val="nil"/>
-              <w:left w:val="nil"/>
-              <w:bottom w:val="nil"/>
-              <w:right w:val="nil"/>
-            </w:tcBorders>
-            <w:tcMar>
-              <w:top w:w="0" w:type="dxa"/>
-              <w:left w:w="0" w:type="dxa"/>
-              <w:bottom w:w="0" w:type="dxa"/>
-              <w:right w:w="0" w:type="dxa"/>
-            </w:tcMar>
-          </w:tcPr>
-          <w:p>
-            <w:pPr>
-              <w:pStyle w:val="TableNumber"/>
-            </w:pPr>
-            <w:r>
-              <w:t>5.3</w:t>
-            </w:r>
-          </w:p>
-        </w:tc>
-        <w:tc>
-          <w:tcPr>
-            <w:tcW w:w="1139" w:type="dxa"/>
-            <w:tcBorders>
-              <w:top w:val="nil"/>
-              <w:left w:val="nil"/>
-              <w:bottom w:val="nil"/>
-              <w:right w:val="nil"/>
-            </w:tcBorders>
-          </w:tcPr>
-          <w:p>
-            <w:pPr>
-              <w:pStyle w:val="TableNumber"/>
-              <w:ind w:right="-76"/>
-            </w:pPr>
-            <w:r>
-              <w:t>5.8</w:t>
-            </w:r>
-          </w:p>
-        </w:tc>
-        <w:tc>
-          <w:tcPr>
-            <w:tcW w:w="1138" w:type="dxa"/>
-            <w:tcBorders>
-              <w:top w:val="nil"/>
-              <w:left w:val="nil"/>
-              <w:bottom w:val="nil"/>
-              <w:right w:val="nil"/>
-            </w:tcBorders>
-            <w:tcMar>
-              <w:top w:w="0" w:type="dxa"/>
-              <w:left w:w="0" w:type="dxa"/>
-              <w:bottom w:w="0" w:type="dxa"/>
-              <w:right w:w="0" w:type="dxa"/>
-            </w:tcMar>
-          </w:tcPr>
-          <w:p>
-            <w:pPr>
-              <w:pStyle w:val="TableNumber"/>
-            </w:pPr>
-            <w:r>
-              <w:t>6.2</w:t>
-            </w:r>
-          </w:p>
-        </w:tc>
-      </w:tr>
-      <w:tr>
-        <w:tc>
-          <w:tcPr>
-            <w:tcW w:w="5215" w:type="dxa"/>
-            <w:tcBorders>
-              <w:top w:val="nil"/>
-              <w:left w:val="nil"/>
-              <w:bottom w:val="nil"/>
-              <w:right w:val="nil"/>
-            </w:tcBorders>
-            <w:tcMar>
-              <w:top w:w="0" w:type="dxa"/>
-              <w:left w:w="60" w:type="dxa"/>
-              <w:bottom w:w="0" w:type="dxa"/>
-              <w:right w:w="60" w:type="dxa"/>
-            </w:tcMar>
-            <w:vAlign w:val="bottom"/>
-          </w:tcPr>
-          <w:p>
-            <w:pPr>
-              <w:pStyle w:val="TableText"/>
-              <w:ind w:left="0" w:hanging="56"/>
-            </w:pPr>
-            <w:r>
-              <w:t>  Actual</w:t>
-            </w:r>
-          </w:p>
-        </w:tc>
-        <w:tc>
-          <w:tcPr>
-            <w:tcW w:w="1137" w:type="dxa"/>
-            <w:tcBorders>
-              <w:top w:val="nil"/>
-              <w:left w:val="nil"/>
-              <w:bottom w:val="nil"/>
-              <w:right w:val="nil"/>
-            </w:tcBorders>
-            <w:tcMar>
-              <w:top w:w="0" w:type="dxa"/>
-              <w:left w:w="0" w:type="dxa"/>
-              <w:bottom w:w="0" w:type="dxa"/>
-              <w:right w:w="0" w:type="dxa"/>
-            </w:tcMar>
-          </w:tcPr>
-          <w:p>
-            <w:pPr>
-              <w:pStyle w:val="TableNumber"/>
-            </w:pPr>
-            <w:r>
-              <w:t>7.5</w:t>
-            </w:r>
-          </w:p>
-        </w:tc>
-        <w:tc>
-          <w:tcPr>
-            <w:tcW w:w="1138" w:type="dxa"/>
-            <w:tcBorders>
-              <w:top w:val="nil"/>
-              <w:left w:val="nil"/>
-              <w:bottom w:val="nil"/>
-              <w:right w:val="nil"/>
-            </w:tcBorders>
-            <w:tcMar>
-              <w:top w:w="0" w:type="dxa"/>
-              <w:left w:w="0" w:type="dxa"/>
-              <w:bottom w:w="0" w:type="dxa"/>
-              <w:right w:w="0" w:type="dxa"/>
-            </w:tcMar>
-          </w:tcPr>
-          <w:p>
-            <w:pPr>
-              <w:pStyle w:val="TableNumber"/>
-            </w:pPr>
-            <w:r>
-              <w:t>5.3</w:t>
-            </w:r>
-          </w:p>
-        </w:tc>
-        <w:tc>
-          <w:tcPr>
-            <w:tcW w:w="1139" w:type="dxa"/>
-            <w:tcBorders>
-              <w:top w:val="nil"/>
-              <w:left w:val="nil"/>
-              <w:bottom w:val="nil"/>
-              <w:right w:val="nil"/>
-            </w:tcBorders>
-          </w:tcPr>
-          <w:p>
-            <w:pPr>
-              <w:pStyle w:val="TableNumber"/>
-              <w:ind w:right="-76"/>
-            </w:pPr>
-            <w:r>
-              <w:t xml:space="preserve">–      </w:t>
-            </w:r>
-          </w:p>
-        </w:tc>
-        <w:tc>
-          <w:tcPr>
-            <w:tcW w:w="1138" w:type="dxa"/>
-            <w:tcBorders>
-              <w:top w:val="nil"/>
-              <w:left w:val="nil"/>
-              <w:bottom w:val="nil"/>
-              <w:right w:val="nil"/>
-            </w:tcBorders>
-            <w:tcMar>
-              <w:top w:w="0" w:type="dxa"/>
-              <w:left w:w="0" w:type="dxa"/>
-              <w:bottom w:w="0" w:type="dxa"/>
-              <w:right w:w="0" w:type="dxa"/>
-            </w:tcMar>
-          </w:tcPr>
-          <w:p>
-            <w:pPr>
-              <w:pStyle w:val="TableNumber"/>
-            </w:pPr>
-            <w:r>
-              <w:t xml:space="preserve">–       </w:t>
-            </w:r>
-          </w:p>
-        </w:tc>
-      </w:tr>
-      <w:tr>
-        <w:tc>
-          <w:tcPr>
-            <w:tcW w:w="5215" w:type="dxa"/>
-            <w:tcBorders>
-              <w:top w:val="nil"/>
-              <w:left w:val="nil"/>
-              <w:bottom w:val="nil"/>
-              <w:right w:val="nil"/>
-            </w:tcBorders>
-            <w:tcMar>
-              <w:top w:w="0" w:type="dxa"/>
-              <w:left w:w="60" w:type="dxa"/>
-              <w:bottom w:w="0" w:type="dxa"/>
-              <w:right w:w="60" w:type="dxa"/>
-            </w:tcMar>
-            <w:vAlign w:val="bottom"/>
-          </w:tcPr>
-          <w:p>
-            <w:pPr>
-              <w:pStyle w:val="TableTextBold"/>
-              <w:ind w:left="0" w:hanging="56"/>
-            </w:pPr>
-            <w:r>
-              <w:t xml:space="preserve">Consumer </w:t>
-            </w:r>
-            <w:r>
-              <w:t>P</w:t>
-            </w:r>
-            <w:r>
-              <w:t xml:space="preserve">rice </w:t>
-            </w:r>
-            <w:r>
-              <w:t>I</w:t>
-            </w:r>
-            <w:r>
-              <w:t xml:space="preserve">ndex </w:t>
-            </w:r>
-            <w:r>
-              <w:t>i</w:t>
-            </w:r>
-            <w:r>
-              <w:t>nflation</w:t>
-            </w:r>
-          </w:p>
-        </w:tc>
-        <w:tc>
-          <w:tcPr>
-            <w:tcW w:w="1137" w:type="dxa"/>
-            <w:tcBorders>
-              <w:top w:val="nil"/>
-              <w:left w:val="nil"/>
-              <w:bottom w:val="nil"/>
-              <w:right w:val="nil"/>
-            </w:tcBorders>
-            <w:tcMar>
-              <w:top w:w="0" w:type="dxa"/>
-              <w:left w:w="0" w:type="dxa"/>
-              <w:bottom w:w="0" w:type="dxa"/>
-              <w:right w:w="0" w:type="dxa"/>
-            </w:tcMar>
-          </w:tcPr>
-          <w:p>
-            <w:pPr>
-              <w:pStyle w:val="TableNumber"/>
-            </w:pPr>
-          </w:p>
-        </w:tc>
-        <w:tc>
-          <w:tcPr>
-            <w:tcW w:w="1138" w:type="dxa"/>
-            <w:tcBorders>
-              <w:top w:val="nil"/>
-              <w:left w:val="nil"/>
-              <w:bottom w:val="nil"/>
-              <w:right w:val="nil"/>
-            </w:tcBorders>
-            <w:tcMar>
-              <w:top w:w="0" w:type="dxa"/>
-              <w:left w:w="0" w:type="dxa"/>
-              <w:bottom w:w="0" w:type="dxa"/>
-              <w:right w:w="0" w:type="dxa"/>
-            </w:tcMar>
-          </w:tcPr>
-          <w:p>
-            <w:pPr>
-              <w:pStyle w:val="TableNumber"/>
-            </w:pPr>
-          </w:p>
-        </w:tc>
-        <w:tc>
-          <w:tcPr>
-            <w:tcW w:w="1139" w:type="dxa"/>
-            <w:tcBorders>
-              <w:top w:val="nil"/>
-              <w:left w:val="nil"/>
-              <w:bottom w:val="nil"/>
-              <w:right w:val="nil"/>
-            </w:tcBorders>
-          </w:tcPr>
-          <w:p>
-            <w:pPr>
-              <w:pStyle w:val="TableNumber"/>
-              <w:ind w:right="-76"/>
-            </w:pPr>
-          </w:p>
-        </w:tc>
-        <w:tc>
-          <w:tcPr>
-            <w:tcW w:w="1138" w:type="dxa"/>
-            <w:tcBorders>
-              <w:top w:val="nil"/>
-              <w:left w:val="nil"/>
-              <w:bottom w:val="nil"/>
-              <w:right w:val="nil"/>
-            </w:tcBorders>
-            <w:tcMar>
-              <w:top w:w="0" w:type="dxa"/>
-              <w:left w:w="0" w:type="dxa"/>
-              <w:bottom w:w="0" w:type="dxa"/>
-              <w:right w:w="0" w:type="dxa"/>
-            </w:tcMar>
-          </w:tcPr>
-          <w:p>
-            <w:pPr>
-              <w:pStyle w:val="TableNumber"/>
-            </w:pPr>
-          </w:p>
-        </w:tc>
-      </w:tr>
-      <w:tr>
-        <w:tc>
-          <w:tcPr>
-            <w:tcW w:w="5215" w:type="dxa"/>
-            <w:tcBorders>
-              <w:top w:val="nil"/>
-              <w:left w:val="nil"/>
-              <w:bottom w:val="nil"/>
-              <w:right w:val="nil"/>
-            </w:tcBorders>
-            <w:tcMar>
-              <w:top w:w="0" w:type="dxa"/>
-              <w:left w:w="60" w:type="dxa"/>
-              <w:bottom w:w="0" w:type="dxa"/>
-              <w:right w:w="60" w:type="dxa"/>
-            </w:tcMar>
-            <w:vAlign w:val="bottom"/>
-          </w:tcPr>
-          <w:p>
-            <w:pPr>
-              <w:pStyle w:val="TableText"/>
-              <w:ind w:left="0" w:hanging="56"/>
-            </w:pPr>
-            <w:r>
-              <w:t>  </w:t>
-            </w:r>
-            <w:r>
-              <w:t>Budget 20</w:t>
-            </w:r>
-            <w:r>
-              <w:t>22</w:t>
-            </w:r>
-          </w:p>
-        </w:tc>
-        <w:tc>
-          <w:tcPr>
-            <w:tcW w:w="1137" w:type="dxa"/>
-            <w:tcBorders>
-              <w:top w:val="nil"/>
-              <w:left w:val="nil"/>
-              <w:bottom w:val="nil"/>
-              <w:right w:val="nil"/>
-            </w:tcBorders>
-            <w:tcMar>
-              <w:top w:w="0" w:type="dxa"/>
-              <w:left w:w="0" w:type="dxa"/>
-              <w:bottom w:w="0" w:type="dxa"/>
-              <w:right w:w="0" w:type="dxa"/>
-            </w:tcMar>
-          </w:tcPr>
-          <w:p>
-            <w:pPr>
-              <w:pStyle w:val="TableNumber"/>
-            </w:pPr>
-            <w:r>
-              <w:t>3.4</w:t>
-            </w:r>
-          </w:p>
-        </w:tc>
-        <w:tc>
-          <w:tcPr>
-            <w:tcW w:w="1138" w:type="dxa"/>
-            <w:tcBorders>
-              <w:top w:val="nil"/>
-              <w:left w:val="nil"/>
-              <w:bottom w:val="nil"/>
-              <w:right w:val="nil"/>
-            </w:tcBorders>
-            <w:tcMar>
-              <w:top w:w="0" w:type="dxa"/>
-              <w:left w:w="0" w:type="dxa"/>
-              <w:bottom w:w="0" w:type="dxa"/>
-              <w:right w:w="0" w:type="dxa"/>
-            </w:tcMar>
-          </w:tcPr>
-          <w:p>
-            <w:pPr>
-              <w:pStyle w:val="TableNumber"/>
-            </w:pPr>
-            <w:r>
-              <w:t>3.9</w:t>
-            </w:r>
-          </w:p>
-        </w:tc>
-        <w:tc>
-          <w:tcPr>
-            <w:tcW w:w="1139" w:type="dxa"/>
-            <w:tcBorders>
-              <w:top w:val="nil"/>
-              <w:left w:val="nil"/>
-              <w:bottom w:val="nil"/>
-              <w:right w:val="nil"/>
-            </w:tcBorders>
-          </w:tcPr>
-          <w:p>
-            <w:pPr>
-              <w:pStyle w:val="TableNumber"/>
-              <w:ind w:right="-76"/>
-            </w:pPr>
-            <w:r>
-              <w:t>2.</w:t>
-            </w:r>
-            <w:r>
-              <w:t>4</w:t>
-            </w:r>
-          </w:p>
-        </w:tc>
-        <w:tc>
-          <w:tcPr>
-            <w:tcW w:w="1138" w:type="dxa"/>
-            <w:tcBorders>
-              <w:top w:val="nil"/>
-              <w:left w:val="nil"/>
-              <w:bottom w:val="nil"/>
-              <w:right w:val="nil"/>
-            </w:tcBorders>
-            <w:tcMar>
-              <w:top w:w="0" w:type="dxa"/>
-              <w:left w:w="0" w:type="dxa"/>
-              <w:bottom w:w="0" w:type="dxa"/>
-              <w:right w:w="0" w:type="dxa"/>
-            </w:tcMar>
-          </w:tcPr>
-          <w:p>
-            <w:pPr>
-              <w:pStyle w:val="TableNumber"/>
-            </w:pPr>
-            <w:r>
-              <w:t>2.</w:t>
-            </w:r>
-            <w:r>
-              <w:t>2</w:t>
-            </w:r>
-          </w:p>
-        </w:tc>
-      </w:tr>
-      <w:tr>
-        <w:tc>
-          <w:tcPr>
-            <w:tcW w:w="5215" w:type="dxa"/>
-            <w:tcBorders>
-              <w:top w:val="nil"/>
-              <w:left w:val="nil"/>
-              <w:bottom w:val="nil"/>
-              <w:right w:val="nil"/>
-            </w:tcBorders>
-            <w:tcMar>
-              <w:top w:w="0" w:type="dxa"/>
-              <w:left w:w="60" w:type="dxa"/>
-              <w:bottom w:w="0" w:type="dxa"/>
-              <w:right w:w="60" w:type="dxa"/>
-            </w:tcMar>
-            <w:vAlign w:val="bottom"/>
-          </w:tcPr>
-          <w:p>
-            <w:pPr>
-              <w:pStyle w:val="TableText"/>
-              <w:ind w:left="0" w:hanging="56"/>
+              <w:t>–</w:t>
+            </w:r>
+            <w:r>
+              <w:t>17 were restated to reflect this change. Restated data for years prior to 2008</w:t>
+            </w:r>
+            <w:r>
               <w:rPr>
-                <w:i/>
+                <w:lang w:val="en-US"/>
               </w:rPr>
-            </w:pPr>
-            <w:r>
-              <w:t>  </w:t>
-            </w:r>
-            <w:r>
-              <w:t>Budget 202</w:t>
-            </w:r>
-            <w:r>
-              <w:t>3</w:t>
-            </w:r>
-          </w:p>
-        </w:tc>
-        <w:tc>
-          <w:tcPr>
-            <w:tcW w:w="1137" w:type="dxa"/>
-            <w:tcBorders>
-              <w:top w:val="nil"/>
-              <w:left w:val="nil"/>
-              <w:bottom w:val="nil"/>
-              <w:right w:val="nil"/>
-            </w:tcBorders>
-            <w:tcMar>
-              <w:top w:w="0" w:type="dxa"/>
-              <w:left w:w="0" w:type="dxa"/>
-              <w:bottom w:w="0" w:type="dxa"/>
-              <w:right w:w="0" w:type="dxa"/>
-            </w:tcMar>
-          </w:tcPr>
-          <w:p>
-            <w:pPr>
-              <w:pStyle w:val="TableNumber"/>
-            </w:pPr>
-            <w:r>
-              <w:t>3.4</w:t>
-            </w:r>
-          </w:p>
-        </w:tc>
-        <w:tc>
-          <w:tcPr>
-            <w:tcW w:w="1138" w:type="dxa"/>
-            <w:tcBorders>
-              <w:top w:val="nil"/>
-              <w:left w:val="nil"/>
-              <w:bottom w:val="nil"/>
-              <w:right w:val="nil"/>
-            </w:tcBorders>
-            <w:tcMar>
-              <w:top w:w="0" w:type="dxa"/>
-              <w:left w:w="0" w:type="dxa"/>
-              <w:bottom w:w="0" w:type="dxa"/>
-              <w:right w:w="0" w:type="dxa"/>
-            </w:tcMar>
-          </w:tcPr>
-          <w:p>
-            <w:pPr>
-              <w:pStyle w:val="TableNumber"/>
-            </w:pPr>
-            <w:r>
-              <w:t>6.8</w:t>
-            </w:r>
-          </w:p>
-        </w:tc>
-        <w:tc>
-          <w:tcPr>
-            <w:tcW w:w="1139" w:type="dxa"/>
-            <w:tcBorders>
-              <w:top w:val="nil"/>
-              <w:left w:val="nil"/>
-              <w:bottom w:val="nil"/>
-              <w:right w:val="nil"/>
-            </w:tcBorders>
-          </w:tcPr>
-          <w:p>
-            <w:pPr>
-              <w:pStyle w:val="TableNumber"/>
-              <w:ind w:right="-76"/>
-            </w:pPr>
-            <w:r>
-              <w:t>3.</w:t>
-            </w:r>
-            <w:r>
-              <w:t>5</w:t>
-            </w:r>
-          </w:p>
-        </w:tc>
-        <w:tc>
-          <w:tcPr>
-            <w:tcW w:w="1138" w:type="dxa"/>
-            <w:tcBorders>
-              <w:top w:val="nil"/>
-              <w:left w:val="nil"/>
-              <w:bottom w:val="nil"/>
-              <w:right w:val="nil"/>
-            </w:tcBorders>
-            <w:tcMar>
-              <w:top w:w="0" w:type="dxa"/>
-              <w:left w:w="0" w:type="dxa"/>
-              <w:bottom w:w="0" w:type="dxa"/>
-              <w:right w:w="0" w:type="dxa"/>
-            </w:tcMar>
-          </w:tcPr>
-          <w:p>
-            <w:pPr>
-              <w:pStyle w:val="TableNumber"/>
-            </w:pPr>
-            <w:r>
-              <w:t>2.</w:t>
-            </w:r>
-            <w:r>
-              <w:t>1</w:t>
-            </w:r>
-          </w:p>
-        </w:tc>
-      </w:tr>
-      <w:tr>
-        <w:tc>
-          <w:tcPr>
-            <w:tcW w:w="5215" w:type="dxa"/>
-            <w:tcBorders>
-              <w:top w:val="nil"/>
-              <w:left w:val="nil"/>
-              <w:bottom w:val="single" w:sz="4" w:space="0" w:color="000000"/>
-              <w:right w:val="nil"/>
-            </w:tcBorders>
-            <w:tcMar>
-              <w:top w:w="0" w:type="dxa"/>
-              <w:left w:w="60" w:type="dxa"/>
-              <w:bottom w:w="0" w:type="dxa"/>
-              <w:right w:w="60" w:type="dxa"/>
-            </w:tcMar>
-            <w:vAlign w:val="bottom"/>
-          </w:tcPr>
-          <w:p>
-            <w:pPr>
-              <w:pStyle w:val="TableText"/>
-              <w:ind w:left="0" w:hanging="56"/>
-            </w:pPr>
-            <w:r>
-              <w:t>  Actual</w:t>
-            </w:r>
-          </w:p>
-        </w:tc>
-        <w:tc>
-          <w:tcPr>
-            <w:tcW w:w="1137" w:type="dxa"/>
-            <w:tcBorders>
-              <w:top w:val="nil"/>
-              <w:left w:val="nil"/>
-              <w:bottom w:val="single" w:sz="4" w:space="0" w:color="000000"/>
-              <w:right w:val="nil"/>
-            </w:tcBorders>
-            <w:tcMar>
-              <w:top w:w="0" w:type="dxa"/>
-              <w:left w:w="0" w:type="dxa"/>
-              <w:bottom w:w="0" w:type="dxa"/>
-              <w:right w:w="0" w:type="dxa"/>
-            </w:tcMar>
-          </w:tcPr>
-          <w:p>
-            <w:pPr>
-              <w:pStyle w:val="TableNumber"/>
-            </w:pPr>
-            <w:r>
-              <w:t>3.4</w:t>
-            </w:r>
-          </w:p>
-        </w:tc>
-        <w:tc>
-          <w:tcPr>
-            <w:tcW w:w="1138" w:type="dxa"/>
-            <w:tcBorders>
-              <w:top w:val="nil"/>
-              <w:left w:val="nil"/>
-              <w:bottom w:val="single" w:sz="4" w:space="0" w:color="000000"/>
-              <w:right w:val="nil"/>
-            </w:tcBorders>
-            <w:tcMar>
-              <w:top w:w="0" w:type="dxa"/>
-              <w:left w:w="0" w:type="dxa"/>
-              <w:bottom w:w="0" w:type="dxa"/>
-              <w:right w:w="0" w:type="dxa"/>
-            </w:tcMar>
-          </w:tcPr>
-          <w:p>
-            <w:pPr>
-              <w:pStyle w:val="TableNumber"/>
-            </w:pPr>
-            <w:r>
-              <w:t>6.8</w:t>
-            </w:r>
-          </w:p>
-        </w:tc>
-        <w:tc>
-          <w:tcPr>
-            <w:tcW w:w="1139" w:type="dxa"/>
-            <w:tcBorders>
-              <w:top w:val="nil"/>
-              <w:left w:val="nil"/>
-              <w:bottom w:val="single" w:sz="4" w:space="0" w:color="000000"/>
-              <w:right w:val="nil"/>
-            </w:tcBorders>
-          </w:tcPr>
-          <w:p>
-            <w:pPr>
-              <w:pStyle w:val="TableNumber"/>
-              <w:ind w:right="-76"/>
-            </w:pPr>
-            <w:r>
-              <w:t xml:space="preserve">–       </w:t>
-            </w:r>
-          </w:p>
-        </w:tc>
-        <w:tc>
-          <w:tcPr>
-            <w:tcW w:w="1138" w:type="dxa"/>
-            <w:tcBorders>
-              <w:top w:val="nil"/>
-              <w:left w:val="nil"/>
-              <w:bottom w:val="single" w:sz="4" w:space="0" w:color="000000"/>
-              <w:right w:val="nil"/>
-            </w:tcBorders>
-            <w:tcMar>
-              <w:top w:w="0" w:type="dxa"/>
-              <w:left w:w="0" w:type="dxa"/>
-              <w:bottom w:w="0" w:type="dxa"/>
-              <w:right w:w="0" w:type="dxa"/>
-            </w:tcMar>
-          </w:tcPr>
-          <w:p>
-            <w:pPr>
-              <w:pStyle w:val="TableNumber"/>
-            </w:pPr>
-            <w:r>
-              <w:t xml:space="preserve">–       </w:t>
+              <w:t>–</w:t>
+            </w:r>
+            <w:r>
+              <w:t>09 is not available.</w:t>
             </w:r>
           </w:p>
         </w:tc>
@@ -7941,35 +4804,16 @@
     </w:tbl>
     <w:p>
       <w:pPr>
-        <w:pStyle w:val="TableNote"/>
-      </w:pPr>
-      <w:r>
-        <w:t>Note: Figures have been restated to reflect the historical revisions in the Canadian System of National Accounts as of the first quarter of 202</w:t>
-      </w:r>
-      <w:r>
-        <w:t>3</w:t>
-      </w:r>
-      <w:r>
-        <w:t xml:space="preserve"> released on May 31, 202</w:t>
-      </w:r>
-      <w:r>
-        <w:t>3</w:t>
-      </w:r>
-      <w:r>
-        <w:t>.</w:t>
-      </w:r>
-    </w:p>
-    <w:p>
-      <w:pPr>
         <w:spacing w:after="240"/>
-      </w:pPr>
-    </w:p>
-    <w:p>
-      <w:pPr>
-        <w:spacing w:after="240"/>
+        <w:rPr>
+          <w:lang w:val="en-CA"/>
+        </w:rPr>
       </w:pPr>
     </w:p>
     <w:sectPr>
+      <w:headerReference w:type="even" r:id="rId10"/>
+      <w:headerReference w:type="default" r:id="rId11"/>
+      <w:headerReference w:type="first" r:id="rId12"/>
       <w:pgSz w:w="12240" w:h="15840"/>
       <w:pgMar w:top="1440" w:right="1440" w:bottom="1440" w:left="1440" w:header="720" w:footer="720" w:gutter="0"/>
       <w:cols w:space="720"/>
@@ -7980,7 +4824,7 @@
 </file>
 
 <file path=word/endnotes.xml><?xml version="1.0" encoding="utf-8"?>
-<w:endnotes xmlns:wpc="http://schemas.microsoft.com/office/word/2010/wordprocessingCanvas" xmlns:cx="http://schemas.microsoft.com/office/drawing/2014/chartex" xmlns:cx1="http://schemas.microsoft.com/office/drawing/2015/9/8/chartex" xmlns:cx2="http://schemas.microsoft.com/office/drawing/2015/10/21/chartex" xmlns:cx3="http://schemas.microsoft.com/office/drawing/2016/5/9/chartex" xmlns:cx4="http://schemas.microsoft.com/office/drawing/2016/5/10/chartex" xmlns:cx5="http://schemas.microsoft.com/office/drawing/2016/5/11/chartex" xmlns:cx6="http://schemas.microsoft.com/office/drawing/2016/5/12/chartex" xmlns:cx7="http://schemas.microsoft.com/office/drawing/2016/5/13/chartex" xmlns:cx8="http://schemas.microsoft.com/office/drawing/2016/5/14/chartex" xmlns:mc="http://schemas.openxmlformats.org/markup-compatibility/2006" xmlns:aink="http://schemas.microsoft.com/office/drawing/2016/ink" xmlns:am3d="http://schemas.microsoft.com/office/drawing/2017/model3d" xmlns:o="urn:schemas-microsoft-com:office:office" xmlns:oel="http://schemas.microsoft.com/office/2019/extlst" xmlns:r="http://schemas.openxmlformats.org/officeDocument/2006/relationships" xmlns:m="http://schemas.openxmlformats.org/officeDocument/2006/math" xmlns:v="urn:schemas-microsoft-com:vml" xmlns:wp14="http://schemas.microsoft.com/office/word/2010/wordprocessingDrawing" xmlns:wp="http://schemas.openxmlformats.org/drawingml/2006/wordprocessingDrawing" xmlns:w10="urn:schemas-microsoft-com:office:word" xmlns:w="http://schemas.openxmlformats.org/wordprocessingml/2006/main" xmlns:w14="http://schemas.microsoft.com/office/word/2010/wordml" xmlns:w15="http://schemas.microsoft.com/office/word/2012/wordml" xmlns:w16cex="http://schemas.microsoft.com/office/word/2018/wordml/cex" xmlns:w16cid="http://schemas.microsoft.com/office/word/2016/wordml/cid" xmlns:w16="http://schemas.microsoft.com/office/word/2018/wordml" xmlns:w16sdtdh="http://schemas.microsoft.com/office/word/2020/wordml/sdtdatahash" xmlns:w16se="http://schemas.microsoft.com/office/word/2015/wordml/symex" xmlns:wpg="http://schemas.microsoft.com/office/word/2010/wordprocessingGroup" xmlns:wpi="http://schemas.microsoft.com/office/word/2010/wordprocessingInk" xmlns:wne="http://schemas.microsoft.com/office/word/2006/wordml" xmlns:wps="http://schemas.microsoft.com/office/word/2010/wordprocessingShape" mc:Ignorable="w14 w15 w16se w16cid w16 w16cex w16sdtdh wp14">
+<w:endnotes xmlns:wpc="http://schemas.microsoft.com/office/word/2010/wordprocessingCanvas" xmlns:cx="http://schemas.microsoft.com/office/drawing/2014/chartex" xmlns:cx1="http://schemas.microsoft.com/office/drawing/2015/9/8/chartex" xmlns:cx2="http://schemas.microsoft.com/office/drawing/2015/10/21/chartex" xmlns:cx3="http://schemas.microsoft.com/office/drawing/2016/5/9/chartex" xmlns:cx4="http://schemas.microsoft.com/office/drawing/2016/5/10/chartex" xmlns:cx5="http://schemas.microsoft.com/office/drawing/2016/5/11/chartex" xmlns:cx6="http://schemas.microsoft.com/office/drawing/2016/5/12/chartex" xmlns:cx7="http://schemas.microsoft.com/office/drawing/2016/5/13/chartex" xmlns:cx8="http://schemas.microsoft.com/office/drawing/2016/5/14/chartex" xmlns:mc="http://schemas.openxmlformats.org/markup-compatibility/2006" xmlns:aink="http://schemas.microsoft.com/office/drawing/2016/ink" xmlns:am3d="http://schemas.microsoft.com/office/drawing/2017/model3d" xmlns:o="urn:schemas-microsoft-com:office:office" xmlns:oel="http://schemas.microsoft.com/office/2019/extlst" xmlns:r="http://schemas.openxmlformats.org/officeDocument/2006/relationships" xmlns:m="http://schemas.openxmlformats.org/officeDocument/2006/math" xmlns:v="urn:schemas-microsoft-com:vml" xmlns:wp14="http://schemas.microsoft.com/office/word/2010/wordprocessingDrawing" xmlns:wp="http://schemas.openxmlformats.org/drawingml/2006/wordprocessingDrawing" xmlns:w10="urn:schemas-microsoft-com:office:word" xmlns:w="http://schemas.openxmlformats.org/wordprocessingml/2006/main" xmlns:w14="http://schemas.microsoft.com/office/word/2010/wordml" xmlns:w15="http://schemas.microsoft.com/office/word/2012/wordml" xmlns:w16cex="http://schemas.microsoft.com/office/word/2018/wordml/cex" xmlns:w16cid="http://schemas.microsoft.com/office/word/2016/wordml/cid" xmlns:w16="http://schemas.microsoft.com/office/word/2018/wordml" xmlns:w16du="http://schemas.microsoft.com/office/word/2023/wordml/word16du" xmlns:w16sdtdh="http://schemas.microsoft.com/office/word/2020/wordml/sdtdatahash" xmlns:w16sdtfl="http://schemas.microsoft.com/office/word/2024/wordml/sdtformatlock" xmlns:w16se="http://schemas.microsoft.com/office/word/2015/wordml/symex" xmlns:wpg="http://schemas.microsoft.com/office/word/2010/wordprocessingGroup" xmlns:wpi="http://schemas.microsoft.com/office/word/2010/wordprocessingInk" xmlns:wne="http://schemas.microsoft.com/office/word/2006/wordml" xmlns:wps="http://schemas.microsoft.com/office/word/2010/wordprocessingShape" mc:Ignorable="w14 w15 w16se w16cid w16 w16cex w16sdtdh w16sdtfl w16du wp14">
   <w:endnote w:type="separator" w:id="-1">
     <w:p>
       <w:pPr>
@@ -8005,7 +4849,7 @@
 </file>
 
 <file path=word/footnotes.xml><?xml version="1.0" encoding="utf-8"?>
-<w:footnotes xmlns:wpc="http://schemas.microsoft.com/office/word/2010/wordprocessingCanvas" xmlns:cx="http://schemas.microsoft.com/office/drawing/2014/chartex" xmlns:cx1="http://schemas.microsoft.com/office/drawing/2015/9/8/chartex" xmlns:cx2="http://schemas.microsoft.com/office/drawing/2015/10/21/chartex" xmlns:cx3="http://schemas.microsoft.com/office/drawing/2016/5/9/chartex" xmlns:cx4="http://schemas.microsoft.com/office/drawing/2016/5/10/chartex" xmlns:cx5="http://schemas.microsoft.com/office/drawing/2016/5/11/chartex" xmlns:cx6="http://schemas.microsoft.com/office/drawing/2016/5/12/chartex" xmlns:cx7="http://schemas.microsoft.com/office/drawing/2016/5/13/chartex" xmlns:cx8="http://schemas.microsoft.com/office/drawing/2016/5/14/chartex" xmlns:mc="http://schemas.openxmlformats.org/markup-compatibility/2006" xmlns:aink="http://schemas.microsoft.com/office/drawing/2016/ink" xmlns:am3d="http://schemas.microsoft.com/office/drawing/2017/model3d" xmlns:o="urn:schemas-microsoft-com:office:office" xmlns:oel="http://schemas.microsoft.com/office/2019/extlst" xmlns:r="http://schemas.openxmlformats.org/officeDocument/2006/relationships" xmlns:m="http://schemas.openxmlformats.org/officeDocument/2006/math" xmlns:v="urn:schemas-microsoft-com:vml" xmlns:wp14="http://schemas.microsoft.com/office/word/2010/wordprocessingDrawing" xmlns:wp="http://schemas.openxmlformats.org/drawingml/2006/wordprocessingDrawing" xmlns:w10="urn:schemas-microsoft-com:office:word" xmlns:w="http://schemas.openxmlformats.org/wordprocessingml/2006/main" xmlns:w14="http://schemas.microsoft.com/office/word/2010/wordml" xmlns:w15="http://schemas.microsoft.com/office/word/2012/wordml" xmlns:w16cex="http://schemas.microsoft.com/office/word/2018/wordml/cex" xmlns:w16cid="http://schemas.microsoft.com/office/word/2016/wordml/cid" xmlns:w16="http://schemas.microsoft.com/office/word/2018/wordml" xmlns:w16sdtdh="http://schemas.microsoft.com/office/word/2020/wordml/sdtdatahash" xmlns:w16se="http://schemas.microsoft.com/office/word/2015/wordml/symex" xmlns:wpg="http://schemas.microsoft.com/office/word/2010/wordprocessingGroup" xmlns:wpi="http://schemas.microsoft.com/office/word/2010/wordprocessingInk" xmlns:wne="http://schemas.microsoft.com/office/word/2006/wordml" xmlns:wps="http://schemas.microsoft.com/office/word/2010/wordprocessingShape" mc:Ignorable="w14 w15 w16se w16cid w16 w16cex w16sdtdh wp14">
+<w:footnotes xmlns:wpc="http://schemas.microsoft.com/office/word/2010/wordprocessingCanvas" xmlns:cx="http://schemas.microsoft.com/office/drawing/2014/chartex" xmlns:cx1="http://schemas.microsoft.com/office/drawing/2015/9/8/chartex" xmlns:cx2="http://schemas.microsoft.com/office/drawing/2015/10/21/chartex" xmlns:cx3="http://schemas.microsoft.com/office/drawing/2016/5/9/chartex" xmlns:cx4="http://schemas.microsoft.com/office/drawing/2016/5/10/chartex" xmlns:cx5="http://schemas.microsoft.com/office/drawing/2016/5/11/chartex" xmlns:cx6="http://schemas.microsoft.com/office/drawing/2016/5/12/chartex" xmlns:cx7="http://schemas.microsoft.com/office/drawing/2016/5/13/chartex" xmlns:cx8="http://schemas.microsoft.com/office/drawing/2016/5/14/chartex" xmlns:mc="http://schemas.openxmlformats.org/markup-compatibility/2006" xmlns:aink="http://schemas.microsoft.com/office/drawing/2016/ink" xmlns:am3d="http://schemas.microsoft.com/office/drawing/2017/model3d" xmlns:o="urn:schemas-microsoft-com:office:office" xmlns:oel="http://schemas.microsoft.com/office/2019/extlst" xmlns:r="http://schemas.openxmlformats.org/officeDocument/2006/relationships" xmlns:m="http://schemas.openxmlformats.org/officeDocument/2006/math" xmlns:v="urn:schemas-microsoft-com:vml" xmlns:wp14="http://schemas.microsoft.com/office/word/2010/wordprocessingDrawing" xmlns:wp="http://schemas.openxmlformats.org/drawingml/2006/wordprocessingDrawing" xmlns:w10="urn:schemas-microsoft-com:office:word" xmlns:w="http://schemas.openxmlformats.org/wordprocessingml/2006/main" xmlns:w14="http://schemas.microsoft.com/office/word/2010/wordml" xmlns:w15="http://schemas.microsoft.com/office/word/2012/wordml" xmlns:w16cex="http://schemas.microsoft.com/office/word/2018/wordml/cex" xmlns:w16cid="http://schemas.microsoft.com/office/word/2016/wordml/cid" xmlns:w16="http://schemas.microsoft.com/office/word/2018/wordml" xmlns:w16du="http://schemas.microsoft.com/office/word/2023/wordml/word16du" xmlns:w16sdtdh="http://schemas.microsoft.com/office/word/2020/wordml/sdtdatahash" xmlns:w16sdtfl="http://schemas.microsoft.com/office/word/2024/wordml/sdtformatlock" xmlns:w16se="http://schemas.microsoft.com/office/word/2015/wordml/symex" xmlns:wpg="http://schemas.microsoft.com/office/word/2010/wordprocessingGroup" xmlns:wpi="http://schemas.microsoft.com/office/word/2010/wordprocessingInk" xmlns:wne="http://schemas.microsoft.com/office/word/2006/wordml" xmlns:wps="http://schemas.microsoft.com/office/word/2010/wordprocessingShape" mc:Ignorable="w14 w15 w16se w16cid w16 w16cex w16sdtdh w16sdtfl w16du wp14">
   <w:footnote w:type="separator" w:id="-1">
     <w:p>
       <w:pPr>
@@ -8064,8 +4908,404 @@
 </w:footnotes>
 </file>
 
+<file path=word/header1.xml><?xml version="1.0" encoding="utf-8"?>
+<w:hdr xmlns:wpc="http://schemas.microsoft.com/office/word/2010/wordprocessingCanvas" xmlns:cx="http://schemas.microsoft.com/office/drawing/2014/chartex" xmlns:cx1="http://schemas.microsoft.com/office/drawing/2015/9/8/chartex" xmlns:cx2="http://schemas.microsoft.com/office/drawing/2015/10/21/chartex" xmlns:cx3="http://schemas.microsoft.com/office/drawing/2016/5/9/chartex" xmlns:cx4="http://schemas.microsoft.com/office/drawing/2016/5/10/chartex" xmlns:cx5="http://schemas.microsoft.com/office/drawing/2016/5/11/chartex" xmlns:cx6="http://schemas.microsoft.com/office/drawing/2016/5/12/chartex" xmlns:cx7="http://schemas.microsoft.com/office/drawing/2016/5/13/chartex" xmlns:cx8="http://schemas.microsoft.com/office/drawing/2016/5/14/chartex" xmlns:mc="http://schemas.openxmlformats.org/markup-compatibility/2006" xmlns:aink="http://schemas.microsoft.com/office/drawing/2016/ink" xmlns:am3d="http://schemas.microsoft.com/office/drawing/2017/model3d" xmlns:o="urn:schemas-microsoft-com:office:office" xmlns:oel="http://schemas.microsoft.com/office/2019/extlst" xmlns:r="http://schemas.openxmlformats.org/officeDocument/2006/relationships" xmlns:m="http://schemas.openxmlformats.org/officeDocument/2006/math" xmlns:v="urn:schemas-microsoft-com:vml" xmlns:wp14="http://schemas.microsoft.com/office/word/2010/wordprocessingDrawing" xmlns:wp="http://schemas.openxmlformats.org/drawingml/2006/wordprocessingDrawing" xmlns:w10="urn:schemas-microsoft-com:office:word" xmlns:w="http://schemas.openxmlformats.org/wordprocessingml/2006/main" xmlns:w14="http://schemas.microsoft.com/office/word/2010/wordml" xmlns:w15="http://schemas.microsoft.com/office/word/2012/wordml" xmlns:w16cex="http://schemas.microsoft.com/office/word/2018/wordml/cex" xmlns:w16cid="http://schemas.microsoft.com/office/word/2016/wordml/cid" xmlns:w16="http://schemas.microsoft.com/office/word/2018/wordml" xmlns:w16du="http://schemas.microsoft.com/office/word/2023/wordml/word16du" xmlns:w16sdtdh="http://schemas.microsoft.com/office/word/2020/wordml/sdtdatahash" xmlns:w16sdtfl="http://schemas.microsoft.com/office/word/2024/wordml/sdtformatlock" xmlns:w16se="http://schemas.microsoft.com/office/word/2015/wordml/symex" xmlns:wpg="http://schemas.microsoft.com/office/word/2010/wordprocessingGroup" xmlns:wpi="http://schemas.microsoft.com/office/word/2010/wordprocessingInk" xmlns:wne="http://schemas.microsoft.com/office/word/2006/wordml" xmlns:wps="http://schemas.microsoft.com/office/word/2010/wordprocessingShape" mc:Ignorable="w14 w15 w16se w16cid w16 w16cex w16sdtdh w16sdtfl w16du wp14">
+  <w:p>
+    <w:pPr>
+      <w:pStyle w:val="Header"/>
+    </w:pPr>
+    <w:r>
+      <w:rPr>
+        <w:noProof/>
+        <w14:ligatures w14:val="standardContextual"/>
+      </w:rPr>
+      <mc:AlternateContent>
+        <mc:Choice Requires="wps">
+          <w:drawing>
+            <wp:anchor distT="0" distB="0" distL="0" distR="0" simplePos="0" relativeHeight="251659264" behindDoc="0" locked="0" layoutInCell="1" allowOverlap="1" wp14:anchorId="01D95842" wp14:editId="121DE6E8">
+              <wp:simplePos x="635" y="635"/>
+              <wp:positionH relativeFrom="page">
+                <wp:align>right</wp:align>
+              </wp:positionH>
+              <wp:positionV relativeFrom="page">
+                <wp:align>top</wp:align>
+              </wp:positionV>
+              <wp:extent cx="2417445" cy="376555"/>
+              <wp:effectExtent l="0" t="0" r="0" b="4445"/>
+              <wp:wrapNone/>
+              <wp:docPr id="1650043360" name="Text Box 2" descr="UNCLASSIFIED - NON CLASSIFIÉ">
+                <a:extLst xmlns:a="http://schemas.openxmlformats.org/drawingml/2006/main">
+                  <a:ext uri="{5AE41FA2-C0FF-4470-9BD4-5FADCA87CBE2}">
+                    <aclsh:classification xmlns:aclsh="http://schemas.microsoft.com/office/drawing/2020/classificationShape" classificationOutcomeType="hdr"/>
+                  </a:ext>
+                </a:extLst>
+              </wp:docPr>
+              <wp:cNvGraphicFramePr/>
+              <a:graphic xmlns:a="http://schemas.openxmlformats.org/drawingml/2006/main">
+                <a:graphicData uri="http://schemas.microsoft.com/office/word/2010/wordprocessingShape">
+                  <wps:wsp>
+                    <wps:cNvSpPr txBox="1"/>
+                    <wps:spPr>
+                      <a:xfrm>
+                        <a:off x="0" y="0"/>
+                        <a:ext cx="2417445" cy="376555"/>
+                      </a:xfrm>
+                      <a:prstGeom prst="rect">
+                        <a:avLst/>
+                      </a:prstGeom>
+                      <a:noFill/>
+                      <a:ln>
+                        <a:noFill/>
+                      </a:ln>
+                    </wps:spPr>
+                    <wps:txbx>
+                      <w:txbxContent>
+                        <w:p>
+                          <w:pPr>
+                            <w:spacing w:after="0"/>
+                            <w:rPr>
+                              <w:rFonts w:ascii="Aptos" w:eastAsia="Aptos" w:hAnsi="Aptos" w:cs="Aptos"/>
+                              <w:noProof/>
+                              <w:color w:val="008000"/>
+                              <w:sz w:val="24"/>
+                              <w:szCs w:val="24"/>
+                            </w:rPr>
+                          </w:pPr>
+                          <w:r>
+                            <w:rPr>
+                              <w:rFonts w:ascii="Aptos" w:eastAsia="Aptos" w:hAnsi="Aptos" w:cs="Aptos"/>
+                              <w:noProof/>
+                              <w:color w:val="008000"/>
+                              <w:sz w:val="24"/>
+                              <w:szCs w:val="24"/>
+                            </w:rPr>
+                            <w:t>UNCLASSIFIED - NON CLASSIFIÉ</w:t>
+                          </w:r>
+                        </w:p>
+                      </w:txbxContent>
+                    </wps:txbx>
+                    <wps:bodyPr rot="0" spcFirstLastPara="0" vertOverflow="overflow" horzOverflow="overflow" vert="horz" wrap="none" lIns="0" tIns="190500" rIns="254000" bIns="0" numCol="1" spcCol="0" rtlCol="0" fromWordArt="0" anchor="t" anchorCtr="0" forceAA="0" compatLnSpc="1">
+                      <a:prstTxWarp prst="textNoShape">
+                        <a:avLst/>
+                      </a:prstTxWarp>
+                      <a:spAutoFit/>
+                    </wps:bodyPr>
+                  </wps:wsp>
+                </a:graphicData>
+              </a:graphic>
+            </wp:anchor>
+          </w:drawing>
+        </mc:Choice>
+        <mc:Fallback>
+          <w:pict>
+            <v:shapetype w14:anchorId="01D95842" id="_x0000_t202" coordsize="21600,21600" o:spt="202" path="m,l,21600r21600,l21600,xe">
+              <v:stroke joinstyle="miter"/>
+              <v:path gradientshapeok="t" o:connecttype="rect"/>
+            </v:shapetype>
+            <v:shape id="Text Box 2" o:spid="_x0000_s1026" type="#_x0000_t202" alt="UNCLASSIFIED - NON CLASSIFIÉ" style="position:absolute;margin-left:139.15pt;margin-top:0;width:190.35pt;height:29.65pt;z-index:251659264;visibility:visible;mso-wrap-style:none;mso-wrap-distance-left:0;mso-wrap-distance-top:0;mso-wrap-distance-right:0;mso-wrap-distance-bottom:0;mso-position-horizontal:right;mso-position-horizontal-relative:page;mso-position-vertical:top;mso-position-vertical-relative:page;v-text-anchor:top" o:gfxdata="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" filled="f" stroked="f">
+              <v:fill o:detectmouseclick="t"/>
+              <v:textbox style="mso-fit-shape-to-text:t" inset="0,15pt,20pt,0">
+                <w:txbxContent>
+                  <w:p>
+                    <w:pPr>
+                      <w:spacing w:after="0"/>
+                      <w:rPr>
+                        <w:rFonts w:ascii="Aptos" w:eastAsia="Aptos" w:hAnsi="Aptos" w:cs="Aptos"/>
+                        <w:noProof/>
+                        <w:color w:val="008000"/>
+                        <w:sz w:val="24"/>
+                        <w:szCs w:val="24"/>
+                      </w:rPr>
+                    </w:pPr>
+                    <w:r>
+                      <w:rPr>
+                        <w:rFonts w:ascii="Aptos" w:eastAsia="Aptos" w:hAnsi="Aptos" w:cs="Aptos"/>
+                        <w:noProof/>
+                        <w:color w:val="008000"/>
+                        <w:sz w:val="24"/>
+                        <w:szCs w:val="24"/>
+                      </w:rPr>
+                      <w:t>UNCLASSIFIED - NON CLASSIFIÉ</w:t>
+                    </w:r>
+                  </w:p>
+                </w:txbxContent>
+              </v:textbox>
+              <w10:wrap anchorx="page" anchory="page"/>
+            </v:shape>
+          </w:pict>
+        </mc:Fallback>
+      </mc:AlternateContent>
+    </w:r>
+  </w:p>
+</w:hdr>
+</file>
+
+<file path=word/header2.xml><?xml version="1.0" encoding="utf-8"?>
+<w:hdr xmlns:wpc="http://schemas.microsoft.com/office/word/2010/wordprocessingCanvas" xmlns:cx="http://schemas.microsoft.com/office/drawing/2014/chartex" xmlns:cx1="http://schemas.microsoft.com/office/drawing/2015/9/8/chartex" xmlns:cx2="http://schemas.microsoft.com/office/drawing/2015/10/21/chartex" xmlns:cx3="http://schemas.microsoft.com/office/drawing/2016/5/9/chartex" xmlns:cx4="http://schemas.microsoft.com/office/drawing/2016/5/10/chartex" xmlns:cx5="http://schemas.microsoft.com/office/drawing/2016/5/11/chartex" xmlns:cx6="http://schemas.microsoft.com/office/drawing/2016/5/12/chartex" xmlns:cx7="http://schemas.microsoft.com/office/drawing/2016/5/13/chartex" xmlns:cx8="http://schemas.microsoft.com/office/drawing/2016/5/14/chartex" xmlns:mc="http://schemas.openxmlformats.org/markup-compatibility/2006" xmlns:aink="http://schemas.microsoft.com/office/drawing/2016/ink" xmlns:am3d="http://schemas.microsoft.com/office/drawing/2017/model3d" xmlns:o="urn:schemas-microsoft-com:office:office" xmlns:oel="http://schemas.microsoft.com/office/2019/extlst" xmlns:r="http://schemas.openxmlformats.org/officeDocument/2006/relationships" xmlns:m="http://schemas.openxmlformats.org/officeDocument/2006/math" xmlns:v="urn:schemas-microsoft-com:vml" xmlns:wp14="http://schemas.microsoft.com/office/word/2010/wordprocessingDrawing" xmlns:wp="http://schemas.openxmlformats.org/drawingml/2006/wordprocessingDrawing" xmlns:w10="urn:schemas-microsoft-com:office:word" xmlns:w="http://schemas.openxmlformats.org/wordprocessingml/2006/main" xmlns:w14="http://schemas.microsoft.com/office/word/2010/wordml" xmlns:w15="http://schemas.microsoft.com/office/word/2012/wordml" xmlns:w16cex="http://schemas.microsoft.com/office/word/2018/wordml/cex" xmlns:w16cid="http://schemas.microsoft.com/office/word/2016/wordml/cid" xmlns:w16="http://schemas.microsoft.com/office/word/2018/wordml" xmlns:w16du="http://schemas.microsoft.com/office/word/2023/wordml/word16du" xmlns:w16sdtdh="http://schemas.microsoft.com/office/word/2020/wordml/sdtdatahash" xmlns:w16sdtfl="http://schemas.microsoft.com/office/word/2024/wordml/sdtformatlock" xmlns:w16se="http://schemas.microsoft.com/office/word/2015/wordml/symex" xmlns:wpg="http://schemas.microsoft.com/office/word/2010/wordprocessingGroup" xmlns:wpi="http://schemas.microsoft.com/office/word/2010/wordprocessingInk" xmlns:wne="http://schemas.microsoft.com/office/word/2006/wordml" xmlns:wps="http://schemas.microsoft.com/office/word/2010/wordprocessingShape" mc:Ignorable="w14 w15 w16se w16cid w16 w16cex w16sdtdh w16sdtfl w16du wp14">
+  <w:p>
+    <w:pPr>
+      <w:pStyle w:val="Header"/>
+    </w:pPr>
+    <w:r>
+      <w:rPr>
+        <w:noProof/>
+        <w14:ligatures w14:val="standardContextual"/>
+      </w:rPr>
+      <mc:AlternateContent>
+        <mc:Choice Requires="wps">
+          <w:drawing>
+            <wp:anchor distT="0" distB="0" distL="0" distR="0" simplePos="0" relativeHeight="251660288" behindDoc="0" locked="0" layoutInCell="1" allowOverlap="1" wp14:anchorId="75B1DEBC" wp14:editId="27C839BD">
+              <wp:simplePos x="914400" y="457200"/>
+              <wp:positionH relativeFrom="page">
+                <wp:align>right</wp:align>
+              </wp:positionH>
+              <wp:positionV relativeFrom="page">
+                <wp:align>top</wp:align>
+              </wp:positionV>
+              <wp:extent cx="2417445" cy="376555"/>
+              <wp:effectExtent l="0" t="0" r="0" b="4445"/>
+              <wp:wrapNone/>
+              <wp:docPr id="662594869" name="Text Box 3" descr="UNCLASSIFIED - NON CLASSIFIÉ">
+                <a:extLst xmlns:a="http://schemas.openxmlformats.org/drawingml/2006/main">
+                  <a:ext uri="{5AE41FA2-C0FF-4470-9BD4-5FADCA87CBE2}">
+                    <aclsh:classification xmlns:aclsh="http://schemas.microsoft.com/office/drawing/2020/classificationShape" classificationOutcomeType="hdr"/>
+                  </a:ext>
+                </a:extLst>
+              </wp:docPr>
+              <wp:cNvGraphicFramePr/>
+              <a:graphic xmlns:a="http://schemas.openxmlformats.org/drawingml/2006/main">
+                <a:graphicData uri="http://schemas.microsoft.com/office/word/2010/wordprocessingShape">
+                  <wps:wsp>
+                    <wps:cNvSpPr txBox="1"/>
+                    <wps:spPr>
+                      <a:xfrm>
+                        <a:off x="0" y="0"/>
+                        <a:ext cx="2417445" cy="376555"/>
+                      </a:xfrm>
+                      <a:prstGeom prst="rect">
+                        <a:avLst/>
+                      </a:prstGeom>
+                      <a:noFill/>
+                      <a:ln>
+                        <a:noFill/>
+                      </a:ln>
+                    </wps:spPr>
+                    <wps:txbx>
+                      <w:txbxContent>
+                        <w:p>
+                          <w:pPr>
+                            <w:spacing w:after="0"/>
+                            <w:rPr>
+                              <w:rFonts w:ascii="Aptos" w:eastAsia="Aptos" w:hAnsi="Aptos" w:cs="Aptos"/>
+                              <w:noProof/>
+                              <w:color w:val="008000"/>
+                              <w:sz w:val="24"/>
+                              <w:szCs w:val="24"/>
+                            </w:rPr>
+                          </w:pPr>
+                          <w:r>
+                            <w:rPr>
+                              <w:rFonts w:ascii="Aptos" w:eastAsia="Aptos" w:hAnsi="Aptos" w:cs="Aptos"/>
+                              <w:noProof/>
+                              <w:color w:val="008000"/>
+                              <w:sz w:val="24"/>
+                              <w:szCs w:val="24"/>
+                            </w:rPr>
+                            <w:t>UNCLASSIFIED - NON CLASSIFIÉ</w:t>
+                          </w:r>
+                        </w:p>
+                      </w:txbxContent>
+                    </wps:txbx>
+                    <wps:bodyPr rot="0" spcFirstLastPara="0" vertOverflow="overflow" horzOverflow="overflow" vert="horz" wrap="none" lIns="0" tIns="190500" rIns="254000" bIns="0" numCol="1" spcCol="0" rtlCol="0" fromWordArt="0" anchor="t" anchorCtr="0" forceAA="0" compatLnSpc="1">
+                      <a:prstTxWarp prst="textNoShape">
+                        <a:avLst/>
+                      </a:prstTxWarp>
+                      <a:spAutoFit/>
+                    </wps:bodyPr>
+                  </wps:wsp>
+                </a:graphicData>
+              </a:graphic>
+            </wp:anchor>
+          </w:drawing>
+        </mc:Choice>
+        <mc:Fallback>
+          <w:pict>
+            <v:shapetype w14:anchorId="75B1DEBC" id="_x0000_t202" coordsize="21600,21600" o:spt="202" path="m,l,21600r21600,l21600,xe">
+              <v:stroke joinstyle="miter"/>
+              <v:path gradientshapeok="t" o:connecttype="rect"/>
+            </v:shapetype>
+            <v:shape id="Text Box 3" o:spid="_x0000_s1027" type="#_x0000_t202" alt="UNCLASSIFIED - NON CLASSIFIÉ" style="position:absolute;margin-left:139.15pt;margin-top:0;width:190.35pt;height:29.65pt;z-index:251660288;visibility:visible;mso-wrap-style:none;mso-wrap-distance-left:0;mso-wrap-distance-top:0;mso-wrap-distance-right:0;mso-wrap-distance-bottom:0;mso-position-horizontal:right;mso-position-horizontal-relative:page;mso-position-vertical:top;mso-position-vertical-relative:page;v-text-anchor:top" o:gfxdata="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" filled="f" stroked="f">
+              <v:fill o:detectmouseclick="t"/>
+              <v:textbox style="mso-fit-shape-to-text:t" inset="0,15pt,20pt,0">
+                <w:txbxContent>
+                  <w:p>
+                    <w:pPr>
+                      <w:spacing w:after="0"/>
+                      <w:rPr>
+                        <w:rFonts w:ascii="Aptos" w:eastAsia="Aptos" w:hAnsi="Aptos" w:cs="Aptos"/>
+                        <w:noProof/>
+                        <w:color w:val="008000"/>
+                        <w:sz w:val="24"/>
+                        <w:szCs w:val="24"/>
+                      </w:rPr>
+                    </w:pPr>
+                    <w:r>
+                      <w:rPr>
+                        <w:rFonts w:ascii="Aptos" w:eastAsia="Aptos" w:hAnsi="Aptos" w:cs="Aptos"/>
+                        <w:noProof/>
+                        <w:color w:val="008000"/>
+                        <w:sz w:val="24"/>
+                        <w:szCs w:val="24"/>
+                      </w:rPr>
+                      <w:t>UNCLASSIFIED - NON CLASSIFIÉ</w:t>
+                    </w:r>
+                  </w:p>
+                </w:txbxContent>
+              </v:textbox>
+              <w10:wrap anchorx="page" anchory="page"/>
+            </v:shape>
+          </w:pict>
+        </mc:Fallback>
+      </mc:AlternateContent>
+    </w:r>
+  </w:p>
+</w:hdr>
+</file>
+
+<file path=word/header3.xml><?xml version="1.0" encoding="utf-8"?>
+<w:hdr xmlns:wpc="http://schemas.microsoft.com/office/word/2010/wordprocessingCanvas" xmlns:cx="http://schemas.microsoft.com/office/drawing/2014/chartex" xmlns:cx1="http://schemas.microsoft.com/office/drawing/2015/9/8/chartex" xmlns:cx2="http://schemas.microsoft.com/office/drawing/2015/10/21/chartex" xmlns:cx3="http://schemas.microsoft.com/office/drawing/2016/5/9/chartex" xmlns:cx4="http://schemas.microsoft.com/office/drawing/2016/5/10/chartex" xmlns:cx5="http://schemas.microsoft.com/office/drawing/2016/5/11/chartex" xmlns:cx6="http://schemas.microsoft.com/office/drawing/2016/5/12/chartex" xmlns:cx7="http://schemas.microsoft.com/office/drawing/2016/5/13/chartex" xmlns:cx8="http://schemas.microsoft.com/office/drawing/2016/5/14/chartex" xmlns:mc="http://schemas.openxmlformats.org/markup-compatibility/2006" xmlns:aink="http://schemas.microsoft.com/office/drawing/2016/ink" xmlns:am3d="http://schemas.microsoft.com/office/drawing/2017/model3d" xmlns:o="urn:schemas-microsoft-com:office:office" xmlns:oel="http://schemas.microsoft.com/office/2019/extlst" xmlns:r="http://schemas.openxmlformats.org/officeDocument/2006/relationships" xmlns:m="http://schemas.openxmlformats.org/officeDocument/2006/math" xmlns:v="urn:schemas-microsoft-com:vml" xmlns:wp14="http://schemas.microsoft.com/office/word/2010/wordprocessingDrawing" xmlns:wp="http://schemas.openxmlformats.org/drawingml/2006/wordprocessingDrawing" xmlns:w10="urn:schemas-microsoft-com:office:word" xmlns:w="http://schemas.openxmlformats.org/wordprocessingml/2006/main" xmlns:w14="http://schemas.microsoft.com/office/word/2010/wordml" xmlns:w15="http://schemas.microsoft.com/office/word/2012/wordml" xmlns:w16cex="http://schemas.microsoft.com/office/word/2018/wordml/cex" xmlns:w16cid="http://schemas.microsoft.com/office/word/2016/wordml/cid" xmlns:w16="http://schemas.microsoft.com/office/word/2018/wordml" xmlns:w16du="http://schemas.microsoft.com/office/word/2023/wordml/word16du" xmlns:w16sdtdh="http://schemas.microsoft.com/office/word/2020/wordml/sdtdatahash" xmlns:w16sdtfl="http://schemas.microsoft.com/office/word/2024/wordml/sdtformatlock" xmlns:w16se="http://schemas.microsoft.com/office/word/2015/wordml/symex" xmlns:wpg="http://schemas.microsoft.com/office/word/2010/wordprocessingGroup" xmlns:wpi="http://schemas.microsoft.com/office/word/2010/wordprocessingInk" xmlns:wne="http://schemas.microsoft.com/office/word/2006/wordml" xmlns:wps="http://schemas.microsoft.com/office/word/2010/wordprocessingShape" mc:Ignorable="w14 w15 w16se w16cid w16 w16cex w16sdtdh w16sdtfl w16du wp14">
+  <w:p>
+    <w:pPr>
+      <w:pStyle w:val="Header"/>
+    </w:pPr>
+    <w:r>
+      <w:rPr>
+        <w:noProof/>
+        <w14:ligatures w14:val="standardContextual"/>
+      </w:rPr>
+      <mc:AlternateContent>
+        <mc:Choice Requires="wps">
+          <w:drawing>
+            <wp:anchor distT="0" distB="0" distL="0" distR="0" simplePos="0" relativeHeight="251658240" behindDoc="0" locked="0" layoutInCell="1" allowOverlap="1" wp14:anchorId="265127AA" wp14:editId="231606BB">
+              <wp:simplePos x="635" y="635"/>
+              <wp:positionH relativeFrom="page">
+                <wp:align>right</wp:align>
+              </wp:positionH>
+              <wp:positionV relativeFrom="page">
+                <wp:align>top</wp:align>
+              </wp:positionV>
+              <wp:extent cx="2417445" cy="376555"/>
+              <wp:effectExtent l="0" t="0" r="0" b="4445"/>
+              <wp:wrapNone/>
+              <wp:docPr id="280999469" name="Text Box 1" descr="UNCLASSIFIED - NON CLASSIFIÉ">
+                <a:extLst xmlns:a="http://schemas.openxmlformats.org/drawingml/2006/main">
+                  <a:ext uri="{5AE41FA2-C0FF-4470-9BD4-5FADCA87CBE2}">
+                    <aclsh:classification xmlns:aclsh="http://schemas.microsoft.com/office/drawing/2020/classificationShape" classificationOutcomeType="hdr"/>
+                  </a:ext>
+                </a:extLst>
+              </wp:docPr>
+              <wp:cNvGraphicFramePr/>
+              <a:graphic xmlns:a="http://schemas.openxmlformats.org/drawingml/2006/main">
+                <a:graphicData uri="http://schemas.microsoft.com/office/word/2010/wordprocessingShape">
+                  <wps:wsp>
+                    <wps:cNvSpPr txBox="1"/>
+                    <wps:spPr>
+                      <a:xfrm>
+                        <a:off x="0" y="0"/>
+                        <a:ext cx="2417445" cy="376555"/>
+                      </a:xfrm>
+                      <a:prstGeom prst="rect">
+                        <a:avLst/>
+                      </a:prstGeom>
+                      <a:noFill/>
+                      <a:ln>
+                        <a:noFill/>
+                      </a:ln>
+                    </wps:spPr>
+                    <wps:txbx>
+                      <w:txbxContent>
+                        <w:p>
+                          <w:pPr>
+                            <w:spacing w:after="0"/>
+                            <w:rPr>
+                              <w:rFonts w:ascii="Aptos" w:eastAsia="Aptos" w:hAnsi="Aptos" w:cs="Aptos"/>
+                              <w:noProof/>
+                              <w:color w:val="008000"/>
+                              <w:sz w:val="24"/>
+                              <w:szCs w:val="24"/>
+                            </w:rPr>
+                          </w:pPr>
+                          <w:r>
+                            <w:rPr>
+                              <w:rFonts w:ascii="Aptos" w:eastAsia="Aptos" w:hAnsi="Aptos" w:cs="Aptos"/>
+                              <w:noProof/>
+                              <w:color w:val="008000"/>
+                              <w:sz w:val="24"/>
+                              <w:szCs w:val="24"/>
+                            </w:rPr>
+                            <w:t>UNCLASSIFIED - NON CLASSIFIÉ</w:t>
+                          </w:r>
+                        </w:p>
+                      </w:txbxContent>
+                    </wps:txbx>
+                    <wps:bodyPr rot="0" spcFirstLastPara="0" vertOverflow="overflow" horzOverflow="overflow" vert="horz" wrap="none" lIns="0" tIns="190500" rIns="254000" bIns="0" numCol="1" spcCol="0" rtlCol="0" fromWordArt="0" anchor="t" anchorCtr="0" forceAA="0" compatLnSpc="1">
+                      <a:prstTxWarp prst="textNoShape">
+                        <a:avLst/>
+                      </a:prstTxWarp>
+                      <a:spAutoFit/>
+                    </wps:bodyPr>
+                  </wps:wsp>
+                </a:graphicData>
+              </a:graphic>
+            </wp:anchor>
+          </w:drawing>
+        </mc:Choice>
+        <mc:Fallback>
+          <w:pict>
+            <v:shapetype w14:anchorId="265127AA" id="_x0000_t202" coordsize="21600,21600" o:spt="202" path="m,l,21600r21600,l21600,xe">
+              <v:stroke joinstyle="miter"/>
+              <v:path gradientshapeok="t" o:connecttype="rect"/>
+            </v:shapetype>
+            <v:shape id="Text Box 1" o:spid="_x0000_s1028" type="#_x0000_t202" alt="UNCLASSIFIED - NON CLASSIFIÉ" style="position:absolute;margin-left:139.15pt;margin-top:0;width:190.35pt;height:29.65pt;z-index:251658240;visibility:visible;mso-wrap-style:none;mso-wrap-distance-left:0;mso-wrap-distance-top:0;mso-wrap-distance-right:0;mso-wrap-distance-bottom:0;mso-position-horizontal:right;mso-position-horizontal-relative:page;mso-position-vertical:top;mso-position-vertical-relative:page;v-text-anchor:top" o:gfxdata="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" filled="f" stroked="f">
+              <v:fill o:detectmouseclick="t"/>
+              <v:textbox style="mso-fit-shape-to-text:t" inset="0,15pt,20pt,0">
+                <w:txbxContent>
+                  <w:p>
+                    <w:pPr>
+                      <w:spacing w:after="0"/>
+                      <w:rPr>
+                        <w:rFonts w:ascii="Aptos" w:eastAsia="Aptos" w:hAnsi="Aptos" w:cs="Aptos"/>
+                        <w:noProof/>
+                        <w:color w:val="008000"/>
+                        <w:sz w:val="24"/>
+                        <w:szCs w:val="24"/>
+                      </w:rPr>
+                    </w:pPr>
+                    <w:r>
+                      <w:rPr>
+                        <w:rFonts w:ascii="Aptos" w:eastAsia="Aptos" w:hAnsi="Aptos" w:cs="Aptos"/>
+                        <w:noProof/>
+                        <w:color w:val="008000"/>
+                        <w:sz w:val="24"/>
+                        <w:szCs w:val="24"/>
+                      </w:rPr>
+                      <w:t>UNCLASSIFIED - NON CLASSIFIÉ</w:t>
+                    </w:r>
+                  </w:p>
+                </w:txbxContent>
+              </v:textbox>
+              <w10:wrap anchorx="page" anchory="page"/>
+            </v:shape>
+          </w:pict>
+        </mc:Fallback>
+      </mc:AlternateContent>
+    </w:r>
+  </w:p>
+</w:hdr>
+</file>
+
 <file path=word/numbering.xml><?xml version="1.0" encoding="utf-8"?>
-<w:numbering xmlns:wpc="http://schemas.microsoft.com/office/word/2010/wordprocessingCanvas" xmlns:cx="http://schemas.microsoft.com/office/drawing/2014/chartex" xmlns:cx1="http://schemas.microsoft.com/office/drawing/2015/9/8/chartex" xmlns:cx2="http://schemas.microsoft.com/office/drawing/2015/10/21/chartex" xmlns:cx3="http://schemas.microsoft.com/office/drawing/2016/5/9/chartex" xmlns:cx4="http://schemas.microsoft.com/office/drawing/2016/5/10/chartex" xmlns:cx5="http://schemas.microsoft.com/office/drawing/2016/5/11/chartex" xmlns:cx6="http://schemas.microsoft.com/office/drawing/2016/5/12/chartex" xmlns:cx7="http://schemas.microsoft.com/office/drawing/2016/5/13/chartex" xmlns:cx8="http://schemas.microsoft.com/office/drawing/2016/5/14/chartex" xmlns:mc="http://schemas.openxmlformats.org/markup-compatibility/2006" xmlns:aink="http://schemas.microsoft.com/office/drawing/2016/ink" xmlns:am3d="http://schemas.microsoft.com/office/drawing/2017/model3d" xmlns:o="urn:schemas-microsoft-com:office:office" xmlns:oel="http://schemas.microsoft.com/office/2019/extlst" xmlns:r="http://schemas.openxmlformats.org/officeDocument/2006/relationships" xmlns:m="http://schemas.openxmlformats.org/officeDocument/2006/math" xmlns:v="urn:schemas-microsoft-com:vml" xmlns:wp14="http://schemas.microsoft.com/office/word/2010/wordprocessingDrawing" xmlns:wp="http://schemas.openxmlformats.org/drawingml/2006/wordprocessingDrawing" xmlns:w10="urn:schemas-microsoft-com:office:word" xmlns:w="http://schemas.openxmlformats.org/wordprocessingml/2006/main" xmlns:w14="http://schemas.microsoft.com/office/word/2010/wordml" xmlns:w15="http://schemas.microsoft.com/office/word/2012/wordml" xmlns:w16cex="http://schemas.microsoft.com/office/word/2018/wordml/cex" xmlns:w16cid="http://schemas.microsoft.com/office/word/2016/wordml/cid" xmlns:w16="http://schemas.microsoft.com/office/word/2018/wordml" xmlns:w16sdtdh="http://schemas.microsoft.com/office/word/2020/wordml/sdtdatahash" xmlns:w16se="http://schemas.microsoft.com/office/word/2015/wordml/symex" xmlns:wpg="http://schemas.microsoft.com/office/word/2010/wordprocessingGroup" xmlns:wpi="http://schemas.microsoft.com/office/word/2010/wordprocessingInk" xmlns:wne="http://schemas.microsoft.com/office/word/2006/wordml" xmlns:wps="http://schemas.microsoft.com/office/word/2010/wordprocessingShape" mc:Ignorable="w14 w15 w16se w16cid w16 w16cex w16sdtdh wp14">
+<w:numbering xmlns:wpc="http://schemas.microsoft.com/office/word/2010/wordprocessingCanvas" xmlns:cx="http://schemas.microsoft.com/office/drawing/2014/chartex" xmlns:cx1="http://schemas.microsoft.com/office/drawing/2015/9/8/chartex" xmlns:cx2="http://schemas.microsoft.com/office/drawing/2015/10/21/chartex" xmlns:cx3="http://schemas.microsoft.com/office/drawing/2016/5/9/chartex" xmlns:cx4="http://schemas.microsoft.com/office/drawing/2016/5/10/chartex" xmlns:cx5="http://schemas.microsoft.com/office/drawing/2016/5/11/chartex" xmlns:cx6="http://schemas.microsoft.com/office/drawing/2016/5/12/chartex" xmlns:cx7="http://schemas.microsoft.com/office/drawing/2016/5/13/chartex" xmlns:cx8="http://schemas.microsoft.com/office/drawing/2016/5/14/chartex" xmlns:mc="http://schemas.openxmlformats.org/markup-compatibility/2006" xmlns:aink="http://schemas.microsoft.com/office/drawing/2016/ink" xmlns:am3d="http://schemas.microsoft.com/office/drawing/2017/model3d" xmlns:o="urn:schemas-microsoft-com:office:office" xmlns:oel="http://schemas.microsoft.com/office/2019/extlst" xmlns:r="http://schemas.openxmlformats.org/officeDocument/2006/relationships" xmlns:m="http://schemas.openxmlformats.org/officeDocument/2006/math" xmlns:v="urn:schemas-microsoft-com:vml" xmlns:wp14="http://schemas.microsoft.com/office/word/2010/wordprocessingDrawing" xmlns:wp="http://schemas.openxmlformats.org/drawingml/2006/wordprocessingDrawing" xmlns:w10="urn:schemas-microsoft-com:office:word" xmlns:w="http://schemas.openxmlformats.org/wordprocessingml/2006/main" xmlns:w14="http://schemas.microsoft.com/office/word/2010/wordml" xmlns:w15="http://schemas.microsoft.com/office/word/2012/wordml" xmlns:w16cex="http://schemas.microsoft.com/office/word/2018/wordml/cex" xmlns:w16cid="http://schemas.microsoft.com/office/word/2016/wordml/cid" xmlns:w16="http://schemas.microsoft.com/office/word/2018/wordml" xmlns:w16du="http://schemas.microsoft.com/office/word/2023/wordml/word16du" xmlns:w16sdtdh="http://schemas.microsoft.com/office/word/2020/wordml/sdtdatahash" xmlns:w16sdtfl="http://schemas.microsoft.com/office/word/2024/wordml/sdtformatlock" xmlns:w16se="http://schemas.microsoft.com/office/word/2015/wordml/symex" xmlns:wpg="http://schemas.microsoft.com/office/word/2010/wordprocessingGroup" xmlns:wpi="http://schemas.microsoft.com/office/word/2010/wordprocessingInk" xmlns:wne="http://schemas.microsoft.com/office/word/2006/wordml" xmlns:wps="http://schemas.microsoft.com/office/word/2010/wordprocessingShape" mc:Ignorable="w14 w15 w16se w16cid w16 w16cex w16sdtdh w16sdtfl w16du wp14">
   <w:abstractNum w:abstractNumId="0" w15:restartNumberingAfterBreak="0">
     <w:nsid w:val="63D93D17"/>
     <w:multiLevelType w:val="hybridMultilevel"/>
@@ -8190,7 +5430,7 @@
 </file>
 
 <file path=word/styles.xml><?xml version="1.0" encoding="utf-8"?>
-<w:styles xmlns:mc="http://schemas.openxmlformats.org/markup-compatibility/2006" xmlns:r="http://schemas.openxmlformats.org/officeDocument/2006/relationships" xmlns:w="http://schemas.openxmlformats.org/wordprocessingml/2006/main" xmlns:w14="http://schemas.microsoft.com/office/word/2010/wordml" xmlns:w15="http://schemas.microsoft.com/office/word/2012/wordml" xmlns:w16cex="http://schemas.microsoft.com/office/word/2018/wordml/cex" xmlns:w16cid="http://schemas.microsoft.com/office/word/2016/wordml/cid" xmlns:w16="http://schemas.microsoft.com/office/word/2018/wordml" xmlns:w16sdtdh="http://schemas.microsoft.com/office/word/2020/wordml/sdtdatahash" xmlns:w16se="http://schemas.microsoft.com/office/word/2015/wordml/symex" mc:Ignorable="w14 w15 w16se w16cid w16 w16cex w16sdtdh">
+<w:styles xmlns:mc="http://schemas.openxmlformats.org/markup-compatibility/2006" xmlns:r="http://schemas.openxmlformats.org/officeDocument/2006/relationships" xmlns:w="http://schemas.openxmlformats.org/wordprocessingml/2006/main" xmlns:w14="http://schemas.microsoft.com/office/word/2010/wordml" xmlns:w15="http://schemas.microsoft.com/office/word/2012/wordml" xmlns:w16cex="http://schemas.microsoft.com/office/word/2018/wordml/cex" xmlns:w16cid="http://schemas.microsoft.com/office/word/2016/wordml/cid" xmlns:w16="http://schemas.microsoft.com/office/word/2018/wordml" xmlns:w16du="http://schemas.microsoft.com/office/word/2023/wordml/word16du" xmlns:w16sdtdh="http://schemas.microsoft.com/office/word/2020/wordml/sdtdatahash" xmlns:w16sdtfl="http://schemas.microsoft.com/office/word/2024/wordml/sdtformatlock" xmlns:w16se="http://schemas.microsoft.com/office/word/2015/wordml/symex" mc:Ignorable="w14 w15 w16se w16cid w16 w16cex w16sdtdh w16sdtfl w16du">
   <w:docDefaults>
     <w:rPrDefault>
       <w:rPr>
@@ -8363,7 +5603,7 @@
     <w:lsdException w:name="Table Web 2" w:semiHidden="1" w:unhideWhenUsed="1"/>
     <w:lsdException w:name="Table Web 3" w:semiHidden="1" w:unhideWhenUsed="1"/>
     <w:lsdException w:name="Balloon Text" w:semiHidden="1" w:unhideWhenUsed="1"/>
-    <w:lsdException w:name="Table Grid" w:uiPriority="39"/>
+    <w:lsdException w:name="Table Grid" w:uiPriority="59"/>
     <w:lsdException w:name="Table Theme" w:semiHidden="1" w:unhideWhenUsed="1"/>
     <w:lsdException w:name="Placeholder Text" w:semiHidden="1"/>
     <w:lsdException w:name="No Spacing" w:uiPriority="1" w:qFormat="1"/>
@@ -9446,6 +6686,107 @@
       <w:u w:val="single"/>
     </w:rPr>
   </w:style>
+  <w:style w:type="paragraph" w:styleId="Header">
+    <w:name w:val="header"/>
+    <w:basedOn w:val="Normal"/>
+    <w:link w:val="HeaderChar"/>
+    <w:uiPriority w:val="99"/>
+    <w:unhideWhenUsed/>
+    <w:rsid w:val="003B69B3"/>
+    <w:pPr>
+      <w:tabs>
+        <w:tab w:val="center" w:pos="4680"/>
+        <w:tab w:val="right" w:pos="9360"/>
+      </w:tabs>
+      <w:spacing w:after="0"/>
+    </w:pPr>
+  </w:style>
+  <w:style w:type="character" w:customStyle="1" w:styleId="HeaderChar">
+    <w:name w:val="Header Char"/>
+    <w:basedOn w:val="DefaultParagraphFont"/>
+    <w:link w:val="Header"/>
+    <w:uiPriority w:val="99"/>
+    <w:rsid w:val="003B69B3"/>
+    <w:rPr>
+      <w:rFonts w:ascii="Segoe UI" w:hAnsi="Segoe UI" w:cs="Times New Roman"/>
+      <w:kern w:val="0"/>
+      <w:sz w:val="20"/>
+      <w:szCs w:val="20"/>
+      <w14:ligatures w14:val="none"/>
+    </w:rPr>
+  </w:style>
+  <w:style w:type="table" w:styleId="TableGrid">
+    <w:name w:val="Table Grid"/>
+    <w:basedOn w:val="TableNormal"/>
+    <w:uiPriority w:val="59"/>
+    <w:rsid w:val="003B69B3"/>
+    <w:pPr>
+      <w:spacing w:after="0" w:line="240" w:lineRule="auto"/>
+    </w:pPr>
+    <w:rPr>
+      <w:rFonts w:ascii="Calibri" w:eastAsia="Calibri" w:hAnsi="Calibri" w:cs="Times New Roman"/>
+      <w:kern w:val="0"/>
+      <w:sz w:val="20"/>
+      <w:szCs w:val="20"/>
+      <w14:ligatures w14:val="none"/>
+    </w:rPr>
+    <w:tblPr>
+      <w:tblBorders>
+        <w:top w:val="single" w:sz="4" w:space="0" w:color="auto"/>
+        <w:left w:val="single" w:sz="4" w:space="0" w:color="auto"/>
+        <w:bottom w:val="single" w:sz="4" w:space="0" w:color="auto"/>
+        <w:right w:val="single" w:sz="4" w:space="0" w:color="auto"/>
+        <w:insideH w:val="single" w:sz="4" w:space="0" w:color="auto"/>
+        <w:insideV w:val="single" w:sz="4" w:space="0" w:color="auto"/>
+      </w:tblBorders>
+    </w:tblPr>
+  </w:style>
+  <w:style w:type="paragraph" w:customStyle="1" w:styleId="ChartTitle">
+    <w:name w:val="ChartTitle"/>
+    <w:basedOn w:val="Normal"/>
+    <w:next w:val="ChartNote"/>
+    <w:qFormat/>
+    <w:rsid w:val="003B69B3"/>
+    <w:pPr>
+      <w:spacing w:after="20"/>
+    </w:pPr>
+    <w:rPr>
+      <w:rFonts w:eastAsia="Times New Roman" w:cs="Segoe UI"/>
+      <w:b/>
+      <w:szCs w:val="23"/>
+    </w:rPr>
+  </w:style>
+  <w:style w:type="paragraph" w:customStyle="1" w:styleId="ChartNote">
+    <w:name w:val="ChartNote"/>
+    <w:basedOn w:val="Normal"/>
+    <w:qFormat/>
+    <w:rsid w:val="003B69B3"/>
+    <w:pPr>
+      <w:spacing w:before="20" w:after="40"/>
+    </w:pPr>
+    <w:rPr>
+      <w:rFonts w:eastAsia="+mn-ea"/>
+      <w:color w:val="000000" w:themeColor="text1"/>
+      <w:spacing w:val="-4"/>
+      <w:w w:val="95"/>
+      <w:sz w:val="14"/>
+      <w:szCs w:val="12"/>
+      <w:lang w:val="en-CA" w:eastAsia="en-CA"/>
+    </w:rPr>
+  </w:style>
+  <w:style w:type="paragraph" w:customStyle="1" w:styleId="ChartNumber">
+    <w:name w:val="ChartNumber"/>
+    <w:basedOn w:val="Normal"/>
+    <w:next w:val="ChartTitle"/>
+    <w:qFormat/>
+    <w:rsid w:val="003B69B3"/>
+    <w:pPr>
+      <w:spacing w:before="120" w:after="0"/>
+    </w:pPr>
+    <w:rPr>
+      <w:rFonts w:eastAsia="Calibri" w:cs="Segoe UI"/>
+    </w:rPr>
+  </w:style>
 </w:styles>
 </file>
 

--- a/test/test-document-doc-to-html.docx
+++ b/test/test-document-doc-to-html.docx
@@ -566,7 +566,15 @@
         <w:t>73.0</w:t>
       </w:r>
       <w:r>
-        <w:t xml:space="preserve"> billion at March 31, 202</w:t>
+        <w:t xml:space="preserve"> billion </w:t>
+      </w:r>
+      <w:proofErr w:type="gramStart"/>
+      <w:r>
+        <w:t>at</w:t>
+      </w:r>
+      <w:proofErr w:type="gramEnd"/>
+      <w:r>
+        <w:t xml:space="preserve"> March 31, 202</w:t>
       </w:r>
       <w:r>
         <w:t>3</w:t>
@@ -4802,6 +4810,144 @@
         </w:tc>
       </w:tr>
     </w:tbl>
+    <w:p>
+      <w:pPr>
+        <w:rPr>
+          <w:lang w:val="en-CA"/>
+        </w:rPr>
+      </w:pPr>
+    </w:p>
+    <w:tbl>
+      <w:tblPr>
+        <w:tblStyle w:val="TableGrid"/>
+        <w:tblW w:w="0" w:type="auto"/>
+        <w:shd w:val="clear" w:color="auto" w:fill="D9D9D9" w:themeFill="background1" w:themeFillShade="D9"/>
+        <w:tblLook w:val="04A0" w:firstRow="1" w:lastRow="0" w:firstColumn="1" w:lastColumn="0" w:noHBand="0" w:noVBand="1"/>
+      </w:tblPr>
+      <w:tblGrid>
+        <w:gridCol w:w="9350"/>
+      </w:tblGrid>
+      <w:tr>
+        <w:tc>
+          <w:tcPr>
+            <w:tcW w:w="10070" w:type="dxa"/>
+            <w:shd w:val="clear" w:color="auto" w:fill="D9D9D9" w:themeFill="background1" w:themeFillShade="D9"/>
+          </w:tcPr>
+          <w:p>
+            <w:pPr>
+              <w:spacing w:before="120" w:after="120"/>
+              <w:rPr>
+                <w:b/>
+              </w:rPr>
+            </w:pPr>
+            <w:r>
+              <w:rPr>
+                <w:b/>
+              </w:rPr>
+              <w:t>Canada’s Capital Budgeting Framework</w:t>
+            </w:r>
+          </w:p>
+          <w:p>
+            <w:pPr>
+              <w:spacing w:after="120"/>
+              <w:rPr>
+                <w:lang w:val="en-CA"/>
+              </w:rPr>
+            </w:pPr>
+            <w:r>
+              <w:rPr>
+                <w:lang w:val="en-CA"/>
+              </w:rPr>
+              <w:t xml:space="preserve">A central factor explaining Canada’s weak productivity performance is chronic underinvestment in business capital. To address this issue and help identify and prioritize investments that enhance Canada’s long-term economic potential, the government is moving toward a new capital budgeting approach that distinguishes its day-to-day operational spending from expenditure that stimulates public and private sector capital formation. </w:t>
+            </w:r>
+          </w:p>
+          <w:p>
+            <w:pPr>
+              <w:spacing w:after="120"/>
+              <w:rPr>
+                <w:lang w:val="en-CA"/>
+              </w:rPr>
+            </w:pPr>
+            <w:r>
+              <w:rPr>
+                <w:lang w:val="en-CA"/>
+              </w:rPr>
+              <w:t xml:space="preserve">This new lens will be applied to the federal budget, while preserving the ability for users to compare information across different </w:t>
+            </w:r>
+            <w:r>
+              <w:rPr>
+                <w:lang w:val="en-CA"/>
+              </w:rPr>
+              <w:t xml:space="preserve">financial </w:t>
+            </w:r>
+            <w:r>
+              <w:rPr>
+                <w:lang w:val="en-CA"/>
+              </w:rPr>
+              <w:t xml:space="preserve">publications, including the </w:t>
+            </w:r>
+            <w:r>
+              <w:rPr>
+                <w:i/>
+                <w:iCs/>
+                <w:lang w:val="en-CA"/>
+              </w:rPr>
+              <w:t>Annual Financial Report of the Government of Canada</w:t>
+            </w:r>
+            <w:r>
+              <w:rPr>
+                <w:lang w:val="en-CA"/>
+              </w:rPr>
+              <w:t>. It is designed to augment—not replace—existing reporting. The capital budgeting framework will improve transparency</w:t>
+            </w:r>
+            <w:r>
+              <w:rPr>
+                <w:lang w:val="en-CA"/>
+              </w:rPr>
+              <w:t xml:space="preserve"> around the government’s budgeting process</w:t>
+            </w:r>
+            <w:r>
+              <w:rPr>
+                <w:lang w:val="en-CA"/>
+              </w:rPr>
+              <w:t xml:space="preserve">, helping to clarify how fiscal choices support future economic capacity. </w:t>
+            </w:r>
+          </w:p>
+          <w:p>
+            <w:pPr>
+              <w:rPr>
+                <w:lang w:val="en-CA"/>
+              </w:rPr>
+            </w:pPr>
+            <w:r>
+              <w:rPr>
+                <w:lang w:val="en-CA"/>
+              </w:rPr>
+              <w:t xml:space="preserve">The overarching objective is to reorient spending toward new investments that catalyze private sector activity, by increasing funding for capital formation and spending less on </w:t>
+            </w:r>
+            <w:r>
+              <w:rPr>
+                <w:lang w:val="en-CA"/>
+              </w:rPr>
+              <w:t>day-to-day</w:t>
+            </w:r>
+            <w:r>
+              <w:rPr>
+                <w:lang w:val="en-CA"/>
+              </w:rPr>
+              <w:t xml:space="preserve"> operations. Over time, this approach is expected to play an important role in fiscal policy. </w:t>
+            </w:r>
+          </w:p>
+        </w:tc>
+      </w:tr>
+    </w:tbl>
+    <w:p>
+      <w:pPr>
+        <w:rPr>
+          <w:lang w:val="en-CA"/>
+        </w:rPr>
+      </w:pPr>
+    </w:p>
     <w:p>
       <w:pPr>
         <w:spacing w:after="240"/>
@@ -5003,7 +5149,6 @@
               <v:path gradientshapeok="t" o:connecttype="rect"/>
             </v:shapetype>
             <v:shape id="Text Box 2" o:spid="_x0000_s1026" type="#_x0000_t202" alt="UNCLASSIFIED - NON CLASSIFIÉ" style="position:absolute;margin-left:139.15pt;margin-top:0;width:190.35pt;height:29.65pt;z-index:251659264;visibility:visible;mso-wrap-style:none;mso-wrap-distance-left:0;mso-wrap-distance-top:0;mso-wrap-distance-right:0;mso-wrap-distance-bottom:0;mso-position-horizontal:right;mso-position-horizontal-relative:page;mso-position-vertical:top;mso-position-vertical-relative:page;v-text-anchor:top" o:gfxdata="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" filled="f" stroked="f">
-              <v:fill o:detectmouseclick="t"/>
               <v:textbox style="mso-fit-shape-to-text:t" inset="0,15pt,20pt,0">
                 <w:txbxContent>
                   <w:p>
@@ -5135,7 +5280,6 @@
               <v:path gradientshapeok="t" o:connecttype="rect"/>
             </v:shapetype>
             <v:shape id="Text Box 3" o:spid="_x0000_s1027" type="#_x0000_t202" alt="UNCLASSIFIED - NON CLASSIFIÉ" style="position:absolute;margin-left:139.15pt;margin-top:0;width:190.35pt;height:29.65pt;z-index:251660288;visibility:visible;mso-wrap-style:none;mso-wrap-distance-left:0;mso-wrap-distance-top:0;mso-wrap-distance-right:0;mso-wrap-distance-bottom:0;mso-position-horizontal:right;mso-position-horizontal-relative:page;mso-position-vertical:top;mso-position-vertical-relative:page;v-text-anchor:top" o:gfxdata="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" filled="f" stroked="f">
-              <v:fill o:detectmouseclick="t"/>
               <v:textbox style="mso-fit-shape-to-text:t" inset="0,15pt,20pt,0">
                 <w:txbxContent>
                   <w:p>
@@ -5267,7 +5411,6 @@
               <v:path gradientshapeok="t" o:connecttype="rect"/>
             </v:shapetype>
             <v:shape id="Text Box 1" o:spid="_x0000_s1028" type="#_x0000_t202" alt="UNCLASSIFIED - NON CLASSIFIÉ" style="position:absolute;margin-left:139.15pt;margin-top:0;width:190.35pt;height:29.65pt;z-index:251658240;visibility:visible;mso-wrap-style:none;mso-wrap-distance-left:0;mso-wrap-distance-top:0;mso-wrap-distance-right:0;mso-wrap-distance-bottom:0;mso-position-horizontal:right;mso-position-horizontal-relative:page;mso-position-vertical:top;mso-position-vertical-relative:page;v-text-anchor:top" o:gfxdata="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" filled="f" stroked="f">
-              <v:fill o:detectmouseclick="t"/>
               <v:textbox style="mso-fit-shape-to-text:t" inset="0,15pt,20pt,0">
                 <w:txbxContent>
                   <w:p>
